--- a/courseware/LP-Certified Lean Six Sigma White Belt (CLSSWB) Training.docx
+++ b/courseware/LP-Certified Lean Six Sigma White Belt (CLSSWB) Training.docx
@@ -2,7 +2,6 @@
 <file path=word/document.xml><?xml version="1.0" encoding="utf-8"?>
 <w:document xmlns:wpc="http://schemas.microsoft.com/office/word/2010/wordprocessingCanvas" xmlns:mo="http://schemas.microsoft.com/office/mac/office/2008/main" xmlns:mc="http://schemas.openxmlformats.org/markup-compatibility/2006" xmlns:mv="urn:schemas-microsoft-com:mac:vml" xmlns:o="urn:schemas-microsoft-com:office:office" xmlns:r="http://schemas.openxmlformats.org/officeDocument/2006/relationships" xmlns:m="http://schemas.openxmlformats.org/officeDocument/2006/math" xmlns:v="urn:schemas-microsoft-com:vml" xmlns:wp14="http://schemas.microsoft.com/office/word/2010/wordprocessingDrawing" xmlns:wp="http://schemas.openxmlformats.org/drawingml/2006/wordprocessingDrawing" xmlns:w10="urn:schemas-microsoft-com:office:word" xmlns:w="http://schemas.openxmlformats.org/wordprocessingml/2006/main" xmlns:w14="http://schemas.microsoft.com/office/word/2010/wordml" xmlns:wpg="http://schemas.microsoft.com/office/word/2010/wordprocessingGroup" xmlns:wpi="http://schemas.microsoft.com/office/word/2010/wordprocessingInk" xmlns:wne="http://schemas.microsoft.com/office/word/2006/wordml" xmlns:wps="http://schemas.microsoft.com/office/word/2010/wordprocessingShape" mc:Ignorable="w14 wp14">
   <w:body>
-    <w:p/>
     <w:p/>
     <w:p>
       <w:pPr>
@@ -11,7 +10,7 @@
       <w:r>
         <w:drawing>
           <wp:inline xmlns:a="http://schemas.openxmlformats.org/drawingml/2006/main" xmlns:pic="http://schemas.openxmlformats.org/drawingml/2006/picture">
-            <wp:extent cx="1645920" cy="1645920"/>
+            <wp:extent cx="1920240" cy="1920240"/>
             <wp:docPr id="1" name="Picture 1"/>
             <wp:cNvGraphicFramePr>
               <a:graphicFrameLocks noChangeAspect="1"/>
@@ -20,7 +19,7 @@
               <a:graphicData uri="http://schemas.openxmlformats.org/drawingml/2006/picture">
                 <pic:pic>
                   <pic:nvPicPr>
-                    <pic:cNvPr id="0" name="tertiary-logo.png"/>
+                    <pic:cNvPr id="0" name="tertiary-infotech-logo.png"/>
                     <pic:cNvPicPr/>
                   </pic:nvPicPr>
                   <pic:blipFill>
@@ -32,7 +31,7 @@
                   <pic:spPr>
                     <a:xfrm>
                       <a:off x="0" y="0"/>
-                      <a:ext cx="1645920" cy="1645920"/>
+                      <a:ext cx="1920240" cy="1920240"/>
                     </a:xfrm>
                     <a:prstGeom prst="rect"/>
                   </pic:spPr>
@@ -45,27 +44,69 @@
     </w:p>
     <w:p>
       <w:pPr>
+        <w:spacing w:before="40" w:after="20"/>
         <w:jc w:val="center"/>
       </w:pPr>
       <w:r>
         <w:rPr>
-          <w:rFonts w:ascii="Arial" w:hAnsi="Arial"/>
+          <w:b/>
+          <w:color w:val="111827"/>
+          <w:sz w:val="26"/>
+        </w:rPr>
+        <w:t>Tertiary Infotech Academy Pte Ltd</w:t>
+      </w:r>
+    </w:p>
+    <w:p>
+      <w:pPr>
+        <w:spacing w:before="0" w:after="200"/>
+        <w:jc w:val="center"/>
+      </w:pPr>
+      <w:r>
+        <w:rPr>
+          <w:b w:val="0"/>
+          <w:color w:val="555B66"/>
+          <w:sz w:val="20"/>
+        </w:rPr>
+        <w:t>UEN: 201200696W</w:t>
+      </w:r>
+    </w:p>
+    <w:p>
+      <w:pPr>
+        <w:spacing w:before="0" w:after="80"/>
+        <w:jc w:val="center"/>
+      </w:pPr>
+      <w:r>
+        <w:rPr>
           <w:b/>
           <w:color w:val="1F6FEB"/>
-          <w:sz w:val="48"/>
+          <w:sz w:val="52"/>
         </w:rPr>
         <w:t>LESSON PLAN</w:t>
       </w:r>
     </w:p>
     <w:p>
       <w:pPr>
+        <w:spacing w:before="80" w:after="160"/>
         <w:jc w:val="center"/>
       </w:pPr>
       <w:r>
         <w:rPr>
-          <w:rFonts w:ascii="Arial" w:hAnsi="Arial"/>
+          <w:b w:val="0"/>
+          <w:color w:val="555B66"/>
+          <w:sz w:val="24"/>
+        </w:rPr>
+        <w:t>For</w:t>
+      </w:r>
+    </w:p>
+    <w:p>
+      <w:pPr>
+        <w:spacing w:before="80" w:after="40"/>
+        <w:jc w:val="center"/>
+      </w:pPr>
+      <w:r>
+        <w:rPr>
           <w:b/>
-          <w:color w:val="161B26"/>
+          <w:color w:val="111827"/>
           <w:sz w:val="40"/>
         </w:rPr>
         <w:t>Certified Lean Six Sigma White Belt (CLSSWB) Training</w:t>
@@ -73,35 +114,55 @@
     </w:p>
     <w:p>
       <w:pPr>
+        <w:spacing w:before="80" w:after="280"/>
         <w:jc w:val="center"/>
       </w:pPr>
       <w:r>
         <w:rPr>
-          <w:rFonts w:ascii="Arial" w:hAnsi="Arial"/>
-          <w:sz w:val="22"/>
+          <w:b w:val="0"/>
+          <w:color w:val="111827"/>
+          <w:sz w:val="24"/>
         </w:rPr>
         <w:t>TGS Ref No: TGS-2025053210</w:t>
       </w:r>
     </w:p>
     <w:p>
       <w:pPr>
+        <w:spacing w:before="0" w:after="40"/>
         <w:jc w:val="center"/>
       </w:pPr>
       <w:r>
         <w:rPr>
-          <w:rFonts w:ascii="Arial" w:hAnsi="Arial"/>
+          <w:b w:val="0"/>
+          <w:color w:val="555B66"/>
           <w:sz w:val="22"/>
         </w:rPr>
-        <w:t>Conducted by Tertiary Infotech Academy Pte Ltd</w:t>
+        <w:t>Conducted by</w:t>
       </w:r>
     </w:p>
     <w:p>
       <w:pPr>
+        <w:spacing w:before="0" w:after="40"/>
         <w:jc w:val="center"/>
       </w:pPr>
       <w:r>
         <w:rPr>
-          <w:rFonts w:ascii="Arial" w:hAnsi="Arial"/>
+          <w:b/>
+          <w:color w:val="111827"/>
+          <w:sz w:val="26"/>
+        </w:rPr>
+        <w:t>Tertiary Infotech Academy Pte Ltd</w:t>
+      </w:r>
+    </w:p>
+    <w:p>
+      <w:pPr>
+        <w:spacing w:before="0" w:after="240"/>
+        <w:jc w:val="center"/>
+      </w:pPr>
+      <w:r>
+        <w:rPr>
+          <w:b w:val="0"/>
+          <w:color w:val="555B66"/>
           <w:sz w:val="22"/>
         </w:rPr>
         <w:t>UEN: 201200696W</w:t>
@@ -109,14 +170,16 @@
     </w:p>
     <w:p>
       <w:pPr>
+        <w:spacing w:before="0" w:after="80"/>
         <w:jc w:val="center"/>
       </w:pPr>
       <w:r>
         <w:rPr>
-          <w:rFonts w:ascii="Arial" w:hAnsi="Arial"/>
-          <w:sz w:val="22"/>
+          <w:b/>
+          <w:color w:val="1F6FEB"/>
+          <w:sz w:val="24"/>
         </w:rPr>
-        <w:t>Version 1.0</w:t>
+        <w:t>Version 2</w:t>
       </w:r>
     </w:p>
     <w:p>
@@ -126,10 +189,15 @@
     </w:p>
     <w:p>
       <w:pPr>
-        <w:pStyle w:val="Heading1"/>
+        <w:spacing w:after="120"/>
       </w:pPr>
       <w:r>
-        <w:t>Document Version Control Record</w:t>
+        <w:rPr>
+          <w:b/>
+          <w:color w:val="111827"/>
+          <w:sz w:val="24"/>
+        </w:rPr>
+        <w:t>DOCUMENT VERSION CONTROL RECORD</w:t>
       </w:r>
     </w:p>
     <w:tbl>
@@ -140,80 +208,72 @@
         <w:tblLook w:firstColumn="1" w:firstRow="1" w:lastColumn="0" w:lastRow="0" w:noHBand="0" w:noVBand="1" w:val="04A0"/>
       </w:tblPr>
       <w:tblGrid>
-        <w:gridCol w:w="3600"/>
-        <w:gridCol w:w="3600"/>
-        <w:gridCol w:w="3600"/>
-        <w:gridCol w:w="3600"/>
+        <w:gridCol w:w="2160"/>
+        <w:gridCol w:w="2160"/>
+        <w:gridCol w:w="2160"/>
+        <w:gridCol w:w="2160"/>
       </w:tblGrid>
       <w:tr>
         <w:tc>
           <w:tcPr>
-            <w:tcW w:type="dxa" w:w="3600"/>
-            <w:vAlign w:val="center"/>
+            <w:tcW w:type="dxa" w:w="2160"/>
             <w:shd w:val="clear" w:color="auto" w:fill="1F6FEB"/>
           </w:tcPr>
           <w:p>
             <w:r/>
             <w:r>
               <w:rPr>
-                <w:rFonts w:ascii="Arial" w:hAnsi="Arial"/>
                 <w:b/>
                 <w:color w:val="FFFFFF"/>
                 <w:sz w:val="19"/>
               </w:rPr>
-              <w:t>Version</w:t>
+              <w:t>Version Number</w:t>
             </w:r>
           </w:p>
         </w:tc>
         <w:tc>
           <w:tcPr>
-            <w:tcW w:type="dxa" w:w="3600"/>
-            <w:vAlign w:val="center"/>
+            <w:tcW w:type="dxa" w:w="2160"/>
             <w:shd w:val="clear" w:color="auto" w:fill="1F6FEB"/>
           </w:tcPr>
           <w:p>
             <w:r/>
             <w:r>
               <w:rPr>
-                <w:rFonts w:ascii="Arial" w:hAnsi="Arial"/>
                 <w:b/>
                 <w:color w:val="FFFFFF"/>
                 <w:sz w:val="19"/>
               </w:rPr>
-              <w:t>Effective Date</w:t>
+              <w:t>Effective Date of Release</w:t>
             </w:r>
           </w:p>
         </w:tc>
         <w:tc>
           <w:tcPr>
-            <w:tcW w:type="dxa" w:w="3600"/>
-            <w:vAlign w:val="center"/>
+            <w:tcW w:type="dxa" w:w="2160"/>
             <w:shd w:val="clear" w:color="auto" w:fill="1F6FEB"/>
           </w:tcPr>
           <w:p>
             <w:r/>
             <w:r>
               <w:rPr>
-                <w:rFonts w:ascii="Arial" w:hAnsi="Arial"/>
                 <w:b/>
                 <w:color w:val="FFFFFF"/>
                 <w:sz w:val="19"/>
               </w:rPr>
-              <w:t>Summary of Changes</w:t>
+              <w:t>Summary of Included Changes</w:t>
             </w:r>
           </w:p>
         </w:tc>
         <w:tc>
           <w:tcPr>
-            <w:tcW w:type="dxa" w:w="3600"/>
-            <w:vAlign w:val="center"/>
+            <w:tcW w:type="dxa" w:w="2160"/>
             <w:shd w:val="clear" w:color="auto" w:fill="1F6FEB"/>
           </w:tcPr>
           <w:p>
             <w:r/>
             <w:r>
               <w:rPr>
-                <w:rFonts w:ascii="Arial" w:hAnsi="Arial"/>
                 <w:b/>
                 <w:color w:val="FFFFFF"/>
                 <w:sz w:val="19"/>
@@ -226,74 +286,253 @@
       <w:tr>
         <w:tc>
           <w:tcPr>
-            <w:tcW w:type="dxa" w:w="3600"/>
-            <w:vAlign w:val="center"/>
+            <w:tcW w:type="dxa" w:w="2160"/>
           </w:tcPr>
           <w:p>
             <w:r/>
             <w:r>
               <w:rPr>
-                <w:rFonts w:ascii="Arial" w:hAnsi="Arial"/>
-                <w:b w:val="0"/>
-                <w:sz w:val="18"/>
+                <w:sz w:val="19"/>
               </w:rPr>
-              <w:t>1.0</w:t>
+              <w:t>1</w:t>
             </w:r>
           </w:p>
         </w:tc>
         <w:tc>
           <w:tcPr>
-            <w:tcW w:type="dxa" w:w="3600"/>
-            <w:vAlign w:val="center"/>
+            <w:tcW w:type="dxa" w:w="2160"/>
           </w:tcPr>
           <w:p>
             <w:r/>
             <w:r>
               <w:rPr>
-                <w:rFonts w:ascii="Arial" w:hAnsi="Arial"/>
-                <w:b w:val="0"/>
-                <w:sz w:val="18"/>
+                <w:sz w:val="19"/>
               </w:rPr>
-              <w:t>9 July 2026</w:t>
+              <w:t>1 July 2026</w:t>
             </w:r>
           </w:p>
         </w:tc>
         <w:tc>
           <w:tcPr>
-            <w:tcW w:type="dxa" w:w="3600"/>
-            <w:vAlign w:val="center"/>
+            <w:tcW w:type="dxa" w:w="2160"/>
           </w:tcPr>
           <w:p>
             <w:r/>
             <w:r>
               <w:rPr>
-                <w:rFonts w:ascii="Arial" w:hAnsi="Arial"/>
-                <w:b w:val="0"/>
-                <w:sz w:val="18"/>
+                <w:sz w:val="19"/>
               </w:rPr>
-              <w:t>First courseware release aligned to the eight CLSSWB labs</w:t>
+              <w:t>Initial release — CLSSWB 1-day lesson plan for the Lean Six Sigma awareness course.</w:t>
             </w:r>
           </w:p>
         </w:tc>
         <w:tc>
           <w:tcPr>
-            <w:tcW w:type="dxa" w:w="3600"/>
-            <w:vAlign w:val="center"/>
+            <w:tcW w:type="dxa" w:w="2160"/>
           </w:tcPr>
           <w:p>
             <w:r/>
             <w:r>
               <w:rPr>
-                <w:rFonts w:ascii="Arial" w:hAnsi="Arial"/>
-                <w:b w:val="0"/>
-                <w:sz w:val="18"/>
+                <w:sz w:val="19"/>
               </w:rPr>
-              <w:t>Tertiary Infotech Academy Pte Ltd</w:t>
+              <w:t>Dr. Alfred Ang</w:t>
+            </w:r>
+          </w:p>
+        </w:tc>
+      </w:tr>
+      <w:tr>
+        <w:tc>
+          <w:tcPr>
+            <w:tcW w:type="dxa" w:w="2160"/>
+          </w:tcPr>
+          <w:p>
+            <w:r/>
+            <w:r>
+              <w:rPr>
+                <w:sz w:val="19"/>
+              </w:rPr>
+              <w:t>2</w:t>
+            </w:r>
+          </w:p>
+        </w:tc>
+        <w:tc>
+          <w:tcPr>
+            <w:tcW w:type="dxa" w:w="2160"/>
+          </w:tcPr>
+          <w:p>
+            <w:r/>
+            <w:r>
+              <w:rPr>
+                <w:sz w:val="19"/>
+              </w:rPr>
+              <w:t>19 July 2026</w:t>
+            </w:r>
+          </w:p>
+        </w:tc>
+        <w:tc>
+          <w:tcPr>
+            <w:tcW w:type="dxa" w:w="2160"/>
+          </w:tcPr>
+          <w:p>
+            <w:r/>
+            <w:r>
+              <w:rPr>
+                <w:sz w:val="19"/>
+              </w:rPr>
+              <w:t>Lesson plan rebuilt from the single-source content module. Schedule restructured to follow the DMAIC roadmap end to end within one 8-hour training day, with exactly one hands-on lab per DMAIC phase (5 labs) on a single continuous scenario. Content simplified to White Belt awareness depth: sigma-level and DPMO calculation, MSA, FMEA, value stream mapping, Kano analysis, weighted solution-selection matrices and SPC control limits removed. Assessment aligned to the TMS record: WA (SAQ, 30 min) plus Case Study (30 min); slide references added to the schedule.</w:t>
+            </w:r>
+          </w:p>
+        </w:tc>
+        <w:tc>
+          <w:tcPr>
+            <w:tcW w:type="dxa" w:w="2160"/>
+          </w:tcPr>
+          <w:p>
+            <w:r/>
+            <w:r>
+              <w:rPr>
+                <w:sz w:val="19"/>
+              </w:rPr>
+              <w:t>Dr. Alfred Ang</w:t>
             </w:r>
           </w:p>
         </w:tc>
       </w:tr>
     </w:tbl>
+    <w:p>
+      <w:r>
+        <w:br w:type="page"/>
+      </w:r>
+    </w:p>
+    <w:p>
+      <w:pPr>
+        <w:spacing w:after="120"/>
+      </w:pPr>
+      <w:r>
+        <w:rPr>
+          <w:b/>
+          <w:color w:val="111827"/>
+          <w:sz w:val="24"/>
+        </w:rPr>
+        <w:t>TABLE OF CONTENTS</w:t>
+      </w:r>
+    </w:p>
+    <w:p>
+      <w:pPr>
+        <w:tabs>
+          <w:tab w:pos="9072" w:val="right" w:leader="dot"/>
+        </w:tabs>
+        <w:spacing w:after="60"/>
+      </w:pPr>
+      <w:r>
+        <w:rPr>
+          <w:rFonts w:ascii="Arial" w:hAnsi="Arial"/>
+          <w:b/>
+          <w:color w:val="333333"/>
+          <w:sz w:val="22"/>
+        </w:rPr>
+        <w:t>Course Information</w:t>
+        <w:tab/>
+        <w:t>4</w:t>
+      </w:r>
+    </w:p>
+    <w:p>
+      <w:pPr>
+        <w:tabs>
+          <w:tab w:pos="9072" w:val="right" w:leader="dot"/>
+        </w:tabs>
+        <w:spacing w:after="60"/>
+      </w:pPr>
+      <w:r>
+        <w:rPr>
+          <w:rFonts w:ascii="Arial" w:hAnsi="Arial"/>
+          <w:b/>
+          <w:color w:val="333333"/>
+          <w:sz w:val="22"/>
+        </w:rPr>
+        <w:t>Learning Outcomes</w:t>
+        <w:tab/>
+        <w:t>4</w:t>
+      </w:r>
+    </w:p>
+    <w:p>
+      <w:pPr>
+        <w:tabs>
+          <w:tab w:pos="9072" w:val="right" w:leader="dot"/>
+        </w:tabs>
+        <w:spacing w:after="60"/>
+      </w:pPr>
+      <w:r>
+        <w:rPr>
+          <w:rFonts w:ascii="Arial" w:hAnsi="Arial"/>
+          <w:b/>
+          <w:color w:val="333333"/>
+          <w:sz w:val="22"/>
+        </w:rPr>
+        <w:t>Assessment</w:t>
+        <w:tab/>
+        <w:t>4</w:t>
+      </w:r>
+    </w:p>
+    <w:p>
+      <w:pPr>
+        <w:tabs>
+          <w:tab w:pos="9072" w:val="right" w:leader="dot"/>
+        </w:tabs>
+        <w:spacing w:after="60"/>
+      </w:pPr>
+      <w:r>
+        <w:rPr>
+          <w:rFonts w:ascii="Arial" w:hAnsi="Arial"/>
+          <w:b/>
+          <w:color w:val="333333"/>
+          <w:sz w:val="22"/>
+        </w:rPr>
+        <w:t>Course Schedule</w:t>
+        <w:tab/>
+        <w:t>4</w:t>
+      </w:r>
+    </w:p>
+    <w:p>
+      <w:pPr>
+        <w:tabs>
+          <w:tab w:pos="9072" w:val="right" w:leader="dot"/>
+        </w:tabs>
+        <w:spacing w:after="60"/>
+        <w:ind w:left="432"/>
+      </w:pPr>
+      <w:r>
+        <w:rPr>
+          <w:rFonts w:ascii="Arial" w:hAnsi="Arial"/>
+          <w:b w:val="0"/>
+          <w:color w:val="333333"/>
+          <w:sz w:val="21"/>
+        </w:rPr>
+        <w:t>Day 1 — Lean Six Sigma foundations and the full DMAIC roadmap, with assessment</w:t>
+        <w:tab/>
+        <w:t>4</w:t>
+      </w:r>
+    </w:p>
+    <w:p>
+      <w:pPr>
+        <w:tabs>
+          <w:tab w:pos="9072" w:val="right" w:leader="dot"/>
+        </w:tabs>
+        <w:spacing w:after="60"/>
+      </w:pPr>
+      <w:r>
+        <w:rPr>
+          <w:rFonts w:ascii="Arial" w:hAnsi="Arial"/>
+          <w:b/>
+          <w:color w:val="333333"/>
+          <w:sz w:val="22"/>
+        </w:rPr>
+        <w:t>Lab Reference (aligned to the DMAIC phases)</w:t>
+        <w:tab/>
+        <w:t>6</w:t>
+      </w:r>
+    </w:p>
     <w:p>
       <w:r>
         <w:br w:type="page"/>
@@ -311,28 +550,24 @@
       <w:tblPr>
         <w:tblStyle w:val="TableGrid"/>
         <w:tblW w:type="auto" w:w="0"/>
-        <w:jc w:val="center"/>
         <w:tblLook w:firstColumn="1" w:firstRow="1" w:lastColumn="0" w:lastRow="0" w:noHBand="0" w:noVBand="1" w:val="04A0"/>
       </w:tblPr>
       <w:tblGrid>
-        <w:gridCol w:w="7200"/>
-        <w:gridCol w:w="7200"/>
+        <w:gridCol w:w="4320"/>
+        <w:gridCol w:w="4320"/>
       </w:tblGrid>
       <w:tr>
         <w:tc>
           <w:tcPr>
-            <w:tcW w:type="dxa" w:w="7200"/>
-            <w:vAlign w:val="center"/>
-            <w:shd w:val="clear" w:color="auto" w:fill="F1F5FB"/>
+            <w:tcW w:type="dxa" w:w="4320"/>
+            <w:shd w:val="clear" w:color="auto" w:fill="E8F0FE"/>
           </w:tcPr>
           <w:p>
             <w:r/>
             <w:r>
               <w:rPr>
-                <w:rFonts w:ascii="Arial" w:hAnsi="Arial"/>
                 <w:b/>
-                <w:color w:val="161B26"/>
-                <w:sz w:val="19"/>
+                <w:sz w:val="20"/>
               </w:rPr>
               <w:t>Course Title</w:t>
             </w:r>
@@ -340,16 +575,13 @@
         </w:tc>
         <w:tc>
           <w:tcPr>
-            <w:tcW w:type="dxa" w:w="7200"/>
-            <w:vAlign w:val="center"/>
+            <w:tcW w:type="dxa" w:w="4320"/>
           </w:tcPr>
           <w:p>
             <w:r/>
             <w:r>
               <w:rPr>
-                <w:rFonts w:ascii="Arial" w:hAnsi="Arial"/>
-                <w:b w:val="0"/>
-                <w:sz w:val="19"/>
+                <w:sz w:val="20"/>
               </w:rPr>
               <w:t>Certified Lean Six Sigma White Belt (CLSSWB) Training</w:t>
             </w:r>
@@ -359,35 +591,29 @@
       <w:tr>
         <w:tc>
           <w:tcPr>
-            <w:tcW w:type="dxa" w:w="7200"/>
-            <w:vAlign w:val="center"/>
-            <w:shd w:val="clear" w:color="auto" w:fill="F1F5FB"/>
+            <w:tcW w:type="dxa" w:w="4320"/>
+            <w:shd w:val="clear" w:color="auto" w:fill="E8F0FE"/>
           </w:tcPr>
           <w:p>
             <w:r/>
             <w:r>
               <w:rPr>
-                <w:rFonts w:ascii="Arial" w:hAnsi="Arial"/>
                 <w:b/>
-                <w:color w:val="161B26"/>
-                <w:sz w:val="19"/>
+                <w:sz w:val="20"/>
               </w:rPr>
-              <w:t>Course Code</w:t>
+              <w:t>WSQ Course Reference</w:t>
             </w:r>
           </w:p>
         </w:tc>
         <w:tc>
           <w:tcPr>
-            <w:tcW w:type="dxa" w:w="7200"/>
-            <w:vAlign w:val="center"/>
+            <w:tcW w:type="dxa" w:w="4320"/>
           </w:tcPr>
           <w:p>
             <w:r/>
             <w:r>
               <w:rPr>
-                <w:rFonts w:ascii="Arial" w:hAnsi="Arial"/>
-                <w:b w:val="0"/>
-                <w:sz w:val="19"/>
+                <w:sz w:val="20"/>
               </w:rPr>
               <w:t>TGS-2025053210</w:t>
             </w:r>
@@ -397,18 +623,47 @@
       <w:tr>
         <w:tc>
           <w:tcPr>
-            <w:tcW w:type="dxa" w:w="7200"/>
-            <w:vAlign w:val="center"/>
-            <w:shd w:val="clear" w:color="auto" w:fill="F1F5FB"/>
+            <w:tcW w:type="dxa" w:w="4320"/>
+            <w:shd w:val="clear" w:color="auto" w:fill="E8F0FE"/>
           </w:tcPr>
           <w:p>
             <w:r/>
             <w:r>
               <w:rPr>
-                <w:rFonts w:ascii="Arial" w:hAnsi="Arial"/>
                 <w:b/>
-                <w:color w:val="161B26"/>
-                <w:sz w:val="19"/>
+                <w:sz w:val="20"/>
+              </w:rPr>
+              <w:t>Training Provider</w:t>
+            </w:r>
+          </w:p>
+        </w:tc>
+        <w:tc>
+          <w:tcPr>
+            <w:tcW w:type="dxa" w:w="4320"/>
+          </w:tcPr>
+          <w:p>
+            <w:r/>
+            <w:r>
+              <w:rPr>
+                <w:sz w:val="20"/>
+              </w:rPr>
+              <w:t>Tertiary Infotech Academy Pte Ltd  (UEN 201200696W)</w:t>
+            </w:r>
+          </w:p>
+        </w:tc>
+      </w:tr>
+      <w:tr>
+        <w:tc>
+          <w:tcPr>
+            <w:tcW w:type="dxa" w:w="4320"/>
+            <w:shd w:val="clear" w:color="auto" w:fill="E8F0FE"/>
+          </w:tcPr>
+          <w:p>
+            <w:r/>
+            <w:r>
+              <w:rPr>
+                <w:b/>
+                <w:sz w:val="20"/>
               </w:rPr>
               <w:t>Duration</w:t>
             </w:r>
@@ -416,18 +671,15 @@
         </w:tc>
         <w:tc>
           <w:tcPr>
-            <w:tcW w:type="dxa" w:w="7200"/>
-            <w:vAlign w:val="center"/>
+            <w:tcW w:type="dxa" w:w="4320"/>
           </w:tcPr>
           <w:p>
             <w:r/>
             <w:r>
               <w:rPr>
-                <w:rFonts w:ascii="Arial" w:hAnsi="Arial"/>
-                <w:b w:val="0"/>
-                <w:sz w:val="19"/>
+                <w:sz w:val="20"/>
               </w:rPr>
-              <w:t>2 days / 16 training hours</w:t>
+              <w:t>1 day · 8 training hours</w:t>
             </w:r>
           </w:p>
         </w:tc>
@@ -435,37 +687,31 @@
       <w:tr>
         <w:tc>
           <w:tcPr>
-            <w:tcW w:type="dxa" w:w="7200"/>
-            <w:vAlign w:val="center"/>
-            <w:shd w:val="clear" w:color="auto" w:fill="F1F5FB"/>
+            <w:tcW w:type="dxa" w:w="4320"/>
+            <w:shd w:val="clear" w:color="auto" w:fill="E8F0FE"/>
           </w:tcPr>
           <w:p>
             <w:r/>
             <w:r>
               <w:rPr>
-                <w:rFonts w:ascii="Arial" w:hAnsi="Arial"/>
                 <w:b/>
-                <w:color w:val="161B26"/>
-                <w:sz w:val="19"/>
+                <w:sz w:val="20"/>
               </w:rPr>
-              <w:t>Delivery Mode</w:t>
+              <w:t>Daily Timing</w:t>
             </w:r>
           </w:p>
         </w:tc>
         <w:tc>
           <w:tcPr>
-            <w:tcW w:type="dxa" w:w="7200"/>
-            <w:vAlign w:val="center"/>
+            <w:tcW w:type="dxa" w:w="4320"/>
           </w:tcPr>
           <w:p>
             <w:r/>
             <w:r>
               <w:rPr>
-                <w:rFonts w:ascii="Arial" w:hAnsi="Arial"/>
-                <w:b w:val="0"/>
-                <w:sz w:val="19"/>
+                <w:sz w:val="20"/>
               </w:rPr>
-              <w:t>Instructor-led classroom facilitation with hands-on labs and portfolio evidence</w:t>
+              <w:t>9:30 am – 6:30 pm (1-hour lunch; tea breaks within training time)</w:t>
             </w:r>
           </w:p>
         </w:tc>
@@ -473,37 +719,31 @@
       <w:tr>
         <w:tc>
           <w:tcPr>
-            <w:tcW w:type="dxa" w:w="7200"/>
-            <w:vAlign w:val="center"/>
-            <w:shd w:val="clear" w:color="auto" w:fill="F1F5FB"/>
+            <w:tcW w:type="dxa" w:w="4320"/>
+            <w:shd w:val="clear" w:color="auto" w:fill="E8F0FE"/>
           </w:tcPr>
           <w:p>
             <w:r/>
             <w:r>
               <w:rPr>
-                <w:rFonts w:ascii="Arial" w:hAnsi="Arial"/>
                 <w:b/>
-                <w:color w:val="161B26"/>
-                <w:sz w:val="19"/>
+                <w:sz w:val="20"/>
               </w:rPr>
-              <w:t>Resources</w:t>
+              <w:t>Mode</w:t>
             </w:r>
           </w:p>
         </w:tc>
         <w:tc>
           <w:tcPr>
-            <w:tcW w:type="dxa" w:w="7200"/>
-            <w:vAlign w:val="center"/>
+            <w:tcW w:type="dxa" w:w="4320"/>
           </w:tcPr>
           <w:p>
             <w:r/>
             <w:r>
               <w:rPr>
-                <w:rFonts w:ascii="Arial" w:hAnsi="Arial"/>
-                <w:b w:val="0"/>
-                <w:sz w:val="19"/>
+                <w:sz w:val="20"/>
               </w:rPr>
-              <w:t>PPT slides, Learner Guide, labs, templates, LMS, learner portfolio folder</w:t>
+              <w:t>Instructor-led, hands-on Lean Six Sigma labs using the BrewBean Cafe morning rush improvement scenario</w:t>
             </w:r>
           </w:p>
         </w:tc>
@@ -511,37 +751,63 @@
       <w:tr>
         <w:tc>
           <w:tcPr>
-            <w:tcW w:type="dxa" w:w="7200"/>
-            <w:vAlign w:val="center"/>
-            <w:shd w:val="clear" w:color="auto" w:fill="F1F5FB"/>
+            <w:tcW w:type="dxa" w:w="4320"/>
+            <w:shd w:val="clear" w:color="auto" w:fill="E8F0FE"/>
           </w:tcPr>
           <w:p>
             <w:r/>
             <w:r>
               <w:rPr>
-                <w:rFonts w:ascii="Arial" w:hAnsi="Arial"/>
                 <w:b/>
-                <w:color w:val="161B26"/>
-                <w:sz w:val="19"/>
+                <w:sz w:val="20"/>
               </w:rPr>
-              <w:t>Assessment Linkage</w:t>
+              <w:t>TSC Alignment</w:t>
             </w:r>
           </w:p>
         </w:tc>
         <w:tc>
           <w:tcPr>
-            <w:tcW w:type="dxa" w:w="7200"/>
-            <w:vAlign w:val="center"/>
+            <w:tcW w:type="dxa" w:w="4320"/>
           </w:tcPr>
           <w:p>
             <w:r/>
             <w:r>
               <w:rPr>
-                <w:rFonts w:ascii="Arial" w:hAnsi="Arial"/>
-                <w:b w:val="0"/>
-                <w:sz w:val="19"/>
+                <w:sz w:val="20"/>
               </w:rPr>
-              <w:t>Lab outputs prepare learners for final competency evidence and review.</w:t>
+              <w:t>Quality Process Control (ELE-QUA-5006-1.1)</w:t>
+            </w:r>
+          </w:p>
+        </w:tc>
+      </w:tr>
+      <w:tr>
+        <w:tc>
+          <w:tcPr>
+            <w:tcW w:type="dxa" w:w="4320"/>
+            <w:shd w:val="clear" w:color="auto" w:fill="E8F0FE"/>
+          </w:tcPr>
+          <w:p>
+            <w:r/>
+            <w:r>
+              <w:rPr>
+                <w:b/>
+                <w:sz w:val="20"/>
+              </w:rPr>
+              <w:t>Trainer</w:t>
+            </w:r>
+          </w:p>
+        </w:tc>
+        <w:tc>
+          <w:tcPr>
+            <w:tcW w:type="dxa" w:w="4320"/>
+          </w:tcPr>
+          <w:p>
+            <w:r/>
+            <w:r>
+              <w:rPr>
+                <w:sz w:val="20"/>
+              </w:rPr>
+              <w:t>Dr. Alfred Ang</w:t>
             </w:r>
           </w:p>
         </w:tc>
@@ -556,30 +822,74 @@
       </w:r>
     </w:p>
     <w:p>
-      <w:pPr>
-        <w:pStyle w:val="ListBullet"/>
-        <w:spacing w:after="40"/>
-      </w:pPr>
       <w:r>
-        <w:t>Explain Lean Six Sigma foundations and the White Belt support role.</w:t>
+        <w:t>On completion of this course, learners will be able to:</w:t>
       </w:r>
     </w:p>
     <w:p>
       <w:pPr>
         <w:pStyle w:val="ListBullet"/>
-        <w:spacing w:after="40"/>
       </w:pPr>
       <w:r>
-        <w:t>Apply simple process, waste, data, cause, 5S, standard work, and action-planning tools.</w:t>
+        <w:rPr>
+          <w:sz w:val="21"/>
+        </w:rPr>
+        <w:t>LO1: Describe the core concepts of quality, Lean, Six Sigma and Lean Six Sigma, and the belt roles in an improvement team.</w:t>
       </w:r>
     </w:p>
     <w:p>
       <w:pPr>
         <w:pStyle w:val="ListBullet"/>
-        <w:spacing w:after="40"/>
       </w:pPr>
       <w:r>
-        <w:t>Create a coherent improvement portfolio using the eight labs.</w:t>
+        <w:rPr>
+          <w:sz w:val="21"/>
+        </w:rPr>
+        <w:t>LO2: Explain the five phases of the DMAIC roadmap and what happens in each.</w:t>
+      </w:r>
+    </w:p>
+    <w:p>
+      <w:pPr>
+        <w:pStyle w:val="ListBullet"/>
+      </w:pPr>
+      <w:r>
+        <w:rPr>
+          <w:sz w:val="21"/>
+        </w:rPr>
+        <w:t>LO3: Identify customer requirements and a clear problem statement in the Define phase.</w:t>
+      </w:r>
+    </w:p>
+    <w:p>
+      <w:pPr>
+        <w:pStyle w:val="ListBullet"/>
+      </w:pPr>
+      <w:r>
+        <w:rPr>
+          <w:sz w:val="21"/>
+        </w:rPr>
+        <w:t>LO4: Describe how a process is mapped and measured, and identify the eight wastes in the Measure phase.</w:t>
+      </w:r>
+    </w:p>
+    <w:p>
+      <w:pPr>
+        <w:pStyle w:val="ListBullet"/>
+      </w:pPr>
+      <w:r>
+        <w:rPr>
+          <w:sz w:val="21"/>
+        </w:rPr>
+        <w:t>LO5: Identify likely causes of a problem using 5 Whys and Fishbone analysis in the Analyze phase.</w:t>
+      </w:r>
+    </w:p>
+    <w:p>
+      <w:pPr>
+        <w:pStyle w:val="ListBullet"/>
+      </w:pPr>
+      <w:r>
+        <w:rPr>
+          <w:sz w:val="21"/>
+        </w:rPr>
+        <w:t>LO6: Describe common improvement and control actions that fix a cause and hold the gain.</w:t>
       </w:r>
     </w:p>
     <w:p>
@@ -587,7 +897,78 @@
         <w:pStyle w:val="Heading1"/>
       </w:pPr>
       <w:r>
-        <w:t>Trainer Lesson Schedule</w:t>
+        <w:t>Assessment</w:t>
+      </w:r>
+    </w:p>
+    <w:p>
+      <w:pPr>
+        <w:pStyle w:val="ListBullet"/>
+      </w:pPr>
+      <w:r>
+        <w:rPr>
+          <w:sz w:val="21"/>
+        </w:rPr>
+        <w:t>Written Assessment (WA) — Short-Answer Questions (SAQ), 30 minutes, open book.</w:t>
+      </w:r>
+    </w:p>
+    <w:p>
+      <w:pPr>
+        <w:pStyle w:val="ListBullet"/>
+      </w:pPr>
+      <w:r>
+        <w:rPr>
+          <w:sz w:val="21"/>
+        </w:rPr>
+        <w:t>Case Study (CS) — applied Lean Six Sigma scenario tasks, 30 minutes, open book.</w:t>
+      </w:r>
+    </w:p>
+    <w:p>
+      <w:pPr>
+        <w:pStyle w:val="ListBullet"/>
+      </w:pPr>
+      <w:r>
+        <w:rPr>
+          <w:sz w:val="21"/>
+        </w:rPr>
+        <w:t>Format: Open Book — course slides, Learner Guide and approved materials only.</w:t>
+      </w:r>
+    </w:p>
+    <w:p>
+      <w:pPr>
+        <w:pStyle w:val="ListBullet"/>
+      </w:pPr>
+      <w:r>
+        <w:rPr>
+          <w:sz w:val="21"/>
+        </w:rPr>
+        <w:t>Final assessment is conducted on Day 2 from 4:00 pm.</w:t>
+      </w:r>
+    </w:p>
+    <w:p>
+      <w:pPr>
+        <w:pStyle w:val="ListBullet"/>
+      </w:pPr>
+      <w:r>
+        <w:rPr>
+          <w:sz w:val="21"/>
+        </w:rPr>
+        <w:t>A minimum of 75% attendance is required to be eligible for assessment and funding.</w:t>
+      </w:r>
+    </w:p>
+    <w:p>
+      <w:pPr>
+        <w:pStyle w:val="Heading1"/>
+      </w:pPr>
+      <w:r>
+        <w:t>Course Schedule</w:t>
+      </w:r>
+    </w:p>
+    <w:p>
+      <w:pPr>
+        <w:pStyle w:val="Heading2"/>
+      </w:pPr>
+      <w:r>
+        <w:t>Day 1 — Lean Six Sigma foundations and the full DMAIC roadmap, with assessment</w:t>
       </w:r>
     </w:p>
     <w:tbl>
@@ -598,19 +979,14 @@
         <w:tblLook w:firstColumn="1" w:firstRow="1" w:lastColumn="0" w:lastRow="0" w:noHBand="0" w:noVBand="1" w:val="04A0"/>
       </w:tblPr>
       <w:tblGrid>
-        <w:gridCol w:w="2057"/>
-        <w:gridCol w:w="2057"/>
-        <w:gridCol w:w="2057"/>
-        <w:gridCol w:w="2057"/>
-        <w:gridCol w:w="2057"/>
-        <w:gridCol w:w="2057"/>
-        <w:gridCol w:w="2057"/>
+        <w:gridCol w:w="2880"/>
+        <w:gridCol w:w="2880"/>
+        <w:gridCol w:w="2880"/>
       </w:tblGrid>
       <w:tr>
         <w:tc>
           <w:tcPr>
-            <w:tcW w:type="dxa" w:w="2057"/>
-            <w:vAlign w:val="center"/>
+            <w:tcW w:type="dxa" w:w="1656"/>
             <w:shd w:val="clear" w:color="auto" w:fill="1F6FEB"/>
           </w:tcPr>
           <w:p>
@@ -620,7 +996,7 @@
                 <w:rFonts w:ascii="Arial" w:hAnsi="Arial"/>
                 <w:b/>
                 <w:color w:val="FFFFFF"/>
-                <w:sz w:val="17"/>
+                <w:sz w:val="20"/>
               </w:rPr>
               <w:t>Time</w:t>
             </w:r>
@@ -628,8 +1004,7 @@
         </w:tc>
         <w:tc>
           <w:tcPr>
-            <w:tcW w:type="dxa" w:w="2057"/>
-            <w:vAlign w:val="center"/>
+            <w:tcW w:type="dxa" w:w="1296"/>
             <w:shd w:val="clear" w:color="auto" w:fill="1F6FEB"/>
           </w:tcPr>
           <w:p>
@@ -639,7 +1014,7 @@
                 <w:rFonts w:ascii="Arial" w:hAnsi="Arial"/>
                 <w:b/>
                 <w:color w:val="FFFFFF"/>
-                <w:sz w:val="17"/>
+                <w:sz w:val="20"/>
               </w:rPr>
               <w:t>Duration</w:t>
             </w:r>
@@ -647,8 +1022,7 @@
         </w:tc>
         <w:tc>
           <w:tcPr>
-            <w:tcW w:type="dxa" w:w="2057"/>
-            <w:vAlign w:val="center"/>
+            <w:tcW w:type="dxa" w:w="6840"/>
             <w:shd w:val="clear" w:color="auto" w:fill="1F6FEB"/>
           </w:tcPr>
           <w:p>
@@ -658,16 +1032,886 @@
                 <w:rFonts w:ascii="Arial" w:hAnsi="Arial"/>
                 <w:b/>
                 <w:color w:val="FFFFFF"/>
-                <w:sz w:val="17"/>
+                <w:sz w:val="20"/>
               </w:rPr>
               <w:t>Topic / Activity</w:t>
             </w:r>
           </w:p>
         </w:tc>
+      </w:tr>
+      <w:tr>
         <w:tc>
           <w:tcPr>
-            <w:tcW w:type="dxa" w:w="2057"/>
-            <w:vAlign w:val="center"/>
+            <w:tcW w:type="dxa" w:w="1656"/>
+            <w:shd w:val="clear" w:color="auto" w:fill="F3F5F8"/>
+          </w:tcPr>
+          <w:p>
+            <w:r/>
+            <w:r>
+              <w:rPr>
+                <w:rFonts w:ascii="Arial" w:hAnsi="Arial"/>
+                <w:b w:val="0"/>
+                <w:sz w:val="19"/>
+              </w:rPr>
+              <w:t>9:30–10:00</w:t>
+            </w:r>
+          </w:p>
+        </w:tc>
+        <w:tc>
+          <w:tcPr>
+            <w:tcW w:type="dxa" w:w="1296"/>
+            <w:shd w:val="clear" w:color="auto" w:fill="F3F5F8"/>
+          </w:tcPr>
+          <w:p>
+            <w:r/>
+            <w:r>
+              <w:rPr>
+                <w:rFonts w:ascii="Arial" w:hAnsi="Arial"/>
+                <w:b w:val="0"/>
+                <w:sz w:val="19"/>
+              </w:rPr>
+              <w:t>30 min</w:t>
+            </w:r>
+          </w:p>
+        </w:tc>
+        <w:tc>
+          <w:tcPr>
+            <w:tcW w:type="dxa" w:w="6840"/>
+            <w:shd w:val="clear" w:color="auto" w:fill="F3F5F8"/>
+          </w:tcPr>
+          <w:p>
+            <w:r/>
+            <w:r>
+              <w:rPr>
+                <w:rFonts w:ascii="Arial" w:hAnsi="Arial"/>
+                <w:b w:val="0"/>
+                <w:sz w:val="19"/>
+              </w:rPr>
+              <w:t>Welcome, course introduction, ground rules and mandatory digital attendance (AM)  [slides 2–15]</w:t>
+            </w:r>
+          </w:p>
+        </w:tc>
+      </w:tr>
+      <w:tr>
+        <w:tc>
+          <w:tcPr>
+            <w:tcW w:type="dxa" w:w="1656"/>
+            <w:shd w:val="clear" w:color="auto" w:fill="E8F0FE"/>
+          </w:tcPr>
+          <w:p>
+            <w:r/>
+            <w:r>
+              <w:rPr>
+                <w:rFonts w:ascii="Arial" w:hAnsi="Arial"/>
+                <w:b/>
+                <w:sz w:val="19"/>
+              </w:rPr>
+              <w:t>10:00–11:00</w:t>
+            </w:r>
+          </w:p>
+        </w:tc>
+        <w:tc>
+          <w:tcPr>
+            <w:tcW w:type="dxa" w:w="1296"/>
+            <w:shd w:val="clear" w:color="auto" w:fill="E8F0FE"/>
+          </w:tcPr>
+          <w:p>
+            <w:r/>
+            <w:r>
+              <w:rPr>
+                <w:rFonts w:ascii="Arial" w:hAnsi="Arial"/>
+                <w:b w:val="0"/>
+                <w:sz w:val="19"/>
+              </w:rPr>
+              <w:t>60 min</w:t>
+            </w:r>
+          </w:p>
+        </w:tc>
+        <w:tc>
+          <w:tcPr>
+            <w:tcW w:type="dxa" w:w="6840"/>
+            <w:shd w:val="clear" w:color="auto" w:fill="E8F0FE"/>
+          </w:tcPr>
+          <w:p>
+            <w:r/>
+            <w:r>
+              <w:rPr>
+                <w:rFonts w:ascii="Arial" w:hAnsi="Arial"/>
+                <w:b/>
+                <w:sz w:val="19"/>
+              </w:rPr>
+              <w:t>FOUNDATIONS — What is Quality; What is Lean; What is Six Sigma; Lean vs Six Sigma vs Lean Six Sigma; the belt roles and where a White Belt contributes; the DMAIC roadmap  [slides 16–26]</w:t>
+            </w:r>
+          </w:p>
+        </w:tc>
+      </w:tr>
+      <w:tr>
+        <w:tc>
+          <w:tcPr>
+            <w:tcW w:type="dxa" w:w="1656"/>
+            <w:shd w:val="clear" w:color="auto" w:fill="FFF4E5"/>
+          </w:tcPr>
+          <w:p>
+            <w:r/>
+            <w:r>
+              <w:rPr>
+                <w:rFonts w:ascii="Arial" w:hAnsi="Arial"/>
+                <w:b w:val="0"/>
+                <w:sz w:val="19"/>
+              </w:rPr>
+              <w:t>11:00–11:15</w:t>
+            </w:r>
+          </w:p>
+        </w:tc>
+        <w:tc>
+          <w:tcPr>
+            <w:tcW w:type="dxa" w:w="1296"/>
+            <w:shd w:val="clear" w:color="auto" w:fill="FFF4E5"/>
+          </w:tcPr>
+          <w:p>
+            <w:r/>
+            <w:r>
+              <w:rPr>
+                <w:rFonts w:ascii="Arial" w:hAnsi="Arial"/>
+                <w:b w:val="0"/>
+                <w:sz w:val="19"/>
+              </w:rPr>
+              <w:t>15 min</w:t>
+            </w:r>
+          </w:p>
+        </w:tc>
+        <w:tc>
+          <w:tcPr>
+            <w:tcW w:type="dxa" w:w="6840"/>
+            <w:shd w:val="clear" w:color="auto" w:fill="FFF4E5"/>
+          </w:tcPr>
+          <w:p>
+            <w:r/>
+            <w:r>
+              <w:rPr>
+                <w:rFonts w:ascii="Arial" w:hAnsi="Arial"/>
+                <w:b w:val="0"/>
+                <w:sz w:val="19"/>
+              </w:rPr>
+              <w:t>Tea break</w:t>
+            </w:r>
+          </w:p>
+        </w:tc>
+      </w:tr>
+      <w:tr>
+        <w:tc>
+          <w:tcPr>
+            <w:tcW w:type="dxa" w:w="1656"/>
+            <w:shd w:val="clear" w:color="auto" w:fill="E8F0FE"/>
+          </w:tcPr>
+          <w:p>
+            <w:r/>
+            <w:r>
+              <w:rPr>
+                <w:rFonts w:ascii="Arial" w:hAnsi="Arial"/>
+                <w:b/>
+                <w:sz w:val="19"/>
+              </w:rPr>
+              <w:t>11:15–12:00</w:t>
+            </w:r>
+          </w:p>
+        </w:tc>
+        <w:tc>
+          <w:tcPr>
+            <w:tcW w:type="dxa" w:w="1296"/>
+            <w:shd w:val="clear" w:color="auto" w:fill="E8F0FE"/>
+          </w:tcPr>
+          <w:p>
+            <w:r/>
+            <w:r>
+              <w:rPr>
+                <w:rFonts w:ascii="Arial" w:hAnsi="Arial"/>
+                <w:b w:val="0"/>
+                <w:sz w:val="19"/>
+              </w:rPr>
+              <w:t>45 min</w:t>
+            </w:r>
+          </w:p>
+        </w:tc>
+        <w:tc>
+          <w:tcPr>
+            <w:tcW w:type="dxa" w:w="6840"/>
+            <w:shd w:val="clear" w:color="auto" w:fill="E8F0FE"/>
+          </w:tcPr>
+          <w:p>
+            <w:r/>
+            <w:r>
+              <w:rPr>
+                <w:rFonts w:ascii="Arial" w:hAnsi="Arial"/>
+                <w:b/>
+                <w:sz w:val="19"/>
+              </w:rPr>
+              <w:t>DMAIC · DEFINE — Voice of the Customer; VOC to CTQ translation; problem statements; SMART goals; the project charter and scope  [slides 27–39]</w:t>
+            </w:r>
+          </w:p>
+        </w:tc>
+      </w:tr>
+      <w:tr>
+        <w:tc>
+          <w:tcPr>
+            <w:tcW w:type="dxa" w:w="1656"/>
+          </w:tcPr>
+          <w:p>
+            <w:r/>
+            <w:r>
+              <w:rPr>
+                <w:rFonts w:ascii="Arial" w:hAnsi="Arial"/>
+                <w:b w:val="0"/>
+                <w:sz w:val="19"/>
+              </w:rPr>
+              <w:t>12:00–12:30</w:t>
+            </w:r>
+          </w:p>
+        </w:tc>
+        <w:tc>
+          <w:tcPr>
+            <w:tcW w:type="dxa" w:w="1296"/>
+          </w:tcPr>
+          <w:p>
+            <w:r/>
+            <w:r>
+              <w:rPr>
+                <w:rFonts w:ascii="Arial" w:hAnsi="Arial"/>
+                <w:b w:val="0"/>
+                <w:sz w:val="19"/>
+              </w:rPr>
+              <w:t>30 min</w:t>
+            </w:r>
+          </w:p>
+        </w:tc>
+        <w:tc>
+          <w:tcPr>
+            <w:tcW w:type="dxa" w:w="6840"/>
+          </w:tcPr>
+          <w:p>
+            <w:r/>
+            <w:r>
+              <w:rPr>
+                <w:rFonts w:ascii="Arial" w:hAnsi="Arial"/>
+                <w:b w:val="0"/>
+                <w:sz w:val="19"/>
+              </w:rPr>
+              <w:t>Hands-on: Lab 1: Define — Customer Requirements and the Problem Statement  [slides 40–45]</w:t>
+            </w:r>
+          </w:p>
+        </w:tc>
+      </w:tr>
+      <w:tr>
+        <w:tc>
+          <w:tcPr>
+            <w:tcW w:type="dxa" w:w="1656"/>
+            <w:shd w:val="clear" w:color="auto" w:fill="FDE9D9"/>
+          </w:tcPr>
+          <w:p>
+            <w:r/>
+            <w:r>
+              <w:rPr>
+                <w:rFonts w:ascii="Arial" w:hAnsi="Arial"/>
+                <w:b w:val="0"/>
+                <w:sz w:val="19"/>
+              </w:rPr>
+              <w:t>12:30–13:30</w:t>
+            </w:r>
+          </w:p>
+        </w:tc>
+        <w:tc>
+          <w:tcPr>
+            <w:tcW w:type="dxa" w:w="1296"/>
+            <w:shd w:val="clear" w:color="auto" w:fill="FDE9D9"/>
+          </w:tcPr>
+          <w:p>
+            <w:r/>
+            <w:r>
+              <w:rPr>
+                <w:rFonts w:ascii="Arial" w:hAnsi="Arial"/>
+                <w:b w:val="0"/>
+                <w:sz w:val="19"/>
+              </w:rPr>
+              <w:t>60 min</w:t>
+            </w:r>
+          </w:p>
+        </w:tc>
+        <w:tc>
+          <w:tcPr>
+            <w:tcW w:type="dxa" w:w="6840"/>
+            <w:shd w:val="clear" w:color="auto" w:fill="FDE9D9"/>
+          </w:tcPr>
+          <w:p>
+            <w:r/>
+            <w:r>
+              <w:rPr>
+                <w:rFonts w:ascii="Arial" w:hAnsi="Arial"/>
+                <w:b w:val="0"/>
+                <w:sz w:val="19"/>
+              </w:rPr>
+              <w:t>Lunch break</w:t>
+            </w:r>
+          </w:p>
+        </w:tc>
+      </w:tr>
+      <w:tr>
+        <w:tc>
+          <w:tcPr>
+            <w:tcW w:type="dxa" w:w="1656"/>
+            <w:shd w:val="clear" w:color="auto" w:fill="E8F0FE"/>
+          </w:tcPr>
+          <w:p>
+            <w:r/>
+            <w:r>
+              <w:rPr>
+                <w:rFonts w:ascii="Arial" w:hAnsi="Arial"/>
+                <w:b/>
+                <w:sz w:val="19"/>
+              </w:rPr>
+              <w:t>13:30–14:15</w:t>
+            </w:r>
+          </w:p>
+        </w:tc>
+        <w:tc>
+          <w:tcPr>
+            <w:tcW w:type="dxa" w:w="1296"/>
+            <w:shd w:val="clear" w:color="auto" w:fill="E8F0FE"/>
+          </w:tcPr>
+          <w:p>
+            <w:r/>
+            <w:r>
+              <w:rPr>
+                <w:rFonts w:ascii="Arial" w:hAnsi="Arial"/>
+                <w:b w:val="0"/>
+                <w:sz w:val="19"/>
+              </w:rPr>
+              <w:t>45 min</w:t>
+            </w:r>
+          </w:p>
+        </w:tc>
+        <w:tc>
+          <w:tcPr>
+            <w:tcW w:type="dxa" w:w="6840"/>
+            <w:shd w:val="clear" w:color="auto" w:fill="E8F0FE"/>
+          </w:tcPr>
+          <w:p>
+            <w:r/>
+            <w:r>
+              <w:rPr>
+                <w:rFonts w:ascii="Arial" w:hAnsi="Arial"/>
+                <w:b/>
+                <w:sz w:val="19"/>
+              </w:rPr>
+              <w:t>DMAIC · MEASURE — process mapping; SIPOC; types of data; data collection plans; check sheets; the eight wastes (DOWNTIME); value-added analysis  [slides 46–57]</w:t>
+            </w:r>
+          </w:p>
+        </w:tc>
+      </w:tr>
+      <w:tr>
+        <w:tc>
+          <w:tcPr>
+            <w:tcW w:type="dxa" w:w="1656"/>
+          </w:tcPr>
+          <w:p>
+            <w:r/>
+            <w:r>
+              <w:rPr>
+                <w:rFonts w:ascii="Arial" w:hAnsi="Arial"/>
+                <w:b w:val="0"/>
+                <w:sz w:val="19"/>
+              </w:rPr>
+              <w:t>14:15–14:45</w:t>
+            </w:r>
+          </w:p>
+        </w:tc>
+        <w:tc>
+          <w:tcPr>
+            <w:tcW w:type="dxa" w:w="1296"/>
+          </w:tcPr>
+          <w:p>
+            <w:r/>
+            <w:r>
+              <w:rPr>
+                <w:rFonts w:ascii="Arial" w:hAnsi="Arial"/>
+                <w:b w:val="0"/>
+                <w:sz w:val="19"/>
+              </w:rPr>
+              <w:t>30 min</w:t>
+            </w:r>
+          </w:p>
+        </w:tc>
+        <w:tc>
+          <w:tcPr>
+            <w:tcW w:type="dxa" w:w="6840"/>
+          </w:tcPr>
+          <w:p>
+            <w:r/>
+            <w:r>
+              <w:rPr>
+                <w:rFonts w:ascii="Arial" w:hAnsi="Arial"/>
+                <w:b w:val="0"/>
+                <w:sz w:val="19"/>
+              </w:rPr>
+              <w:t>Hands-on: Lab 2: Measure — Map the Process and Spot the Waste  [slides 58–64]</w:t>
+            </w:r>
+          </w:p>
+        </w:tc>
+      </w:tr>
+      <w:tr>
+        <w:tc>
+          <w:tcPr>
+            <w:tcW w:type="dxa" w:w="1656"/>
+            <w:shd w:val="clear" w:color="auto" w:fill="E8F0FE"/>
+          </w:tcPr>
+          <w:p>
+            <w:r/>
+            <w:r>
+              <w:rPr>
+                <w:rFonts w:ascii="Arial" w:hAnsi="Arial"/>
+                <w:b/>
+                <w:sz w:val="19"/>
+              </w:rPr>
+              <w:t>14:45–15:30</w:t>
+            </w:r>
+          </w:p>
+        </w:tc>
+        <w:tc>
+          <w:tcPr>
+            <w:tcW w:type="dxa" w:w="1296"/>
+            <w:shd w:val="clear" w:color="auto" w:fill="E8F0FE"/>
+          </w:tcPr>
+          <w:p>
+            <w:r/>
+            <w:r>
+              <w:rPr>
+                <w:rFonts w:ascii="Arial" w:hAnsi="Arial"/>
+                <w:b w:val="0"/>
+                <w:sz w:val="19"/>
+              </w:rPr>
+              <w:t>45 min</w:t>
+            </w:r>
+          </w:p>
+        </w:tc>
+        <w:tc>
+          <w:tcPr>
+            <w:tcW w:type="dxa" w:w="6840"/>
+            <w:shd w:val="clear" w:color="auto" w:fill="E8F0FE"/>
+          </w:tcPr>
+          <w:p>
+            <w:r/>
+            <w:r>
+              <w:rPr>
+                <w:rFonts w:ascii="Arial" w:hAnsi="Arial"/>
+                <w:b/>
+                <w:sz w:val="19"/>
+              </w:rPr>
+              <w:t>DMAIC · ANALYZE — symptom vs root cause; 5 Whys; Fishbone (5M); reading a Pareto chart; common vs special cause variation  [slides 65–76]</w:t>
+            </w:r>
+          </w:p>
+        </w:tc>
+      </w:tr>
+      <w:tr>
+        <w:tc>
+          <w:tcPr>
+            <w:tcW w:type="dxa" w:w="1656"/>
+            <w:shd w:val="clear" w:color="auto" w:fill="FFF4E5"/>
+          </w:tcPr>
+          <w:p>
+            <w:r/>
+            <w:r>
+              <w:rPr>
+                <w:rFonts w:ascii="Arial" w:hAnsi="Arial"/>
+                <w:b w:val="0"/>
+                <w:sz w:val="19"/>
+              </w:rPr>
+              <w:t>15:30–15:45</w:t>
+            </w:r>
+          </w:p>
+        </w:tc>
+        <w:tc>
+          <w:tcPr>
+            <w:tcW w:type="dxa" w:w="1296"/>
+            <w:shd w:val="clear" w:color="auto" w:fill="FFF4E5"/>
+          </w:tcPr>
+          <w:p>
+            <w:r/>
+            <w:r>
+              <w:rPr>
+                <w:rFonts w:ascii="Arial" w:hAnsi="Arial"/>
+                <w:b w:val="0"/>
+                <w:sz w:val="19"/>
+              </w:rPr>
+              <w:t>15 min</w:t>
+            </w:r>
+          </w:p>
+        </w:tc>
+        <w:tc>
+          <w:tcPr>
+            <w:tcW w:type="dxa" w:w="6840"/>
+            <w:shd w:val="clear" w:color="auto" w:fill="FFF4E5"/>
+          </w:tcPr>
+          <w:p>
+            <w:r/>
+            <w:r>
+              <w:rPr>
+                <w:rFonts w:ascii="Arial" w:hAnsi="Arial"/>
+                <w:b w:val="0"/>
+                <w:sz w:val="19"/>
+              </w:rPr>
+              <w:t>Tea break</w:t>
+            </w:r>
+          </w:p>
+        </w:tc>
+      </w:tr>
+      <w:tr>
+        <w:tc>
+          <w:tcPr>
+            <w:tcW w:type="dxa" w:w="1656"/>
+          </w:tcPr>
+          <w:p>
+            <w:r/>
+            <w:r>
+              <w:rPr>
+                <w:rFonts w:ascii="Arial" w:hAnsi="Arial"/>
+                <w:b w:val="0"/>
+                <w:sz w:val="19"/>
+              </w:rPr>
+              <w:t>15:45–16:15</w:t>
+            </w:r>
+          </w:p>
+        </w:tc>
+        <w:tc>
+          <w:tcPr>
+            <w:tcW w:type="dxa" w:w="1296"/>
+          </w:tcPr>
+          <w:p>
+            <w:r/>
+            <w:r>
+              <w:rPr>
+                <w:rFonts w:ascii="Arial" w:hAnsi="Arial"/>
+                <w:b w:val="0"/>
+                <w:sz w:val="19"/>
+              </w:rPr>
+              <w:t>30 min</w:t>
+            </w:r>
+          </w:p>
+        </w:tc>
+        <w:tc>
+          <w:tcPr>
+            <w:tcW w:type="dxa" w:w="6840"/>
+          </w:tcPr>
+          <w:p>
+            <w:r/>
+            <w:r>
+              <w:rPr>
+                <w:rFonts w:ascii="Arial" w:hAnsi="Arial"/>
+                <w:b w:val="0"/>
+                <w:sz w:val="19"/>
+              </w:rPr>
+              <w:t>Hands-on: Lab 3: Analyze — Find the Root Cause using the 5 Whys and Fishbone tools  [slides 77–83]</w:t>
+            </w:r>
+          </w:p>
+        </w:tc>
+      </w:tr>
+      <w:tr>
+        <w:tc>
+          <w:tcPr>
+            <w:tcW w:type="dxa" w:w="1656"/>
+            <w:shd w:val="clear" w:color="auto" w:fill="E8F0FE"/>
+          </w:tcPr>
+          <w:p>
+            <w:r/>
+            <w:r>
+              <w:rPr>
+                <w:rFonts w:ascii="Arial" w:hAnsi="Arial"/>
+                <w:b/>
+                <w:sz w:val="19"/>
+              </w:rPr>
+              <w:t>16:15–16:35</w:t>
+            </w:r>
+          </w:p>
+        </w:tc>
+        <w:tc>
+          <w:tcPr>
+            <w:tcW w:type="dxa" w:w="1296"/>
+            <w:shd w:val="clear" w:color="auto" w:fill="E8F0FE"/>
+          </w:tcPr>
+          <w:p>
+            <w:r/>
+            <w:r>
+              <w:rPr>
+                <w:rFonts w:ascii="Arial" w:hAnsi="Arial"/>
+                <w:b w:val="0"/>
+                <w:sz w:val="19"/>
+              </w:rPr>
+              <w:t>20 min</w:t>
+            </w:r>
+          </w:p>
+        </w:tc>
+        <w:tc>
+          <w:tcPr>
+            <w:tcW w:type="dxa" w:w="6840"/>
+            <w:shd w:val="clear" w:color="auto" w:fill="E8F0FE"/>
+          </w:tcPr>
+          <w:p>
+            <w:r/>
+            <w:r>
+              <w:rPr>
+                <w:rFonts w:ascii="Arial" w:hAnsi="Arial"/>
+                <w:b/>
+                <w:sz w:val="19"/>
+              </w:rPr>
+              <w:t>DMAIC · IMPROVE — generating solutions; impact/effort screening; 5S; mistake proofing (Poka-Yoke); standard work; piloting  [slides 84–94]. Hands-on: Lab 4: Improve — Choose and Pilot a Countermeasure  [slides 95–101]</w:t>
+            </w:r>
+          </w:p>
+        </w:tc>
+      </w:tr>
+      <w:tr>
+        <w:tc>
+          <w:tcPr>
+            <w:tcW w:type="dxa" w:w="1656"/>
+            <w:shd w:val="clear" w:color="auto" w:fill="E8F0FE"/>
+          </w:tcPr>
+          <w:p>
+            <w:r/>
+            <w:r>
+              <w:rPr>
+                <w:rFonts w:ascii="Arial" w:hAnsi="Arial"/>
+                <w:b/>
+                <w:sz w:val="19"/>
+              </w:rPr>
+              <w:t>16:35–16:55</w:t>
+            </w:r>
+          </w:p>
+        </w:tc>
+        <w:tc>
+          <w:tcPr>
+            <w:tcW w:type="dxa" w:w="1296"/>
+            <w:shd w:val="clear" w:color="auto" w:fill="E8F0FE"/>
+          </w:tcPr>
+          <w:p>
+            <w:r/>
+            <w:r>
+              <w:rPr>
+                <w:rFonts w:ascii="Arial" w:hAnsi="Arial"/>
+                <w:b w:val="0"/>
+                <w:sz w:val="19"/>
+              </w:rPr>
+              <w:t>20 min</w:t>
+            </w:r>
+          </w:p>
+        </w:tc>
+        <w:tc>
+          <w:tcPr>
+            <w:tcW w:type="dxa" w:w="6840"/>
+            <w:shd w:val="clear" w:color="auto" w:fill="E8F0FE"/>
+          </w:tcPr>
+          <w:p>
+            <w:r/>
+            <w:r>
+              <w:rPr>
+                <w:rFonts w:ascii="Arial" w:hAnsi="Arial"/>
+                <w:b/>
+                <w:sz w:val="19"/>
+              </w:rPr>
+              <w:t>DMAIC · CONTROL — the control plan; visual management; SOPs; team huddles; handover  [slides 102–110]. Hands-on: Lab 5: Control — Hold the Gain and Hand Over  [slides 111–117]</w:t>
+            </w:r>
+          </w:p>
+        </w:tc>
+      </w:tr>
+      <w:tr>
+        <w:tc>
+          <w:tcPr>
+            <w:tcW w:type="dxa" w:w="1656"/>
+            <w:shd w:val="clear" w:color="auto" w:fill="E8F7EE"/>
+          </w:tcPr>
+          <w:p>
+            <w:r/>
+            <w:r>
+              <w:rPr>
+                <w:rFonts w:ascii="Arial" w:hAnsi="Arial"/>
+                <w:b/>
+                <w:sz w:val="19"/>
+              </w:rPr>
+              <w:t>16:55–17:30</w:t>
+            </w:r>
+          </w:p>
+        </w:tc>
+        <w:tc>
+          <w:tcPr>
+            <w:tcW w:type="dxa" w:w="1296"/>
+            <w:shd w:val="clear" w:color="auto" w:fill="E8F7EE"/>
+          </w:tcPr>
+          <w:p>
+            <w:r/>
+            <w:r>
+              <w:rPr>
+                <w:rFonts w:ascii="Arial" w:hAnsi="Arial"/>
+                <w:b w:val="0"/>
+                <w:sz w:val="19"/>
+              </w:rPr>
+              <w:t>35 min</w:t>
+            </w:r>
+          </w:p>
+        </w:tc>
+        <w:tc>
+          <w:tcPr>
+            <w:tcW w:type="dxa" w:w="6840"/>
+            <w:shd w:val="clear" w:color="auto" w:fill="E8F7EE"/>
+          </w:tcPr>
+          <w:p>
+            <w:r/>
+            <w:r>
+              <w:rPr>
+                <w:rFonts w:ascii="Arial" w:hAnsi="Arial"/>
+                <w:b/>
+                <w:sz w:val="19"/>
+              </w:rPr>
+              <w:t>Course recap, revision and Briefing for Assessment  [slides 118–128]</w:t>
+            </w:r>
+          </w:p>
+        </w:tc>
+      </w:tr>
+      <w:tr>
+        <w:tc>
+          <w:tcPr>
+            <w:tcW w:type="dxa" w:w="1656"/>
+            <w:shd w:val="clear" w:color="auto" w:fill="E8F7EE"/>
+          </w:tcPr>
+          <w:p>
+            <w:r/>
+            <w:r>
+              <w:rPr>
+                <w:rFonts w:ascii="Arial" w:hAnsi="Arial"/>
+                <w:b/>
+                <w:sz w:val="19"/>
+              </w:rPr>
+              <w:t>17:30–18:00</w:t>
+            </w:r>
+          </w:p>
+        </w:tc>
+        <w:tc>
+          <w:tcPr>
+            <w:tcW w:type="dxa" w:w="1296"/>
+            <w:shd w:val="clear" w:color="auto" w:fill="E8F7EE"/>
+          </w:tcPr>
+          <w:p>
+            <w:r/>
+            <w:r>
+              <w:rPr>
+                <w:rFonts w:ascii="Arial" w:hAnsi="Arial"/>
+                <w:b w:val="0"/>
+                <w:sz w:val="19"/>
+              </w:rPr>
+              <w:t>30 min</w:t>
+            </w:r>
+          </w:p>
+        </w:tc>
+        <w:tc>
+          <w:tcPr>
+            <w:tcW w:type="dxa" w:w="6840"/>
+            <w:shd w:val="clear" w:color="auto" w:fill="E8F7EE"/>
+          </w:tcPr>
+          <w:p>
+            <w:r/>
+            <w:r>
+              <w:rPr>
+                <w:rFonts w:ascii="Arial" w:hAnsi="Arial"/>
+                <w:b/>
+                <w:sz w:val="19"/>
+              </w:rPr>
+              <w:t>Written Assessment (WA) — Short-Answer Questions (SAQ), 30 minutes, open book</w:t>
+            </w:r>
+          </w:p>
+        </w:tc>
+      </w:tr>
+      <w:tr>
+        <w:tc>
+          <w:tcPr>
+            <w:tcW w:type="dxa" w:w="1656"/>
+            <w:shd w:val="clear" w:color="auto" w:fill="E8F7EE"/>
+          </w:tcPr>
+          <w:p>
+            <w:r/>
+            <w:r>
+              <w:rPr>
+                <w:rFonts w:ascii="Arial" w:hAnsi="Arial"/>
+                <w:b/>
+                <w:sz w:val="19"/>
+              </w:rPr>
+              <w:t>18:00–18:30</w:t>
+            </w:r>
+          </w:p>
+        </w:tc>
+        <w:tc>
+          <w:tcPr>
+            <w:tcW w:type="dxa" w:w="1296"/>
+            <w:shd w:val="clear" w:color="auto" w:fill="E8F7EE"/>
+          </w:tcPr>
+          <w:p>
+            <w:r/>
+            <w:r>
+              <w:rPr>
+                <w:rFonts w:ascii="Arial" w:hAnsi="Arial"/>
+                <w:b w:val="0"/>
+                <w:sz w:val="19"/>
+              </w:rPr>
+              <w:t>30 min</w:t>
+            </w:r>
+          </w:p>
+        </w:tc>
+        <w:tc>
+          <w:tcPr>
+            <w:tcW w:type="dxa" w:w="6840"/>
+            <w:shd w:val="clear" w:color="auto" w:fill="E8F7EE"/>
+          </w:tcPr>
+          <w:p>
+            <w:r/>
+            <w:r>
+              <w:rPr>
+                <w:rFonts w:ascii="Arial" w:hAnsi="Arial"/>
+                <w:b/>
+                <w:sz w:val="19"/>
+              </w:rPr>
+              <w:t>Case Study (CS) — applied Lean Six Sigma scenario tasks, 30 minutes, open book. PM digital attendance</w:t>
+            </w:r>
+          </w:p>
+        </w:tc>
+      </w:tr>
+    </w:tbl>
+    <w:p>
+      <w:r>
+        <w:rPr>
+          <w:i/>
+          <w:color w:val="555B66"/>
+          <w:sz w:val="19"/>
+        </w:rPr>
+        <w:t>Total training time: 480 minutes (8 hours).</w:t>
+      </w:r>
+    </w:p>
+    <w:p>
+      <w:pPr>
+        <w:pStyle w:val="Heading1"/>
+      </w:pPr>
+      <w:r>
+        <w:t>Lab Reference (aligned to the DMAIC phases)</w:t>
+      </w:r>
+    </w:p>
+    <w:tbl>
+      <w:tblPr>
+        <w:tblStyle w:val="TableGrid"/>
+        <w:tblW w:type="auto" w:w="0"/>
+        <w:tblLook w:firstColumn="1" w:firstRow="1" w:lastColumn="0" w:lastRow="0" w:noHBand="0" w:noVBand="1" w:val="04A0"/>
+      </w:tblPr>
+      <w:tblGrid>
+        <w:gridCol w:w="2880"/>
+        <w:gridCol w:w="2880"/>
+        <w:gridCol w:w="2880"/>
+      </w:tblGrid>
+      <w:tr>
+        <w:tc>
+          <w:tcPr>
+            <w:tcW w:type="dxa" w:w="2880"/>
             <w:shd w:val="clear" w:color="auto" w:fill="1F6FEB"/>
           </w:tcPr>
           <w:p>
@@ -677,16 +1921,15 @@
                 <w:rFonts w:ascii="Arial" w:hAnsi="Arial"/>
                 <w:b/>
                 <w:color w:val="FFFFFF"/>
-                <w:sz w:val="17"/>
+                <w:sz w:val="20"/>
               </w:rPr>
-              <w:t>Slides</w:t>
+              <w:t>DMAIC phase / Topic</w:t>
             </w:r>
           </w:p>
         </w:tc>
         <w:tc>
           <w:tcPr>
-            <w:tcW w:type="dxa" w:w="2057"/>
-            <w:vAlign w:val="center"/>
+            <w:tcW w:type="dxa" w:w="2880"/>
             <w:shd w:val="clear" w:color="auto" w:fill="1F6FEB"/>
           </w:tcPr>
           <w:p>
@@ -696,16 +1939,15 @@
                 <w:rFonts w:ascii="Arial" w:hAnsi="Arial"/>
                 <w:b/>
                 <w:color w:val="FFFFFF"/>
-                <w:sz w:val="17"/>
+                <w:sz w:val="20"/>
               </w:rPr>
-              <w:t>Trainer Action</w:t>
+              <w:t>Weighting</w:t>
             </w:r>
           </w:p>
         </w:tc>
         <w:tc>
           <w:tcPr>
-            <w:tcW w:type="dxa" w:w="2057"/>
-            <w:vAlign w:val="center"/>
+            <w:tcW w:type="dxa" w:w="2880"/>
             <w:shd w:val="clear" w:color="auto" w:fill="1F6FEB"/>
           </w:tcPr>
           <w:p>
@@ -715,17 +1957,18 @@
                 <w:rFonts w:ascii="Arial" w:hAnsi="Arial"/>
                 <w:b/>
                 <w:color w:val="FFFFFF"/>
-                <w:sz w:val="17"/>
+                <w:sz w:val="20"/>
               </w:rPr>
-              <w:t>Learner Action</w:t>
+              <w:t>Labs</w:t>
             </w:r>
           </w:p>
         </w:tc>
+      </w:tr>
+      <w:tr>
         <w:tc>
           <w:tcPr>
-            <w:tcW w:type="dxa" w:w="2057"/>
-            <w:vAlign w:val="center"/>
-            <w:shd w:val="clear" w:color="auto" w:fill="1F6FEB"/>
+            <w:tcW w:type="dxa" w:w="2880"/>
+            <w:shd w:val="clear" w:color="auto" w:fill="E8F0FE"/>
           </w:tcPr>
           <w:p>
             <w:r/>
@@ -733,10 +1976,41 @@
               <w:rPr>
                 <w:rFonts w:ascii="Arial" w:hAnsi="Arial"/>
                 <w:b/>
-                <w:color w:val="FFFFFF"/>
-                <w:sz w:val="17"/>
+                <w:sz w:val="19"/>
               </w:rPr>
-              <w:t>Resources / Assessment Link</w:t>
+              <w:t>FOUNDATIONS: Lean Six Sigma Foundations</w:t>
+            </w:r>
+          </w:p>
+        </w:tc>
+        <w:tc>
+          <w:tcPr>
+            <w:tcW w:type="dxa" w:w="2880"/>
+            <w:shd w:val="clear" w:color="auto" w:fill="E8F0FE"/>
+          </w:tcPr>
+          <w:p>
+            <w:r/>
+            <w:r>
+              <w:rPr>
+                <w:rFonts w:ascii="Arial" w:hAnsi="Arial"/>
+                <w:b w:val="0"/>
+                <w:sz w:val="19"/>
+              </w:rPr>
+              <w:t>20%</w:t>
+            </w:r>
+          </w:p>
+        </w:tc>
+        <w:tc>
+          <w:tcPr>
+            <w:tcW w:type="dxa" w:w="2880"/>
+          </w:tcPr>
+          <w:p>
+            <w:r/>
+            <w:r>
+              <w:rPr>
+                <w:rFonts w:ascii="Arial" w:hAnsi="Arial"/>
+                <w:b w:val="0"/>
+                <w:sz w:val="19"/>
+              </w:rPr>
             </w:r>
           </w:p>
         </w:tc>
@@ -744,8 +2018,25 @@
       <w:tr>
         <w:tc>
           <w:tcPr>
-            <w:tcW w:type="dxa" w:w="2057"/>
-            <w:vAlign w:val="center"/>
+            <w:tcW w:type="dxa" w:w="2880"/>
+            <w:shd w:val="clear" w:color="auto" w:fill="E8F0FE"/>
+          </w:tcPr>
+          <w:p>
+            <w:r/>
+            <w:r>
+              <w:rPr>
+                <w:rFonts w:ascii="Arial" w:hAnsi="Arial"/>
+                <w:b/>
+                <w:sz w:val="19"/>
+              </w:rPr>
+              <w:t>DEFINE: Define — Understand the Problem</w:t>
+            </w:r>
+          </w:p>
+        </w:tc>
+        <w:tc>
+          <w:tcPr>
+            <w:tcW w:type="dxa" w:w="2880"/>
+            <w:shd w:val="clear" w:color="auto" w:fill="E8F0FE"/>
           </w:tcPr>
           <w:p>
             <w:r/>
@@ -753,16 +2044,15 @@
               <w:rPr>
                 <w:rFonts w:ascii="Arial" w:hAnsi="Arial"/>
                 <w:b w:val="0"/>
-                <w:sz w:val="16"/>
+                <w:sz w:val="19"/>
               </w:rPr>
-              <w:t>09:00-09:30</w:t>
+              <w:t>20%</w:t>
             </w:r>
           </w:p>
         </w:tc>
         <w:tc>
           <w:tcPr>
-            <w:tcW w:type="dxa" w:w="2057"/>
-            <w:vAlign w:val="center"/>
+            <w:tcW w:type="dxa" w:w="2880"/>
           </w:tcPr>
           <w:p>
             <w:r/>
@@ -770,16 +2060,35 @@
               <w:rPr>
                 <w:rFonts w:ascii="Arial" w:hAnsi="Arial"/>
                 <w:b w:val="0"/>
-                <w:sz w:val="16"/>
+                <w:sz w:val="19"/>
               </w:rPr>
-              <w:t>30 min</w:t>
+              <w:t>Lab 1</w:t>
+            </w:r>
+          </w:p>
+        </w:tc>
+      </w:tr>
+      <w:tr>
+        <w:tc>
+          <w:tcPr>
+            <w:tcW w:type="dxa" w:w="2880"/>
+            <w:shd w:val="clear" w:color="auto" w:fill="E8F0FE"/>
+          </w:tcPr>
+          <w:p>
+            <w:r/>
+            <w:r>
+              <w:rPr>
+                <w:rFonts w:ascii="Arial" w:hAnsi="Arial"/>
+                <w:b/>
+                <w:sz w:val="19"/>
+              </w:rPr>
+              <w:t>MEASURE: Measure — See What Is Really Happening</w:t>
             </w:r>
           </w:p>
         </w:tc>
         <w:tc>
           <w:tcPr>
-            <w:tcW w:type="dxa" w:w="2057"/>
-            <w:vAlign w:val="center"/>
+            <w:tcW w:type="dxa" w:w="2880"/>
+            <w:shd w:val="clear" w:color="auto" w:fill="E8F0FE"/>
           </w:tcPr>
           <w:p>
             <w:r/>
@@ -787,16 +2096,15 @@
               <w:rPr>
                 <w:rFonts w:ascii="Arial" w:hAnsi="Arial"/>
                 <w:b w:val="0"/>
-                <w:sz w:val="16"/>
+                <w:sz w:val="19"/>
               </w:rPr>
-              <w:t>Admin briefing, objectives, attendance, LMS, assessment flow</w:t>
+              <w:t>20%</w:t>
             </w:r>
           </w:p>
         </w:tc>
         <w:tc>
           <w:tcPr>
-            <w:tcW w:type="dxa" w:w="2057"/>
-            <w:vAlign w:val="center"/>
+            <w:tcW w:type="dxa" w:w="2880"/>
           </w:tcPr>
           <w:p>
             <w:r/>
@@ -804,16 +2112,35 @@
               <w:rPr>
                 <w:rFonts w:ascii="Arial" w:hAnsi="Arial"/>
                 <w:b w:val="0"/>
-                <w:sz w:val="16"/>
+                <w:sz w:val="19"/>
               </w:rPr>
-              <w:t>1-11</w:t>
+              <w:t>Lab 2</w:t>
+            </w:r>
+          </w:p>
+        </w:tc>
+      </w:tr>
+      <w:tr>
+        <w:tc>
+          <w:tcPr>
+            <w:tcW w:type="dxa" w:w="2880"/>
+            <w:shd w:val="clear" w:color="auto" w:fill="E8F0FE"/>
+          </w:tcPr>
+          <w:p>
+            <w:r/>
+            <w:r>
+              <w:rPr>
+                <w:rFonts w:ascii="Arial" w:hAnsi="Arial"/>
+                <w:b/>
+                <w:sz w:val="19"/>
+              </w:rPr>
+              <w:t>ANALYZE: Analyze — Find the Cause</w:t>
             </w:r>
           </w:p>
         </w:tc>
         <w:tc>
           <w:tcPr>
-            <w:tcW w:type="dxa" w:w="2057"/>
-            <w:vAlign w:val="center"/>
+            <w:tcW w:type="dxa" w:w="2880"/>
+            <w:shd w:val="clear" w:color="auto" w:fill="E8F0FE"/>
           </w:tcPr>
           <w:p>
             <w:r/>
@@ -821,16 +2148,15 @@
               <w:rPr>
                 <w:rFonts w:ascii="Arial" w:hAnsi="Arial"/>
                 <w:b w:val="0"/>
-                <w:sz w:val="16"/>
+                <w:sz w:val="19"/>
               </w:rPr>
-              <w:t>Brief course expectations, attendance, LMS, and assessment requirements.</w:t>
+              <w:t>20%</w:t>
             </w:r>
           </w:p>
         </w:tc>
         <w:tc>
           <w:tcPr>
-            <w:tcW w:type="dxa" w:w="2057"/>
-            <w:vAlign w:val="center"/>
+            <w:tcW w:type="dxa" w:w="2880"/>
           </w:tcPr>
           <w:p>
             <w:r/>
@@ -838,16 +2164,35 @@
               <w:rPr>
                 <w:rFonts w:ascii="Arial" w:hAnsi="Arial"/>
                 <w:b w:val="0"/>
-                <w:sz w:val="16"/>
+                <w:sz w:val="19"/>
               </w:rPr>
-              <w:t>Confirm access, ask questions, prepare portfolio folder.</w:t>
+              <w:t>Lab 3</w:t>
+            </w:r>
+          </w:p>
+        </w:tc>
+      </w:tr>
+      <w:tr>
+        <w:tc>
+          <w:tcPr>
+            <w:tcW w:type="dxa" w:w="2880"/>
+            <w:shd w:val="clear" w:color="auto" w:fill="E8F0FE"/>
+          </w:tcPr>
+          <w:p>
+            <w:r/>
+            <w:r>
+              <w:rPr>
+                <w:rFonts w:ascii="Arial" w:hAnsi="Arial"/>
+                <w:b/>
+                <w:sz w:val="19"/>
+              </w:rPr>
+              <w:t>IMPROVE: Improve — Fix the Cause</w:t>
             </w:r>
           </w:p>
         </w:tc>
         <w:tc>
           <w:tcPr>
-            <w:tcW w:type="dxa" w:w="2057"/>
-            <w:vAlign w:val="center"/>
+            <w:tcW w:type="dxa" w:w="2880"/>
+            <w:shd w:val="clear" w:color="auto" w:fill="E8F0FE"/>
           </w:tcPr>
           <w:p>
             <w:r/>
@@ -855,9 +2200,25 @@
               <w:rPr>
                 <w:rFonts w:ascii="Arial" w:hAnsi="Arial"/>
                 <w:b w:val="0"/>
-                <w:sz w:val="16"/>
+                <w:sz w:val="19"/>
               </w:rPr>
-              <w:t>PPT admin slides, LMS</w:t>
+              <w:t>10%</w:t>
+            </w:r>
+          </w:p>
+        </w:tc>
+        <w:tc>
+          <w:tcPr>
+            <w:tcW w:type="dxa" w:w="2880"/>
+          </w:tcPr>
+          <w:p>
+            <w:r/>
+            <w:r>
+              <w:rPr>
+                <w:rFonts w:ascii="Arial" w:hAnsi="Arial"/>
+                <w:b w:val="0"/>
+                <w:sz w:val="19"/>
+              </w:rPr>
+              <w:t>Lab 4</w:t>
             </w:r>
           </w:p>
         </w:tc>
@@ -865,8 +2226,25 @@
       <w:tr>
         <w:tc>
           <w:tcPr>
-            <w:tcW w:type="dxa" w:w="2057"/>
-            <w:vAlign w:val="center"/>
+            <w:tcW w:type="dxa" w:w="2880"/>
+            <w:shd w:val="clear" w:color="auto" w:fill="E8F0FE"/>
+          </w:tcPr>
+          <w:p>
+            <w:r/>
+            <w:r>
+              <w:rPr>
+                <w:rFonts w:ascii="Arial" w:hAnsi="Arial"/>
+                <w:b/>
+                <w:sz w:val="19"/>
+              </w:rPr>
+              <w:t>CONTROL: Control — Hold the Gain</w:t>
+            </w:r>
+          </w:p>
+        </w:tc>
+        <w:tc>
+          <w:tcPr>
+            <w:tcW w:type="dxa" w:w="2880"/>
+            <w:shd w:val="clear" w:color="auto" w:fill="E8F0FE"/>
           </w:tcPr>
           <w:p>
             <w:r/>
@@ -874,16 +2252,15 @@
               <w:rPr>
                 <w:rFonts w:ascii="Arial" w:hAnsi="Arial"/>
                 <w:b w:val="0"/>
-                <w:sz w:val="16"/>
+                <w:sz w:val="19"/>
               </w:rPr>
-              <w:t>09:30-10:30</w:t>
+              <w:t>10%</w:t>
             </w:r>
           </w:p>
         </w:tc>
         <w:tc>
           <w:tcPr>
-            <w:tcW w:type="dxa" w:w="2057"/>
-            <w:vAlign w:val="center"/>
+            <w:tcW w:type="dxa" w:w="2880"/>
           </w:tcPr>
           <w:p>
             <w:r/>
@@ -891,2519 +2268,9 @@
               <w:rPr>
                 <w:rFonts w:ascii="Arial" w:hAnsi="Arial"/>
                 <w:b w:val="0"/>
-                <w:sz w:val="16"/>
+                <w:sz w:val="19"/>
               </w:rPr>
-              <w:t>60 min</w:t>
-            </w:r>
-          </w:p>
-        </w:tc>
-        <w:tc>
-          <w:tcPr>
-            <w:tcW w:type="dxa" w:w="2057"/>
-            <w:vAlign w:val="center"/>
-          </w:tcPr>
-          <w:p>
-            <w:r/>
-            <w:r>
-              <w:rPr>
-                <w:rFonts w:ascii="Arial" w:hAnsi="Arial"/>
-                <w:b w:val="0"/>
-                <w:sz w:val="16"/>
-              </w:rPr>
-              <w:t>Lean, Six Sigma, DMAIC, White Belt role and Lab 01</w:t>
-            </w:r>
-          </w:p>
-        </w:tc>
-        <w:tc>
-          <w:tcPr>
-            <w:tcW w:type="dxa" w:w="2057"/>
-            <w:vAlign w:val="center"/>
-          </w:tcPr>
-          <w:p>
-            <w:r/>
-            <w:r>
-              <w:rPr>
-                <w:rFonts w:ascii="Arial" w:hAnsi="Arial"/>
-                <w:b w:val="0"/>
-                <w:sz w:val="16"/>
-              </w:rPr>
-              <w:t>16-20</w:t>
-            </w:r>
-          </w:p>
-        </w:tc>
-        <w:tc>
-          <w:tcPr>
-            <w:tcW w:type="dxa" w:w="2057"/>
-            <w:vAlign w:val="center"/>
-          </w:tcPr>
-          <w:p>
-            <w:r/>
-            <w:r>
-              <w:rPr>
-                <w:rFonts w:ascii="Arial" w:hAnsi="Arial"/>
-                <w:b w:val="0"/>
-                <w:sz w:val="16"/>
-              </w:rPr>
-              <w:t>Explain core terms and facilitate Lab 01 sharing.</w:t>
-            </w:r>
-          </w:p>
-        </w:tc>
-        <w:tc>
-          <w:tcPr>
-            <w:tcW w:type="dxa" w:w="2057"/>
-            <w:vAlign w:val="center"/>
-          </w:tcPr>
-          <w:p>
-            <w:r/>
-            <w:r>
-              <w:rPr>
-                <w:rFonts w:ascii="Arial" w:hAnsi="Arial"/>
-                <w:b w:val="0"/>
-                <w:sz w:val="16"/>
-              </w:rPr>
-              <w:t>Write definitions, DMAIC examples, role notes, and process selection.</w:t>
-            </w:r>
-          </w:p>
-        </w:tc>
-        <w:tc>
-          <w:tcPr>
-            <w:tcW w:type="dxa" w:w="2057"/>
-            <w:vAlign w:val="center"/>
-          </w:tcPr>
-          <w:p>
-            <w:r/>
-            <w:r>
-              <w:rPr>
-                <w:rFonts w:ascii="Arial" w:hAnsi="Arial"/>
-                <w:b w:val="0"/>
-                <w:sz w:val="16"/>
-              </w:rPr>
-              <w:t>LG Lab 01, lab handout</w:t>
-            </w:r>
-          </w:p>
-        </w:tc>
-      </w:tr>
-      <w:tr>
-        <w:tc>
-          <w:tcPr>
-            <w:tcW w:type="dxa" w:w="2057"/>
-            <w:vAlign w:val="center"/>
-          </w:tcPr>
-          <w:p>
-            <w:r/>
-            <w:r>
-              <w:rPr>
-                <w:rFonts w:ascii="Arial" w:hAnsi="Arial"/>
-                <w:b w:val="0"/>
-                <w:sz w:val="16"/>
-              </w:rPr>
-              <w:t>10:30-10:45</w:t>
-            </w:r>
-          </w:p>
-        </w:tc>
-        <w:tc>
-          <w:tcPr>
-            <w:tcW w:type="dxa" w:w="2057"/>
-            <w:vAlign w:val="center"/>
-          </w:tcPr>
-          <w:p>
-            <w:r/>
-            <w:r>
-              <w:rPr>
-                <w:rFonts w:ascii="Arial" w:hAnsi="Arial"/>
-                <w:b w:val="0"/>
-                <w:sz w:val="16"/>
-              </w:rPr>
-              <w:t>15 min</w:t>
-            </w:r>
-          </w:p>
-        </w:tc>
-        <w:tc>
-          <w:tcPr>
-            <w:tcW w:type="dxa" w:w="2057"/>
-            <w:vAlign w:val="center"/>
-            <w:shd w:val="clear" w:color="auto" w:fill="FFF4E5"/>
-          </w:tcPr>
-          <w:p>
-            <w:r/>
-            <w:r>
-              <w:rPr>
-                <w:rFonts w:ascii="Arial" w:hAnsi="Arial"/>
-                <w:b w:val="0"/>
-                <w:sz w:val="16"/>
-              </w:rPr>
-              <w:t>Break</w:t>
-            </w:r>
-          </w:p>
-        </w:tc>
-        <w:tc>
-          <w:tcPr>
-            <w:tcW w:type="dxa" w:w="2057"/>
-            <w:vAlign w:val="center"/>
-          </w:tcPr>
-          <w:p>
-            <w:r/>
-            <w:r>
-              <w:rPr>
-                <w:rFonts w:ascii="Arial" w:hAnsi="Arial"/>
-                <w:b w:val="0"/>
-                <w:sz w:val="16"/>
-              </w:rPr>
-              <w:t>-</w:t>
-            </w:r>
-          </w:p>
-        </w:tc>
-        <w:tc>
-          <w:tcPr>
-            <w:tcW w:type="dxa" w:w="2057"/>
-            <w:vAlign w:val="center"/>
-          </w:tcPr>
-          <w:p>
-            <w:r/>
-            <w:r>
-              <w:rPr>
-                <w:rFonts w:ascii="Arial" w:hAnsi="Arial"/>
-                <w:b w:val="0"/>
-                <w:sz w:val="16"/>
-              </w:rPr>
-              <w:t>Manage time and learner questions.</w:t>
-            </w:r>
-          </w:p>
-        </w:tc>
-        <w:tc>
-          <w:tcPr>
-            <w:tcW w:type="dxa" w:w="2057"/>
-            <w:vAlign w:val="center"/>
-          </w:tcPr>
-          <w:p>
-            <w:r/>
-            <w:r>
-              <w:rPr>
-                <w:rFonts w:ascii="Arial" w:hAnsi="Arial"/>
-                <w:b w:val="0"/>
-                <w:sz w:val="16"/>
-              </w:rPr>
-              <w:t>Break.</w:t>
-            </w:r>
-          </w:p>
-        </w:tc>
-        <w:tc>
-          <w:tcPr>
-            <w:tcW w:type="dxa" w:w="2057"/>
-            <w:vAlign w:val="center"/>
-          </w:tcPr>
-          <w:p>
-            <w:r/>
-            <w:r>
-              <w:rPr>
-                <w:rFonts w:ascii="Arial" w:hAnsi="Arial"/>
-                <w:b w:val="0"/>
-                <w:sz w:val="16"/>
-              </w:rPr>
-              <w:t>-</w:t>
-            </w:r>
-          </w:p>
-        </w:tc>
-      </w:tr>
-      <w:tr>
-        <w:tc>
-          <w:tcPr>
-            <w:tcW w:type="dxa" w:w="2057"/>
-            <w:vAlign w:val="center"/>
-          </w:tcPr>
-          <w:p>
-            <w:r/>
-            <w:r>
-              <w:rPr>
-                <w:rFonts w:ascii="Arial" w:hAnsi="Arial"/>
-                <w:b w:val="0"/>
-                <w:sz w:val="16"/>
-              </w:rPr>
-              <w:t>10:45-12:15</w:t>
-            </w:r>
-          </w:p>
-        </w:tc>
-        <w:tc>
-          <w:tcPr>
-            <w:tcW w:type="dxa" w:w="2057"/>
-            <w:vAlign w:val="center"/>
-          </w:tcPr>
-          <w:p>
-            <w:r/>
-            <w:r>
-              <w:rPr>
-                <w:rFonts w:ascii="Arial" w:hAnsi="Arial"/>
-                <w:b w:val="0"/>
-                <w:sz w:val="16"/>
-              </w:rPr>
-              <w:t>90 min</w:t>
-            </w:r>
-          </w:p>
-        </w:tc>
-        <w:tc>
-          <w:tcPr>
-            <w:tcW w:type="dxa" w:w="2057"/>
-            <w:vAlign w:val="center"/>
-          </w:tcPr>
-          <w:p>
-            <w:r/>
-            <w:r>
-              <w:rPr>
-                <w:rFonts w:ascii="Arial" w:hAnsi="Arial"/>
-                <w:b w:val="0"/>
-                <w:sz w:val="16"/>
-              </w:rPr>
-              <w:t>Customer value, SIPOC and Lab 02</w:t>
-            </w:r>
-          </w:p>
-        </w:tc>
-        <w:tc>
-          <w:tcPr>
-            <w:tcW w:type="dxa" w:w="2057"/>
-            <w:vAlign w:val="center"/>
-          </w:tcPr>
-          <w:p>
-            <w:r/>
-            <w:r>
-              <w:rPr>
-                <w:rFonts w:ascii="Arial" w:hAnsi="Arial"/>
-                <w:b w:val="0"/>
-                <w:sz w:val="16"/>
-              </w:rPr>
-              <w:t>23-28</w:t>
-            </w:r>
-          </w:p>
-        </w:tc>
-        <w:tc>
-          <w:tcPr>
-            <w:tcW w:type="dxa" w:w="2057"/>
-            <w:vAlign w:val="center"/>
-          </w:tcPr>
-          <w:p>
-            <w:r/>
-            <w:r>
-              <w:rPr>
-                <w:rFonts w:ascii="Arial" w:hAnsi="Arial"/>
-                <w:b w:val="0"/>
-                <w:sz w:val="16"/>
-              </w:rPr>
-              <w:t>Demonstrate customer/value thinking and coach SIPOC boundaries.</w:t>
-            </w:r>
-          </w:p>
-        </w:tc>
-        <w:tc>
-          <w:tcPr>
-            <w:tcW w:type="dxa" w:w="2057"/>
-            <w:vAlign w:val="center"/>
-          </w:tcPr>
-          <w:p>
-            <w:r/>
-            <w:r>
-              <w:rPr>
-                <w:rFonts w:ascii="Arial" w:hAnsi="Arial"/>
-                <w:b w:val="0"/>
-                <w:sz w:val="16"/>
-              </w:rPr>
-              <w:t>Create customer value worksheet, SIPOC, and opportunity note.</w:t>
-            </w:r>
-          </w:p>
-        </w:tc>
-        <w:tc>
-          <w:tcPr>
-            <w:tcW w:type="dxa" w:w="2057"/>
-            <w:vAlign w:val="center"/>
-          </w:tcPr>
-          <w:p>
-            <w:r/>
-            <w:r>
-              <w:rPr>
-                <w:rFonts w:ascii="Arial" w:hAnsi="Arial"/>
-                <w:b w:val="0"/>
-                <w:sz w:val="16"/>
-              </w:rPr>
-              <w:t>LG Lab 02</w:t>
-            </w:r>
-          </w:p>
-        </w:tc>
-      </w:tr>
-      <w:tr>
-        <w:tc>
-          <w:tcPr>
-            <w:tcW w:type="dxa" w:w="2057"/>
-            <w:vAlign w:val="center"/>
-          </w:tcPr>
-          <w:p>
-            <w:r/>
-            <w:r>
-              <w:rPr>
-                <w:rFonts w:ascii="Arial" w:hAnsi="Arial"/>
-                <w:b w:val="0"/>
-                <w:sz w:val="16"/>
-              </w:rPr>
-              <w:t>12:15-13:00</w:t>
-            </w:r>
-          </w:p>
-        </w:tc>
-        <w:tc>
-          <w:tcPr>
-            <w:tcW w:type="dxa" w:w="2057"/>
-            <w:vAlign w:val="center"/>
-          </w:tcPr>
-          <w:p>
-            <w:r/>
-            <w:r>
-              <w:rPr>
-                <w:rFonts w:ascii="Arial" w:hAnsi="Arial"/>
-                <w:b w:val="0"/>
-                <w:sz w:val="16"/>
-              </w:rPr>
-              <w:t>45 min</w:t>
-            </w:r>
-          </w:p>
-        </w:tc>
-        <w:tc>
-          <w:tcPr>
-            <w:tcW w:type="dxa" w:w="2057"/>
-            <w:vAlign w:val="center"/>
-          </w:tcPr>
-          <w:p>
-            <w:r/>
-            <w:r>
-              <w:rPr>
-                <w:rFonts w:ascii="Arial" w:hAnsi="Arial"/>
-                <w:b w:val="0"/>
-                <w:sz w:val="16"/>
-              </w:rPr>
-              <w:t>Process walk briefing and peer review</w:t>
-            </w:r>
-          </w:p>
-        </w:tc>
-        <w:tc>
-          <w:tcPr>
-            <w:tcW w:type="dxa" w:w="2057"/>
-            <w:vAlign w:val="center"/>
-          </w:tcPr>
-          <w:p>
-            <w:r/>
-            <w:r>
-              <w:rPr>
-                <w:rFonts w:ascii="Arial" w:hAnsi="Arial"/>
-                <w:b w:val="0"/>
-                <w:sz w:val="16"/>
-              </w:rPr>
-              <w:t>31-32</w:t>
-            </w:r>
-          </w:p>
-        </w:tc>
-        <w:tc>
-          <w:tcPr>
-            <w:tcW w:type="dxa" w:w="2057"/>
-            <w:vAlign w:val="center"/>
-          </w:tcPr>
-          <w:p>
-            <w:r/>
-            <w:r>
-              <w:rPr>
-                <w:rFonts w:ascii="Arial" w:hAnsi="Arial"/>
-                <w:b w:val="0"/>
-                <w:sz w:val="16"/>
-              </w:rPr>
-              <w:t>Set observation rules and show process map expectations.</w:t>
-            </w:r>
-          </w:p>
-        </w:tc>
-        <w:tc>
-          <w:tcPr>
-            <w:tcW w:type="dxa" w:w="2057"/>
-            <w:vAlign w:val="center"/>
-          </w:tcPr>
-          <w:p>
-            <w:r/>
-            <w:r>
-              <w:rPr>
-                <w:rFonts w:ascii="Arial" w:hAnsi="Arial"/>
-                <w:b w:val="0"/>
-                <w:sz w:val="16"/>
-              </w:rPr>
-              <w:t>Prepare process walk questions and map structure.</w:t>
-            </w:r>
-          </w:p>
-        </w:tc>
-        <w:tc>
-          <w:tcPr>
-            <w:tcW w:type="dxa" w:w="2057"/>
-            <w:vAlign w:val="center"/>
-          </w:tcPr>
-          <w:p>
-            <w:r/>
-            <w:r>
-              <w:rPr>
-                <w:rFonts w:ascii="Arial" w:hAnsi="Arial"/>
-                <w:b w:val="0"/>
-                <w:sz w:val="16"/>
-              </w:rPr>
-              <w:t>PPT, LG Lab 03</w:t>
-            </w:r>
-          </w:p>
-        </w:tc>
-      </w:tr>
-      <w:tr>
-        <w:tc>
-          <w:tcPr>
-            <w:tcW w:type="dxa" w:w="2057"/>
-            <w:vAlign w:val="center"/>
-          </w:tcPr>
-          <w:p>
-            <w:r/>
-            <w:r>
-              <w:rPr>
-                <w:rFonts w:ascii="Arial" w:hAnsi="Arial"/>
-                <w:b w:val="0"/>
-                <w:sz w:val="16"/>
-              </w:rPr>
-              <w:t>13:00-14:00</w:t>
-            </w:r>
-          </w:p>
-        </w:tc>
-        <w:tc>
-          <w:tcPr>
-            <w:tcW w:type="dxa" w:w="2057"/>
-            <w:vAlign w:val="center"/>
-          </w:tcPr>
-          <w:p>
-            <w:r/>
-            <w:r>
-              <w:rPr>
-                <w:rFonts w:ascii="Arial" w:hAnsi="Arial"/>
-                <w:b w:val="0"/>
-                <w:sz w:val="16"/>
-              </w:rPr>
-              <w:t>60 min</w:t>
-            </w:r>
-          </w:p>
-        </w:tc>
-        <w:tc>
-          <w:tcPr>
-            <w:tcW w:type="dxa" w:w="2057"/>
-            <w:vAlign w:val="center"/>
-            <w:shd w:val="clear" w:color="auto" w:fill="FFF4E5"/>
-          </w:tcPr>
-          <w:p>
-            <w:r/>
-            <w:r>
-              <w:rPr>
-                <w:rFonts w:ascii="Arial" w:hAnsi="Arial"/>
-                <w:b w:val="0"/>
-                <w:sz w:val="16"/>
-              </w:rPr>
-              <w:t>Lunch</w:t>
-            </w:r>
-          </w:p>
-        </w:tc>
-        <w:tc>
-          <w:tcPr>
-            <w:tcW w:type="dxa" w:w="2057"/>
-            <w:vAlign w:val="center"/>
-          </w:tcPr>
-          <w:p>
-            <w:r/>
-            <w:r>
-              <w:rPr>
-                <w:rFonts w:ascii="Arial" w:hAnsi="Arial"/>
-                <w:b w:val="0"/>
-                <w:sz w:val="16"/>
-              </w:rPr>
-              <w:t>-</w:t>
-            </w:r>
-          </w:p>
-        </w:tc>
-        <w:tc>
-          <w:tcPr>
-            <w:tcW w:type="dxa" w:w="2057"/>
-            <w:vAlign w:val="center"/>
-          </w:tcPr>
-          <w:p>
-            <w:r/>
-            <w:r>
-              <w:rPr>
-                <w:rFonts w:ascii="Arial" w:hAnsi="Arial"/>
-                <w:b w:val="0"/>
-                <w:sz w:val="16"/>
-              </w:rPr>
-              <w:t>Resume on time.</w:t>
-            </w:r>
-          </w:p>
-        </w:tc>
-        <w:tc>
-          <w:tcPr>
-            <w:tcW w:type="dxa" w:w="2057"/>
-            <w:vAlign w:val="center"/>
-          </w:tcPr>
-          <w:p>
-            <w:r/>
-            <w:r>
-              <w:rPr>
-                <w:rFonts w:ascii="Arial" w:hAnsi="Arial"/>
-                <w:b w:val="0"/>
-                <w:sz w:val="16"/>
-              </w:rPr>
-              <w:t>Lunch.</w:t>
-            </w:r>
-          </w:p>
-        </w:tc>
-        <w:tc>
-          <w:tcPr>
-            <w:tcW w:type="dxa" w:w="2057"/>
-            <w:vAlign w:val="center"/>
-          </w:tcPr>
-          <w:p>
-            <w:r/>
-            <w:r>
-              <w:rPr>
-                <w:rFonts w:ascii="Arial" w:hAnsi="Arial"/>
-                <w:b w:val="0"/>
-                <w:sz w:val="16"/>
-              </w:rPr>
-              <w:t>-</w:t>
-            </w:r>
-          </w:p>
-        </w:tc>
-      </w:tr>
-      <w:tr>
-        <w:tc>
-          <w:tcPr>
-            <w:tcW w:type="dxa" w:w="2057"/>
-            <w:vAlign w:val="center"/>
-          </w:tcPr>
-          <w:p>
-            <w:r/>
-            <w:r>
-              <w:rPr>
-                <w:rFonts w:ascii="Arial" w:hAnsi="Arial"/>
-                <w:b w:val="0"/>
-                <w:sz w:val="16"/>
-              </w:rPr>
-              <w:t>14:00-15:15</w:t>
-            </w:r>
-          </w:p>
-        </w:tc>
-        <w:tc>
-          <w:tcPr>
-            <w:tcW w:type="dxa" w:w="2057"/>
-            <w:vAlign w:val="center"/>
-          </w:tcPr>
-          <w:p>
-            <w:r/>
-            <w:r>
-              <w:rPr>
-                <w:rFonts w:ascii="Arial" w:hAnsi="Arial"/>
-                <w:b w:val="0"/>
-                <w:sz w:val="16"/>
-              </w:rPr>
-              <w:t>75 min</w:t>
-            </w:r>
-          </w:p>
-        </w:tc>
-        <w:tc>
-          <w:tcPr>
-            <w:tcW w:type="dxa" w:w="2057"/>
-            <w:vAlign w:val="center"/>
-          </w:tcPr>
-          <w:p>
-            <w:r/>
-            <w:r>
-              <w:rPr>
-                <w:rFonts w:ascii="Arial" w:hAnsi="Arial"/>
-                <w:b w:val="0"/>
-                <w:sz w:val="16"/>
-              </w:rPr>
-              <w:t>Process walk, simple map and Lab 03</w:t>
-            </w:r>
-          </w:p>
-        </w:tc>
-        <w:tc>
-          <w:tcPr>
-            <w:tcW w:type="dxa" w:w="2057"/>
-            <w:vAlign w:val="center"/>
-          </w:tcPr>
-          <w:p>
-            <w:r/>
-            <w:r>
-              <w:rPr>
-                <w:rFonts w:ascii="Arial" w:hAnsi="Arial"/>
-                <w:b w:val="0"/>
-                <w:sz w:val="16"/>
-              </w:rPr>
-              <w:t>31-36</w:t>
-            </w:r>
-          </w:p>
-        </w:tc>
-        <w:tc>
-          <w:tcPr>
-            <w:tcW w:type="dxa" w:w="2057"/>
-            <w:vAlign w:val="center"/>
-          </w:tcPr>
-          <w:p>
-            <w:r/>
-            <w:r>
-              <w:rPr>
-                <w:rFonts w:ascii="Arial" w:hAnsi="Arial"/>
-                <w:b w:val="0"/>
-                <w:sz w:val="16"/>
-              </w:rPr>
-              <w:t>Coach fact-based observation, handoffs, waiting, and decisions.</w:t>
-            </w:r>
-          </w:p>
-        </w:tc>
-        <w:tc>
-          <w:tcPr>
-            <w:tcW w:type="dxa" w:w="2057"/>
-            <w:vAlign w:val="center"/>
-          </w:tcPr>
-          <w:p>
-            <w:r/>
-            <w:r>
-              <w:rPr>
-                <w:rFonts w:ascii="Arial" w:hAnsi="Arial"/>
-                <w:b w:val="0"/>
-                <w:sz w:val="16"/>
-              </w:rPr>
-              <w:t>Complete process walk notes and simple process map.</w:t>
-            </w:r>
-          </w:p>
-        </w:tc>
-        <w:tc>
-          <w:tcPr>
-            <w:tcW w:type="dxa" w:w="2057"/>
-            <w:vAlign w:val="center"/>
-          </w:tcPr>
-          <w:p>
-            <w:r/>
-            <w:r>
-              <w:rPr>
-                <w:rFonts w:ascii="Arial" w:hAnsi="Arial"/>
-                <w:b w:val="0"/>
-                <w:sz w:val="16"/>
-              </w:rPr>
-              <w:t>LG Lab 03</w:t>
-            </w:r>
-          </w:p>
-        </w:tc>
-      </w:tr>
-      <w:tr>
-        <w:tc>
-          <w:tcPr>
-            <w:tcW w:type="dxa" w:w="2057"/>
-            <w:vAlign w:val="center"/>
-          </w:tcPr>
-          <w:p>
-            <w:r/>
-            <w:r>
-              <w:rPr>
-                <w:rFonts w:ascii="Arial" w:hAnsi="Arial"/>
-                <w:b w:val="0"/>
-                <w:sz w:val="16"/>
-              </w:rPr>
-              <w:t>15:15-16:15</w:t>
-            </w:r>
-          </w:p>
-        </w:tc>
-        <w:tc>
-          <w:tcPr>
-            <w:tcW w:type="dxa" w:w="2057"/>
-            <w:vAlign w:val="center"/>
-          </w:tcPr>
-          <w:p>
-            <w:r/>
-            <w:r>
-              <w:rPr>
-                <w:rFonts w:ascii="Arial" w:hAnsi="Arial"/>
-                <w:b w:val="0"/>
-                <w:sz w:val="16"/>
-              </w:rPr>
-              <w:t>60 min</w:t>
-            </w:r>
-          </w:p>
-        </w:tc>
-        <w:tc>
-          <w:tcPr>
-            <w:tcW w:type="dxa" w:w="2057"/>
-            <w:vAlign w:val="center"/>
-          </w:tcPr>
-          <w:p>
-            <w:r/>
-            <w:r>
-              <w:rPr>
-                <w:rFonts w:ascii="Arial" w:hAnsi="Arial"/>
-                <w:b w:val="0"/>
-                <w:sz w:val="16"/>
-              </w:rPr>
-              <w:t>TIMWOODS waste and Lab 04</w:t>
-            </w:r>
-          </w:p>
-        </w:tc>
-        <w:tc>
-          <w:tcPr>
-            <w:tcW w:type="dxa" w:w="2057"/>
-            <w:vAlign w:val="center"/>
-          </w:tcPr>
-          <w:p>
-            <w:r/>
-            <w:r>
-              <w:rPr>
-                <w:rFonts w:ascii="Arial" w:hAnsi="Arial"/>
-                <w:b w:val="0"/>
-                <w:sz w:val="16"/>
-              </w:rPr>
-              <w:t>37-43</w:t>
-            </w:r>
-          </w:p>
-        </w:tc>
-        <w:tc>
-          <w:tcPr>
-            <w:tcW w:type="dxa" w:w="2057"/>
-            <w:vAlign w:val="center"/>
-          </w:tcPr>
-          <w:p>
-            <w:r/>
-            <w:r>
-              <w:rPr>
-                <w:rFonts w:ascii="Arial" w:hAnsi="Arial"/>
-                <w:b w:val="0"/>
-                <w:sz w:val="16"/>
-              </w:rPr>
-              <w:t>Explain each waste and facilitate waste marking on maps.</w:t>
-            </w:r>
-          </w:p>
-        </w:tc>
-        <w:tc>
-          <w:tcPr>
-            <w:tcW w:type="dxa" w:w="2057"/>
-            <w:vAlign w:val="center"/>
-          </w:tcPr>
-          <w:p>
-            <w:r/>
-            <w:r>
-              <w:rPr>
-                <w:rFonts w:ascii="Arial" w:hAnsi="Arial"/>
-                <w:b w:val="0"/>
-                <w:sz w:val="16"/>
-              </w:rPr>
-              <w:t>Mark waste, choose priority waste, and write an improvement question.</w:t>
-            </w:r>
-          </w:p>
-        </w:tc>
-        <w:tc>
-          <w:tcPr>
-            <w:tcW w:type="dxa" w:w="2057"/>
-            <w:vAlign w:val="center"/>
-          </w:tcPr>
-          <w:p>
-            <w:r/>
-            <w:r>
-              <w:rPr>
-                <w:rFonts w:ascii="Arial" w:hAnsi="Arial"/>
-                <w:b w:val="0"/>
-                <w:sz w:val="16"/>
-              </w:rPr>
-              <w:t>LG Lab 04</w:t>
-            </w:r>
-          </w:p>
-        </w:tc>
-      </w:tr>
-      <w:tr>
-        <w:tc>
-          <w:tcPr>
-            <w:tcW w:type="dxa" w:w="2057"/>
-            <w:vAlign w:val="center"/>
-          </w:tcPr>
-          <w:p>
-            <w:r/>
-            <w:r>
-              <w:rPr>
-                <w:rFonts w:ascii="Arial" w:hAnsi="Arial"/>
-                <w:b w:val="0"/>
-                <w:sz w:val="16"/>
-              </w:rPr>
-              <w:t>16:15-16:30</w:t>
-            </w:r>
-          </w:p>
-        </w:tc>
-        <w:tc>
-          <w:tcPr>
-            <w:tcW w:type="dxa" w:w="2057"/>
-            <w:vAlign w:val="center"/>
-          </w:tcPr>
-          <w:p>
-            <w:r/>
-            <w:r>
-              <w:rPr>
-                <w:rFonts w:ascii="Arial" w:hAnsi="Arial"/>
-                <w:b w:val="0"/>
-                <w:sz w:val="16"/>
-              </w:rPr>
-              <w:t>15 min</w:t>
-            </w:r>
-          </w:p>
-        </w:tc>
-        <w:tc>
-          <w:tcPr>
-            <w:tcW w:type="dxa" w:w="2057"/>
-            <w:vAlign w:val="center"/>
-            <w:shd w:val="clear" w:color="auto" w:fill="FFF4E5"/>
-          </w:tcPr>
-          <w:p>
-            <w:r/>
-            <w:r>
-              <w:rPr>
-                <w:rFonts w:ascii="Arial" w:hAnsi="Arial"/>
-                <w:b w:val="0"/>
-                <w:sz w:val="16"/>
-              </w:rPr>
-              <w:t>Break</w:t>
-            </w:r>
-          </w:p>
-        </w:tc>
-        <w:tc>
-          <w:tcPr>
-            <w:tcW w:type="dxa" w:w="2057"/>
-            <w:vAlign w:val="center"/>
-          </w:tcPr>
-          <w:p>
-            <w:r/>
-            <w:r>
-              <w:rPr>
-                <w:rFonts w:ascii="Arial" w:hAnsi="Arial"/>
-                <w:b w:val="0"/>
-                <w:sz w:val="16"/>
-              </w:rPr>
-              <w:t>-</w:t>
-            </w:r>
-          </w:p>
-        </w:tc>
-        <w:tc>
-          <w:tcPr>
-            <w:tcW w:type="dxa" w:w="2057"/>
-            <w:vAlign w:val="center"/>
-          </w:tcPr>
-          <w:p>
-            <w:r/>
-            <w:r>
-              <w:rPr>
-                <w:rFonts w:ascii="Arial" w:hAnsi="Arial"/>
-                <w:b w:val="0"/>
-                <w:sz w:val="16"/>
-              </w:rPr>
-              <w:t>Manage time and questions.</w:t>
-            </w:r>
-          </w:p>
-        </w:tc>
-        <w:tc>
-          <w:tcPr>
-            <w:tcW w:type="dxa" w:w="2057"/>
-            <w:vAlign w:val="center"/>
-          </w:tcPr>
-          <w:p>
-            <w:r/>
-            <w:r>
-              <w:rPr>
-                <w:rFonts w:ascii="Arial" w:hAnsi="Arial"/>
-                <w:b w:val="0"/>
-                <w:sz w:val="16"/>
-              </w:rPr>
-              <w:t>Break.</w:t>
-            </w:r>
-          </w:p>
-        </w:tc>
-        <w:tc>
-          <w:tcPr>
-            <w:tcW w:type="dxa" w:w="2057"/>
-            <w:vAlign w:val="center"/>
-          </w:tcPr>
-          <w:p>
-            <w:r/>
-            <w:r>
-              <w:rPr>
-                <w:rFonts w:ascii="Arial" w:hAnsi="Arial"/>
-                <w:b w:val="0"/>
-                <w:sz w:val="16"/>
-              </w:rPr>
-              <w:t>-</w:t>
-            </w:r>
-          </w:p>
-        </w:tc>
-      </w:tr>
-      <w:tr>
-        <w:tc>
-          <w:tcPr>
-            <w:tcW w:type="dxa" w:w="2057"/>
-            <w:vAlign w:val="center"/>
-          </w:tcPr>
-          <w:p>
-            <w:r/>
-            <w:r>
-              <w:rPr>
-                <w:rFonts w:ascii="Arial" w:hAnsi="Arial"/>
-                <w:b w:val="0"/>
-                <w:sz w:val="16"/>
-              </w:rPr>
-              <w:t>16:30-17:45</w:t>
-            </w:r>
-          </w:p>
-        </w:tc>
-        <w:tc>
-          <w:tcPr>
-            <w:tcW w:type="dxa" w:w="2057"/>
-            <w:vAlign w:val="center"/>
-          </w:tcPr>
-          <w:p>
-            <w:r/>
-            <w:r>
-              <w:rPr>
-                <w:rFonts w:ascii="Arial" w:hAnsi="Arial"/>
-                <w:b w:val="0"/>
-                <w:sz w:val="16"/>
-              </w:rPr>
-              <w:t>75 min</w:t>
-            </w:r>
-          </w:p>
-        </w:tc>
-        <w:tc>
-          <w:tcPr>
-            <w:tcW w:type="dxa" w:w="2057"/>
-            <w:vAlign w:val="center"/>
-          </w:tcPr>
-          <w:p>
-            <w:r/>
-            <w:r>
-              <w:rPr>
-                <w:rFonts w:ascii="Arial" w:hAnsi="Arial"/>
-                <w:b w:val="0"/>
-                <w:sz w:val="16"/>
-              </w:rPr>
-              <w:t>Basic data, check sheets, charts and Lab 05</w:t>
-            </w:r>
-          </w:p>
-        </w:tc>
-        <w:tc>
-          <w:tcPr>
-            <w:tcW w:type="dxa" w:w="2057"/>
-            <w:vAlign w:val="center"/>
-          </w:tcPr>
-          <w:p>
-            <w:r/>
-            <w:r>
-              <w:rPr>
-                <w:rFonts w:ascii="Arial" w:hAnsi="Arial"/>
-                <w:b w:val="0"/>
-                <w:sz w:val="16"/>
-              </w:rPr>
-              <w:t>44-51</w:t>
-            </w:r>
-          </w:p>
-        </w:tc>
-        <w:tc>
-          <w:tcPr>
-            <w:tcW w:type="dxa" w:w="2057"/>
-            <w:vAlign w:val="center"/>
-          </w:tcPr>
-          <w:p>
-            <w:r/>
-            <w:r>
-              <w:rPr>
-                <w:rFonts w:ascii="Arial" w:hAnsi="Arial"/>
-                <w:b w:val="0"/>
-                <w:sz w:val="16"/>
-              </w:rPr>
-              <w:t>Demonstrate simple counts and chart interpretation.</w:t>
-            </w:r>
-          </w:p>
-        </w:tc>
-        <w:tc>
-          <w:tcPr>
-            <w:tcW w:type="dxa" w:w="2057"/>
-            <w:vAlign w:val="center"/>
-          </w:tcPr>
-          <w:p>
-            <w:r/>
-            <w:r>
-              <w:rPr>
-                <w:rFonts w:ascii="Arial" w:hAnsi="Arial"/>
-                <w:b w:val="0"/>
-                <w:sz w:val="16"/>
-              </w:rPr>
-              <w:t>Create check sheet, tally table, chart, and observation note.</w:t>
-            </w:r>
-          </w:p>
-        </w:tc>
-        <w:tc>
-          <w:tcPr>
-            <w:tcW w:type="dxa" w:w="2057"/>
-            <w:vAlign w:val="center"/>
-          </w:tcPr>
-          <w:p>
-            <w:r/>
-            <w:r>
-              <w:rPr>
-                <w:rFonts w:ascii="Arial" w:hAnsi="Arial"/>
-                <w:b w:val="0"/>
-                <w:sz w:val="16"/>
-              </w:rPr>
-              <w:t>LG Lab 05</w:t>
-            </w:r>
-          </w:p>
-        </w:tc>
-      </w:tr>
-      <w:tr>
-        <w:tc>
-          <w:tcPr>
-            <w:tcW w:type="dxa" w:w="2057"/>
-            <w:vAlign w:val="center"/>
-          </w:tcPr>
-          <w:p>
-            <w:r/>
-            <w:r>
-              <w:rPr>
-                <w:rFonts w:ascii="Arial" w:hAnsi="Arial"/>
-                <w:b w:val="0"/>
-                <w:sz w:val="16"/>
-              </w:rPr>
-              <w:t>17:45-18:00</w:t>
-            </w:r>
-          </w:p>
-        </w:tc>
-        <w:tc>
-          <w:tcPr>
-            <w:tcW w:type="dxa" w:w="2057"/>
-            <w:vAlign w:val="center"/>
-          </w:tcPr>
-          <w:p>
-            <w:r/>
-            <w:r>
-              <w:rPr>
-                <w:rFonts w:ascii="Arial" w:hAnsi="Arial"/>
-                <w:b w:val="0"/>
-                <w:sz w:val="16"/>
-              </w:rPr>
-              <w:t>15 min</w:t>
-            </w:r>
-          </w:p>
-        </w:tc>
-        <w:tc>
-          <w:tcPr>
-            <w:tcW w:type="dxa" w:w="2057"/>
-            <w:vAlign w:val="center"/>
-          </w:tcPr>
-          <w:p>
-            <w:r/>
-            <w:r>
-              <w:rPr>
-                <w:rFonts w:ascii="Arial" w:hAnsi="Arial"/>
-                <w:b w:val="0"/>
-                <w:sz w:val="16"/>
-              </w:rPr>
-              <w:t>Day 1 recap and portfolio check</w:t>
-            </w:r>
-          </w:p>
-        </w:tc>
-        <w:tc>
-          <w:tcPr>
-            <w:tcW w:type="dxa" w:w="2057"/>
-            <w:vAlign w:val="center"/>
-          </w:tcPr>
-          <w:p>
-            <w:r/>
-            <w:r>
-              <w:rPr>
-                <w:rFonts w:ascii="Arial" w:hAnsi="Arial"/>
-                <w:b w:val="0"/>
-                <w:sz w:val="16"/>
-              </w:rPr>
-              <w:t>51</w:t>
-            </w:r>
-          </w:p>
-        </w:tc>
-        <w:tc>
-          <w:tcPr>
-            <w:tcW w:type="dxa" w:w="2057"/>
-            <w:vAlign w:val="center"/>
-          </w:tcPr>
-          <w:p>
-            <w:r/>
-            <w:r>
-              <w:rPr>
-                <w:rFonts w:ascii="Arial" w:hAnsi="Arial"/>
-                <w:b w:val="0"/>
-                <w:sz w:val="16"/>
-              </w:rPr>
-              <w:t>Check portfolio completeness and preview Day 2.</w:t>
-            </w:r>
-          </w:p>
-        </w:tc>
-        <w:tc>
-          <w:tcPr>
-            <w:tcW w:type="dxa" w:w="2057"/>
-            <w:vAlign w:val="center"/>
-          </w:tcPr>
-          <w:p>
-            <w:r/>
-            <w:r>
-              <w:rPr>
-                <w:rFonts w:ascii="Arial" w:hAnsi="Arial"/>
-                <w:b w:val="0"/>
-                <w:sz w:val="16"/>
-              </w:rPr>
-              <w:t>Confirm Day 1 deliverables and questions.</w:t>
-            </w:r>
-          </w:p>
-        </w:tc>
-        <w:tc>
-          <w:tcPr>
-            <w:tcW w:type="dxa" w:w="2057"/>
-            <w:vAlign w:val="center"/>
-          </w:tcPr>
-          <w:p>
-            <w:r/>
-            <w:r>
-              <w:rPr>
-                <w:rFonts w:ascii="Arial" w:hAnsi="Arial"/>
-                <w:b w:val="0"/>
-                <w:sz w:val="16"/>
-              </w:rPr>
-              <w:t>Portfolio checklist</w:t>
-            </w:r>
-          </w:p>
-        </w:tc>
-      </w:tr>
-      <w:tr>
-        <w:tc>
-          <w:tcPr>
-            <w:tcW w:type="dxa" w:w="2057"/>
-            <w:vAlign w:val="center"/>
-          </w:tcPr>
-          <w:p>
-            <w:r/>
-            <w:r>
-              <w:rPr>
-                <w:rFonts w:ascii="Arial" w:hAnsi="Arial"/>
-                <w:b w:val="0"/>
-                <w:sz w:val="16"/>
-              </w:rPr>
-              <w:t>09:00-09:30</w:t>
-            </w:r>
-          </w:p>
-        </w:tc>
-        <w:tc>
-          <w:tcPr>
-            <w:tcW w:type="dxa" w:w="2057"/>
-            <w:vAlign w:val="center"/>
-          </w:tcPr>
-          <w:p>
-            <w:r/>
-            <w:r>
-              <w:rPr>
-                <w:rFonts w:ascii="Arial" w:hAnsi="Arial"/>
-                <w:b w:val="0"/>
-                <w:sz w:val="16"/>
-              </w:rPr>
-              <w:t>30 min</w:t>
-            </w:r>
-          </w:p>
-        </w:tc>
-        <w:tc>
-          <w:tcPr>
-            <w:tcW w:type="dxa" w:w="2057"/>
-            <w:vAlign w:val="center"/>
-          </w:tcPr>
-          <w:p>
-            <w:r/>
-            <w:r>
-              <w:rPr>
-                <w:rFonts w:ascii="Arial" w:hAnsi="Arial"/>
-                <w:b w:val="0"/>
-                <w:sz w:val="16"/>
-              </w:rPr>
-              <w:t>Day 1 recap and cause-analysis setup</w:t>
-            </w:r>
-          </w:p>
-        </w:tc>
-        <w:tc>
-          <w:tcPr>
-            <w:tcW w:type="dxa" w:w="2057"/>
-            <w:vAlign w:val="center"/>
-          </w:tcPr>
-          <w:p>
-            <w:r/>
-            <w:r>
-              <w:rPr>
-                <w:rFonts w:ascii="Arial" w:hAnsi="Arial"/>
-                <w:b w:val="0"/>
-                <w:sz w:val="16"/>
-              </w:rPr>
-              <w:t>52-53</w:t>
-            </w:r>
-          </w:p>
-        </w:tc>
-        <w:tc>
-          <w:tcPr>
-            <w:tcW w:type="dxa" w:w="2057"/>
-            <w:vAlign w:val="center"/>
-          </w:tcPr>
-          <w:p>
-            <w:r/>
-            <w:r>
-              <w:rPr>
-                <w:rFonts w:ascii="Arial" w:hAnsi="Arial"/>
-                <w:b w:val="0"/>
-                <w:sz w:val="16"/>
-              </w:rPr>
-              <w:t>Review data observations and introduce cause discussion.</w:t>
-            </w:r>
-          </w:p>
-        </w:tc>
-        <w:tc>
-          <w:tcPr>
-            <w:tcW w:type="dxa" w:w="2057"/>
-            <w:vAlign w:val="center"/>
-          </w:tcPr>
-          <w:p>
-            <w:r/>
-            <w:r>
-              <w:rPr>
-                <w:rFonts w:ascii="Arial" w:hAnsi="Arial"/>
-                <w:b w:val="0"/>
-                <w:sz w:val="16"/>
-              </w:rPr>
-              <w:t>Select issue from Lab 05 and prepare problem statement.</w:t>
-            </w:r>
-          </w:p>
-        </w:tc>
-        <w:tc>
-          <w:tcPr>
-            <w:tcW w:type="dxa" w:w="2057"/>
-            <w:vAlign w:val="center"/>
-          </w:tcPr>
-          <w:p>
-            <w:r/>
-            <w:r>
-              <w:rPr>
-                <w:rFonts w:ascii="Arial" w:hAnsi="Arial"/>
-                <w:b w:val="0"/>
-                <w:sz w:val="16"/>
-              </w:rPr>
-              <w:t>PPT, LG</w:t>
-            </w:r>
-          </w:p>
-        </w:tc>
-      </w:tr>
-      <w:tr>
-        <w:tc>
-          <w:tcPr>
-            <w:tcW w:type="dxa" w:w="2057"/>
-            <w:vAlign w:val="center"/>
-          </w:tcPr>
-          <w:p>
-            <w:r/>
-            <w:r>
-              <w:rPr>
-                <w:rFonts w:ascii="Arial" w:hAnsi="Arial"/>
-                <w:b w:val="0"/>
-                <w:sz w:val="16"/>
-              </w:rPr>
-              <w:t>09:30-11:00</w:t>
-            </w:r>
-          </w:p>
-        </w:tc>
-        <w:tc>
-          <w:tcPr>
-            <w:tcW w:type="dxa" w:w="2057"/>
-            <w:vAlign w:val="center"/>
-          </w:tcPr>
-          <w:p>
-            <w:r/>
-            <w:r>
-              <w:rPr>
-                <w:rFonts w:ascii="Arial" w:hAnsi="Arial"/>
-                <w:b w:val="0"/>
-                <w:sz w:val="16"/>
-              </w:rPr>
-              <w:t>90 min</w:t>
-            </w:r>
-          </w:p>
-        </w:tc>
-        <w:tc>
-          <w:tcPr>
-            <w:tcW w:type="dxa" w:w="2057"/>
-            <w:vAlign w:val="center"/>
-          </w:tcPr>
-          <w:p>
-            <w:r/>
-            <w:r>
-              <w:rPr>
-                <w:rFonts w:ascii="Arial" w:hAnsi="Arial"/>
-                <w:b w:val="0"/>
-                <w:sz w:val="16"/>
-              </w:rPr>
-              <w:t>5 Whys, Fishbone and Lab 06</w:t>
-            </w:r>
-          </w:p>
-        </w:tc>
-        <w:tc>
-          <w:tcPr>
-            <w:tcW w:type="dxa" w:w="2057"/>
-            <w:vAlign w:val="center"/>
-          </w:tcPr>
-          <w:p>
-            <w:r/>
-            <w:r>
-              <w:rPr>
-                <w:rFonts w:ascii="Arial" w:hAnsi="Arial"/>
-                <w:b w:val="0"/>
-                <w:sz w:val="16"/>
-              </w:rPr>
-              <w:t>52-59</w:t>
-            </w:r>
-          </w:p>
-        </w:tc>
-        <w:tc>
-          <w:tcPr>
-            <w:tcW w:type="dxa" w:w="2057"/>
-            <w:vAlign w:val="center"/>
-          </w:tcPr>
-          <w:p>
-            <w:r/>
-            <w:r>
-              <w:rPr>
-                <w:rFonts w:ascii="Arial" w:hAnsi="Arial"/>
-                <w:b w:val="0"/>
-                <w:sz w:val="16"/>
-              </w:rPr>
-              <w:t>Facilitate respectful cause exploration and evidence checks.</w:t>
-            </w:r>
-          </w:p>
-        </w:tc>
-        <w:tc>
-          <w:tcPr>
-            <w:tcW w:type="dxa" w:w="2057"/>
-            <w:vAlign w:val="center"/>
-          </w:tcPr>
-          <w:p>
-            <w:r/>
-            <w:r>
-              <w:rPr>
-                <w:rFonts w:ascii="Arial" w:hAnsi="Arial"/>
-                <w:b w:val="0"/>
-                <w:sz w:val="16"/>
-              </w:rPr>
-              <w:t>Complete problem statement, 5 Whys, Fishbone, and evidence-needed list.</w:t>
-            </w:r>
-          </w:p>
-        </w:tc>
-        <w:tc>
-          <w:tcPr>
-            <w:tcW w:type="dxa" w:w="2057"/>
-            <w:vAlign w:val="center"/>
-          </w:tcPr>
-          <w:p>
-            <w:r/>
-            <w:r>
-              <w:rPr>
-                <w:rFonts w:ascii="Arial" w:hAnsi="Arial"/>
-                <w:b w:val="0"/>
-                <w:sz w:val="16"/>
-              </w:rPr>
-              <w:t>LG Lab 06</w:t>
-            </w:r>
-          </w:p>
-        </w:tc>
-      </w:tr>
-      <w:tr>
-        <w:tc>
-          <w:tcPr>
-            <w:tcW w:type="dxa" w:w="2057"/>
-            <w:vAlign w:val="center"/>
-          </w:tcPr>
-          <w:p>
-            <w:r/>
-            <w:r>
-              <w:rPr>
-                <w:rFonts w:ascii="Arial" w:hAnsi="Arial"/>
-                <w:b w:val="0"/>
-                <w:sz w:val="16"/>
-              </w:rPr>
-              <w:t>11:00-11:15</w:t>
-            </w:r>
-          </w:p>
-        </w:tc>
-        <w:tc>
-          <w:tcPr>
-            <w:tcW w:type="dxa" w:w="2057"/>
-            <w:vAlign w:val="center"/>
-          </w:tcPr>
-          <w:p>
-            <w:r/>
-            <w:r>
-              <w:rPr>
-                <w:rFonts w:ascii="Arial" w:hAnsi="Arial"/>
-                <w:b w:val="0"/>
-                <w:sz w:val="16"/>
-              </w:rPr>
-              <w:t>15 min</w:t>
-            </w:r>
-          </w:p>
-        </w:tc>
-        <w:tc>
-          <w:tcPr>
-            <w:tcW w:type="dxa" w:w="2057"/>
-            <w:vAlign w:val="center"/>
-            <w:shd w:val="clear" w:color="auto" w:fill="FFF4E5"/>
-          </w:tcPr>
-          <w:p>
-            <w:r/>
-            <w:r>
-              <w:rPr>
-                <w:rFonts w:ascii="Arial" w:hAnsi="Arial"/>
-                <w:b w:val="0"/>
-                <w:sz w:val="16"/>
-              </w:rPr>
-              <w:t>Break</w:t>
-            </w:r>
-          </w:p>
-        </w:tc>
-        <w:tc>
-          <w:tcPr>
-            <w:tcW w:type="dxa" w:w="2057"/>
-            <w:vAlign w:val="center"/>
-          </w:tcPr>
-          <w:p>
-            <w:r/>
-            <w:r>
-              <w:rPr>
-                <w:rFonts w:ascii="Arial" w:hAnsi="Arial"/>
-                <w:b w:val="0"/>
-                <w:sz w:val="16"/>
-              </w:rPr>
-              <w:t>-</w:t>
-            </w:r>
-          </w:p>
-        </w:tc>
-        <w:tc>
-          <w:tcPr>
-            <w:tcW w:type="dxa" w:w="2057"/>
-            <w:vAlign w:val="center"/>
-          </w:tcPr>
-          <w:p>
-            <w:r/>
-            <w:r>
-              <w:rPr>
-                <w:rFonts w:ascii="Arial" w:hAnsi="Arial"/>
-                <w:b w:val="0"/>
-                <w:sz w:val="16"/>
-              </w:rPr>
-              <w:t>Manage time and questions.</w:t>
-            </w:r>
-          </w:p>
-        </w:tc>
-        <w:tc>
-          <w:tcPr>
-            <w:tcW w:type="dxa" w:w="2057"/>
-            <w:vAlign w:val="center"/>
-          </w:tcPr>
-          <w:p>
-            <w:r/>
-            <w:r>
-              <w:rPr>
-                <w:rFonts w:ascii="Arial" w:hAnsi="Arial"/>
-                <w:b w:val="0"/>
-                <w:sz w:val="16"/>
-              </w:rPr>
-              <w:t>Break.</w:t>
-            </w:r>
-          </w:p>
-        </w:tc>
-        <w:tc>
-          <w:tcPr>
-            <w:tcW w:type="dxa" w:w="2057"/>
-            <w:vAlign w:val="center"/>
-          </w:tcPr>
-          <w:p>
-            <w:r/>
-            <w:r>
-              <w:rPr>
-                <w:rFonts w:ascii="Arial" w:hAnsi="Arial"/>
-                <w:b w:val="0"/>
-                <w:sz w:val="16"/>
-              </w:rPr>
-              <w:t>-</w:t>
-            </w:r>
-          </w:p>
-        </w:tc>
-      </w:tr>
-      <w:tr>
-        <w:tc>
-          <w:tcPr>
-            <w:tcW w:type="dxa" w:w="2057"/>
-            <w:vAlign w:val="center"/>
-          </w:tcPr>
-          <w:p>
-            <w:r/>
-            <w:r>
-              <w:rPr>
-                <w:rFonts w:ascii="Arial" w:hAnsi="Arial"/>
-                <w:b w:val="0"/>
-                <w:sz w:val="16"/>
-              </w:rPr>
-              <w:t>11:15-12:45</w:t>
-            </w:r>
-          </w:p>
-        </w:tc>
-        <w:tc>
-          <w:tcPr>
-            <w:tcW w:type="dxa" w:w="2057"/>
-            <w:vAlign w:val="center"/>
-          </w:tcPr>
-          <w:p>
-            <w:r/>
-            <w:r>
-              <w:rPr>
-                <w:rFonts w:ascii="Arial" w:hAnsi="Arial"/>
-                <w:b w:val="0"/>
-                <w:sz w:val="16"/>
-              </w:rPr>
-              <w:t>90 min</w:t>
-            </w:r>
-          </w:p>
-        </w:tc>
-        <w:tc>
-          <w:tcPr>
-            <w:tcW w:type="dxa" w:w="2057"/>
-            <w:vAlign w:val="center"/>
-          </w:tcPr>
-          <w:p>
-            <w:r/>
-            <w:r>
-              <w:rPr>
-                <w:rFonts w:ascii="Arial" w:hAnsi="Arial"/>
-                <w:b w:val="0"/>
-                <w:sz w:val="16"/>
-              </w:rPr>
-              <w:t>5S, standard work, visual controls and Lab 07</w:t>
-            </w:r>
-          </w:p>
-        </w:tc>
-        <w:tc>
-          <w:tcPr>
-            <w:tcW w:type="dxa" w:w="2057"/>
-            <w:vAlign w:val="center"/>
-          </w:tcPr>
-          <w:p>
-            <w:r/>
-            <w:r>
-              <w:rPr>
-                <w:rFonts w:ascii="Arial" w:hAnsi="Arial"/>
-                <w:b w:val="0"/>
-                <w:sz w:val="16"/>
-              </w:rPr>
-              <w:t>60-66</w:t>
-            </w:r>
-          </w:p>
-        </w:tc>
-        <w:tc>
-          <w:tcPr>
-            <w:tcW w:type="dxa" w:w="2057"/>
-            <w:vAlign w:val="center"/>
-          </w:tcPr>
-          <w:p>
-            <w:r/>
-            <w:r>
-              <w:rPr>
-                <w:rFonts w:ascii="Arial" w:hAnsi="Arial"/>
-                <w:b w:val="0"/>
-                <w:sz w:val="16"/>
-              </w:rPr>
-              <w:t>Explain 5S and coach standard work drafting.</w:t>
-            </w:r>
-          </w:p>
-        </w:tc>
-        <w:tc>
-          <w:tcPr>
-            <w:tcW w:type="dxa" w:w="2057"/>
-            <w:vAlign w:val="center"/>
-          </w:tcPr>
-          <w:p>
-            <w:r/>
-            <w:r>
-              <w:rPr>
-                <w:rFonts w:ascii="Arial" w:hAnsi="Arial"/>
-                <w:b w:val="0"/>
-                <w:sz w:val="16"/>
-              </w:rPr>
-              <w:t>Create 5S action list, visual control idea, and standard work draft.</w:t>
-            </w:r>
-          </w:p>
-        </w:tc>
-        <w:tc>
-          <w:tcPr>
-            <w:tcW w:type="dxa" w:w="2057"/>
-            <w:vAlign w:val="center"/>
-          </w:tcPr>
-          <w:p>
-            <w:r/>
-            <w:r>
-              <w:rPr>
-                <w:rFonts w:ascii="Arial" w:hAnsi="Arial"/>
-                <w:b w:val="0"/>
-                <w:sz w:val="16"/>
-              </w:rPr>
-              <w:t>LG Lab 07</w:t>
-            </w:r>
-          </w:p>
-        </w:tc>
-      </w:tr>
-      <w:tr>
-        <w:tc>
-          <w:tcPr>
-            <w:tcW w:type="dxa" w:w="2057"/>
-            <w:vAlign w:val="center"/>
-          </w:tcPr>
-          <w:p>
-            <w:r/>
-            <w:r>
-              <w:rPr>
-                <w:rFonts w:ascii="Arial" w:hAnsi="Arial"/>
-                <w:b w:val="0"/>
-                <w:sz w:val="16"/>
-              </w:rPr>
-              <w:t>12:45-13:00</w:t>
-            </w:r>
-          </w:p>
-        </w:tc>
-        <w:tc>
-          <w:tcPr>
-            <w:tcW w:type="dxa" w:w="2057"/>
-            <w:vAlign w:val="center"/>
-          </w:tcPr>
-          <w:p>
-            <w:r/>
-            <w:r>
-              <w:rPr>
-                <w:rFonts w:ascii="Arial" w:hAnsi="Arial"/>
-                <w:b w:val="0"/>
-                <w:sz w:val="16"/>
-              </w:rPr>
-              <w:t>15 min</w:t>
-            </w:r>
-          </w:p>
-        </w:tc>
-        <w:tc>
-          <w:tcPr>
-            <w:tcW w:type="dxa" w:w="2057"/>
-            <w:vAlign w:val="center"/>
-          </w:tcPr>
-          <w:p>
-            <w:r/>
-            <w:r>
-              <w:rPr>
-                <w:rFonts w:ascii="Arial" w:hAnsi="Arial"/>
-                <w:b w:val="0"/>
-                <w:sz w:val="16"/>
-              </w:rPr>
-              <w:t>Peer review of standard work</w:t>
-            </w:r>
-          </w:p>
-        </w:tc>
-        <w:tc>
-          <w:tcPr>
-            <w:tcW w:type="dxa" w:w="2057"/>
-            <w:vAlign w:val="center"/>
-          </w:tcPr>
-          <w:p>
-            <w:r/>
-            <w:r>
-              <w:rPr>
-                <w:rFonts w:ascii="Arial" w:hAnsi="Arial"/>
-                <w:b w:val="0"/>
-                <w:sz w:val="16"/>
-              </w:rPr>
-              <w:t>66</w:t>
-            </w:r>
-          </w:p>
-        </w:tc>
-        <w:tc>
-          <w:tcPr>
-            <w:tcW w:type="dxa" w:w="2057"/>
-            <w:vAlign w:val="center"/>
-          </w:tcPr>
-          <w:p>
-            <w:r/>
-            <w:r>
-              <w:rPr>
-                <w:rFonts w:ascii="Arial" w:hAnsi="Arial"/>
-                <w:b w:val="0"/>
-                <w:sz w:val="16"/>
-              </w:rPr>
-              <w:t>Guide peer feedback and revision.</w:t>
-            </w:r>
-          </w:p>
-        </w:tc>
-        <w:tc>
-          <w:tcPr>
-            <w:tcW w:type="dxa" w:w="2057"/>
-            <w:vAlign w:val="center"/>
-          </w:tcPr>
-          <w:p>
-            <w:r/>
-            <w:r>
-              <w:rPr>
-                <w:rFonts w:ascii="Arial" w:hAnsi="Arial"/>
-                <w:b w:val="0"/>
-                <w:sz w:val="16"/>
-              </w:rPr>
-              <w:t>Review another learner's draft and capture feedback.</w:t>
-            </w:r>
-          </w:p>
-        </w:tc>
-        <w:tc>
-          <w:tcPr>
-            <w:tcW w:type="dxa" w:w="2057"/>
-            <w:vAlign w:val="center"/>
-          </w:tcPr>
-          <w:p>
-            <w:r/>
-            <w:r>
-              <w:rPr>
-                <w:rFonts w:ascii="Arial" w:hAnsi="Arial"/>
-                <w:b w:val="0"/>
-                <w:sz w:val="16"/>
-              </w:rPr>
-              <w:t>Portfolio</w:t>
-            </w:r>
-          </w:p>
-        </w:tc>
-      </w:tr>
-      <w:tr>
-        <w:tc>
-          <w:tcPr>
-            <w:tcW w:type="dxa" w:w="2057"/>
-            <w:vAlign w:val="center"/>
-          </w:tcPr>
-          <w:p>
-            <w:r/>
-            <w:r>
-              <w:rPr>
-                <w:rFonts w:ascii="Arial" w:hAnsi="Arial"/>
-                <w:b w:val="0"/>
-                <w:sz w:val="16"/>
-              </w:rPr>
-              <w:t>13:00-14:00</w:t>
-            </w:r>
-          </w:p>
-        </w:tc>
-        <w:tc>
-          <w:tcPr>
-            <w:tcW w:type="dxa" w:w="2057"/>
-            <w:vAlign w:val="center"/>
-          </w:tcPr>
-          <w:p>
-            <w:r/>
-            <w:r>
-              <w:rPr>
-                <w:rFonts w:ascii="Arial" w:hAnsi="Arial"/>
-                <w:b w:val="0"/>
-                <w:sz w:val="16"/>
-              </w:rPr>
-              <w:t>60 min</w:t>
-            </w:r>
-          </w:p>
-        </w:tc>
-        <w:tc>
-          <w:tcPr>
-            <w:tcW w:type="dxa" w:w="2057"/>
-            <w:vAlign w:val="center"/>
-            <w:shd w:val="clear" w:color="auto" w:fill="FFF4E5"/>
-          </w:tcPr>
-          <w:p>
-            <w:r/>
-            <w:r>
-              <w:rPr>
-                <w:rFonts w:ascii="Arial" w:hAnsi="Arial"/>
-                <w:b w:val="0"/>
-                <w:sz w:val="16"/>
-              </w:rPr>
-              <w:t>Lunch</w:t>
-            </w:r>
-          </w:p>
-        </w:tc>
-        <w:tc>
-          <w:tcPr>
-            <w:tcW w:type="dxa" w:w="2057"/>
-            <w:vAlign w:val="center"/>
-          </w:tcPr>
-          <w:p>
-            <w:r/>
-            <w:r>
-              <w:rPr>
-                <w:rFonts w:ascii="Arial" w:hAnsi="Arial"/>
-                <w:b w:val="0"/>
-                <w:sz w:val="16"/>
-              </w:rPr>
-              <w:t>-</w:t>
-            </w:r>
-          </w:p>
-        </w:tc>
-        <w:tc>
-          <w:tcPr>
-            <w:tcW w:type="dxa" w:w="2057"/>
-            <w:vAlign w:val="center"/>
-          </w:tcPr>
-          <w:p>
-            <w:r/>
-            <w:r>
-              <w:rPr>
-                <w:rFonts w:ascii="Arial" w:hAnsi="Arial"/>
-                <w:b w:val="0"/>
-                <w:sz w:val="16"/>
-              </w:rPr>
-              <w:t>Resume on time.</w:t>
-            </w:r>
-          </w:p>
-        </w:tc>
-        <w:tc>
-          <w:tcPr>
-            <w:tcW w:type="dxa" w:w="2057"/>
-            <w:vAlign w:val="center"/>
-          </w:tcPr>
-          <w:p>
-            <w:r/>
-            <w:r>
-              <w:rPr>
-                <w:rFonts w:ascii="Arial" w:hAnsi="Arial"/>
-                <w:b w:val="0"/>
-                <w:sz w:val="16"/>
-              </w:rPr>
-              <w:t>Lunch.</w:t>
-            </w:r>
-          </w:p>
-        </w:tc>
-        <w:tc>
-          <w:tcPr>
-            <w:tcW w:type="dxa" w:w="2057"/>
-            <w:vAlign w:val="center"/>
-          </w:tcPr>
-          <w:p>
-            <w:r/>
-            <w:r>
-              <w:rPr>
-                <w:rFonts w:ascii="Arial" w:hAnsi="Arial"/>
-                <w:b w:val="0"/>
-                <w:sz w:val="16"/>
-              </w:rPr>
-              <w:t>-</w:t>
-            </w:r>
-          </w:p>
-        </w:tc>
-      </w:tr>
-      <w:tr>
-        <w:tc>
-          <w:tcPr>
-            <w:tcW w:type="dxa" w:w="2057"/>
-            <w:vAlign w:val="center"/>
-          </w:tcPr>
-          <w:p>
-            <w:r/>
-            <w:r>
-              <w:rPr>
-                <w:rFonts w:ascii="Arial" w:hAnsi="Arial"/>
-                <w:b w:val="0"/>
-                <w:sz w:val="16"/>
-              </w:rPr>
-              <w:t>14:00-15:15</w:t>
-            </w:r>
-          </w:p>
-        </w:tc>
-        <w:tc>
-          <w:tcPr>
-            <w:tcW w:type="dxa" w:w="2057"/>
-            <w:vAlign w:val="center"/>
-          </w:tcPr>
-          <w:p>
-            <w:r/>
-            <w:r>
-              <w:rPr>
-                <w:rFonts w:ascii="Arial" w:hAnsi="Arial"/>
-                <w:b w:val="0"/>
-                <w:sz w:val="16"/>
-              </w:rPr>
-              <w:t>75 min</w:t>
-            </w:r>
-          </w:p>
-        </w:tc>
-        <w:tc>
-          <w:tcPr>
-            <w:tcW w:type="dxa" w:w="2057"/>
-            <w:vAlign w:val="center"/>
-          </w:tcPr>
-          <w:p>
-            <w:r/>
-            <w:r>
-              <w:rPr>
-                <w:rFonts w:ascii="Arial" w:hAnsi="Arial"/>
-                <w:b w:val="0"/>
-                <w:sz w:val="16"/>
-              </w:rPr>
-              <w:t>Improvement summary, action plan and Lab 08</w:t>
-            </w:r>
-          </w:p>
-        </w:tc>
-        <w:tc>
-          <w:tcPr>
-            <w:tcW w:type="dxa" w:w="2057"/>
-            <w:vAlign w:val="center"/>
-          </w:tcPr>
-          <w:p>
-            <w:r/>
-            <w:r>
-              <w:rPr>
-                <w:rFonts w:ascii="Arial" w:hAnsi="Arial"/>
-                <w:b w:val="0"/>
-                <w:sz w:val="16"/>
-              </w:rPr>
-              <w:t>67-72</w:t>
-            </w:r>
-          </w:p>
-        </w:tc>
-        <w:tc>
-          <w:tcPr>
-            <w:tcW w:type="dxa" w:w="2057"/>
-            <w:vAlign w:val="center"/>
-          </w:tcPr>
-          <w:p>
-            <w:r/>
-            <w:r>
-              <w:rPr>
-                <w:rFonts w:ascii="Arial" w:hAnsi="Arial"/>
-                <w:b w:val="0"/>
-                <w:sz w:val="16"/>
-              </w:rPr>
-              <w:t>Coach problem summary, owner/support, first action, and measure of success.</w:t>
-            </w:r>
-          </w:p>
-        </w:tc>
-        <w:tc>
-          <w:tcPr>
-            <w:tcW w:type="dxa" w:w="2057"/>
-            <w:vAlign w:val="center"/>
-          </w:tcPr>
-          <w:p>
-            <w:r/>
-            <w:r>
-              <w:rPr>
-                <w:rFonts w:ascii="Arial" w:hAnsi="Arial"/>
-                <w:b w:val="0"/>
-                <w:sz w:val="16"/>
-              </w:rPr>
-              <w:t>Complete improvement summary, action plan, and presentation notes.</w:t>
-            </w:r>
-          </w:p>
-        </w:tc>
-        <w:tc>
-          <w:tcPr>
-            <w:tcW w:type="dxa" w:w="2057"/>
-            <w:vAlign w:val="center"/>
-          </w:tcPr>
-          <w:p>
-            <w:r/>
-            <w:r>
-              <w:rPr>
-                <w:rFonts w:ascii="Arial" w:hAnsi="Arial"/>
-                <w:b w:val="0"/>
-                <w:sz w:val="16"/>
-              </w:rPr>
-              <w:t>LG Lab 08</w:t>
-            </w:r>
-          </w:p>
-        </w:tc>
-      </w:tr>
-      <w:tr>
-        <w:tc>
-          <w:tcPr>
-            <w:tcW w:type="dxa" w:w="2057"/>
-            <w:vAlign w:val="center"/>
-          </w:tcPr>
-          <w:p>
-            <w:r/>
-            <w:r>
-              <w:rPr>
-                <w:rFonts w:ascii="Arial" w:hAnsi="Arial"/>
-                <w:b w:val="0"/>
-                <w:sz w:val="16"/>
-              </w:rPr>
-              <w:t>15:15-16:00</w:t>
-            </w:r>
-          </w:p>
-        </w:tc>
-        <w:tc>
-          <w:tcPr>
-            <w:tcW w:type="dxa" w:w="2057"/>
-            <w:vAlign w:val="center"/>
-          </w:tcPr>
-          <w:p>
-            <w:r/>
-            <w:r>
-              <w:rPr>
-                <w:rFonts w:ascii="Arial" w:hAnsi="Arial"/>
-                <w:b w:val="0"/>
-                <w:sz w:val="16"/>
-              </w:rPr>
-              <w:t>45 min</w:t>
-            </w:r>
-          </w:p>
-        </w:tc>
-        <w:tc>
-          <w:tcPr>
-            <w:tcW w:type="dxa" w:w="2057"/>
-            <w:vAlign w:val="center"/>
-          </w:tcPr>
-          <w:p>
-            <w:r/>
-            <w:r>
-              <w:rPr>
-                <w:rFonts w:ascii="Arial" w:hAnsi="Arial"/>
-                <w:b w:val="0"/>
-                <w:sz w:val="16"/>
-              </w:rPr>
-              <w:t>Final sharing and portfolio completion</w:t>
-            </w:r>
-          </w:p>
-        </w:tc>
-        <w:tc>
-          <w:tcPr>
-            <w:tcW w:type="dxa" w:w="2057"/>
-            <w:vAlign w:val="center"/>
-          </w:tcPr>
-          <w:p>
-            <w:r/>
-            <w:r>
-              <w:rPr>
-                <w:rFonts w:ascii="Arial" w:hAnsi="Arial"/>
-                <w:b w:val="0"/>
-                <w:sz w:val="16"/>
-              </w:rPr>
-              <w:t>73</w:t>
-            </w:r>
-          </w:p>
-        </w:tc>
-        <w:tc>
-          <w:tcPr>
-            <w:tcW w:type="dxa" w:w="2057"/>
-            <w:vAlign w:val="center"/>
-          </w:tcPr>
-          <w:p>
-            <w:r/>
-            <w:r>
-              <w:rPr>
-                <w:rFonts w:ascii="Arial" w:hAnsi="Arial"/>
-                <w:b w:val="0"/>
-                <w:sz w:val="16"/>
-              </w:rPr>
-              <w:t>Facilitate short presentations and give feedback.</w:t>
-            </w:r>
-          </w:p>
-        </w:tc>
-        <w:tc>
-          <w:tcPr>
-            <w:tcW w:type="dxa" w:w="2057"/>
-            <w:vAlign w:val="center"/>
-          </w:tcPr>
-          <w:p>
-            <w:r/>
-            <w:r>
-              <w:rPr>
-                <w:rFonts w:ascii="Arial" w:hAnsi="Arial"/>
-                <w:b w:val="0"/>
-                <w:sz w:val="16"/>
-              </w:rPr>
-              <w:t>Present three-minute improvement story and record feedback.</w:t>
-            </w:r>
-          </w:p>
-        </w:tc>
-        <w:tc>
-          <w:tcPr>
-            <w:tcW w:type="dxa" w:w="2057"/>
-            <w:vAlign w:val="center"/>
-          </w:tcPr>
-          <w:p>
-            <w:r/>
-            <w:r>
-              <w:rPr>
-                <w:rFonts w:ascii="Arial" w:hAnsi="Arial"/>
-                <w:b w:val="0"/>
-                <w:sz w:val="16"/>
-              </w:rPr>
-              <w:t>Portfolio checklist</w:t>
-            </w:r>
-          </w:p>
-        </w:tc>
-      </w:tr>
-      <w:tr>
-        <w:tc>
-          <w:tcPr>
-            <w:tcW w:type="dxa" w:w="2057"/>
-            <w:vAlign w:val="center"/>
-          </w:tcPr>
-          <w:p>
-            <w:r/>
-            <w:r>
-              <w:rPr>
-                <w:rFonts w:ascii="Arial" w:hAnsi="Arial"/>
-                <w:b w:val="0"/>
-                <w:sz w:val="16"/>
-              </w:rPr>
-              <w:t>16:00-16:30</w:t>
-            </w:r>
-          </w:p>
-        </w:tc>
-        <w:tc>
-          <w:tcPr>
-            <w:tcW w:type="dxa" w:w="2057"/>
-            <w:vAlign w:val="center"/>
-          </w:tcPr>
-          <w:p>
-            <w:r/>
-            <w:r>
-              <w:rPr>
-                <w:rFonts w:ascii="Arial" w:hAnsi="Arial"/>
-                <w:b w:val="0"/>
-                <w:sz w:val="16"/>
-              </w:rPr>
-              <w:t>30 min</w:t>
-            </w:r>
-          </w:p>
-        </w:tc>
-        <w:tc>
-          <w:tcPr>
-            <w:tcW w:type="dxa" w:w="2057"/>
-            <w:vAlign w:val="center"/>
-          </w:tcPr>
-          <w:p>
-            <w:r/>
-            <w:r>
-              <w:rPr>
-                <w:rFonts w:ascii="Arial" w:hAnsi="Arial"/>
-                <w:b w:val="0"/>
-                <w:sz w:val="16"/>
-              </w:rPr>
-              <w:t>Assessment readiness</w:t>
-            </w:r>
-          </w:p>
-        </w:tc>
-        <w:tc>
-          <w:tcPr>
-            <w:tcW w:type="dxa" w:w="2057"/>
-            <w:vAlign w:val="center"/>
-          </w:tcPr>
-          <w:p>
-            <w:r/>
-            <w:r>
-              <w:rPr>
-                <w:rFonts w:ascii="Arial" w:hAnsi="Arial"/>
-                <w:b w:val="0"/>
-                <w:sz w:val="16"/>
-              </w:rPr>
-              <w:t>74</w:t>
-            </w:r>
-          </w:p>
-        </w:tc>
-        <w:tc>
-          <w:tcPr>
-            <w:tcW w:type="dxa" w:w="2057"/>
-            <w:vAlign w:val="center"/>
-          </w:tcPr>
-          <w:p>
-            <w:r/>
-            <w:r>
-              <w:rPr>
-                <w:rFonts w:ascii="Arial" w:hAnsi="Arial"/>
-                <w:b w:val="0"/>
-                <w:sz w:val="16"/>
-              </w:rPr>
-              <w:t>Review common readiness gaps and assessment instructions.</w:t>
-            </w:r>
-          </w:p>
-        </w:tc>
-        <w:tc>
-          <w:tcPr>
-            <w:tcW w:type="dxa" w:w="2057"/>
-            <w:vAlign w:val="center"/>
-          </w:tcPr>
-          <w:p>
-            <w:r/>
-            <w:r>
-              <w:rPr>
-                <w:rFonts w:ascii="Arial" w:hAnsi="Arial"/>
-                <w:b w:val="0"/>
-                <w:sz w:val="16"/>
-              </w:rPr>
-              <w:t>Check concepts, evidence, and submission requirements.</w:t>
-            </w:r>
-          </w:p>
-        </w:tc>
-        <w:tc>
-          <w:tcPr>
-            <w:tcW w:type="dxa" w:w="2057"/>
-            <w:vAlign w:val="center"/>
-          </w:tcPr>
-          <w:p>
-            <w:r/>
-            <w:r>
-              <w:rPr>
-                <w:rFonts w:ascii="Arial" w:hAnsi="Arial"/>
-                <w:b w:val="0"/>
-                <w:sz w:val="16"/>
-              </w:rPr>
-              <w:t>PPT, LMS</w:t>
-            </w:r>
-          </w:p>
-        </w:tc>
-      </w:tr>
-      <w:tr>
-        <w:tc>
-          <w:tcPr>
-            <w:tcW w:type="dxa" w:w="2057"/>
-            <w:vAlign w:val="center"/>
-          </w:tcPr>
-          <w:p>
-            <w:r/>
-            <w:r>
-              <w:rPr>
-                <w:rFonts w:ascii="Arial" w:hAnsi="Arial"/>
-                <w:b w:val="0"/>
-                <w:sz w:val="16"/>
-              </w:rPr>
-              <w:t>16:30-17:30</w:t>
-            </w:r>
-          </w:p>
-        </w:tc>
-        <w:tc>
-          <w:tcPr>
-            <w:tcW w:type="dxa" w:w="2057"/>
-            <w:vAlign w:val="center"/>
-          </w:tcPr>
-          <w:p>
-            <w:r/>
-            <w:r>
-              <w:rPr>
-                <w:rFonts w:ascii="Arial" w:hAnsi="Arial"/>
-                <w:b w:val="0"/>
-                <w:sz w:val="16"/>
-              </w:rPr>
-              <w:t>60 min</w:t>
-            </w:r>
-          </w:p>
-        </w:tc>
-        <w:tc>
-          <w:tcPr>
-            <w:tcW w:type="dxa" w:w="2057"/>
-            <w:vAlign w:val="center"/>
-          </w:tcPr>
-          <w:p>
-            <w:r/>
-            <w:r>
-              <w:rPr>
-                <w:rFonts w:ascii="Arial" w:hAnsi="Arial"/>
-                <w:b w:val="0"/>
-                <w:sz w:val="16"/>
-              </w:rPr>
-              <w:t>Assessment / competency activity</w:t>
-            </w:r>
-          </w:p>
-        </w:tc>
-        <w:tc>
-          <w:tcPr>
-            <w:tcW w:type="dxa" w:w="2057"/>
-            <w:vAlign w:val="center"/>
-          </w:tcPr>
-          <w:p>
-            <w:r/>
-            <w:r>
-              <w:rPr>
-                <w:rFonts w:ascii="Arial" w:hAnsi="Arial"/>
-                <w:b w:val="0"/>
-                <w:sz w:val="16"/>
-              </w:rPr>
-              <w:t>9-10</w:t>
-            </w:r>
-          </w:p>
-        </w:tc>
-        <w:tc>
-          <w:tcPr>
-            <w:tcW w:type="dxa" w:w="2057"/>
-            <w:vAlign w:val="center"/>
-          </w:tcPr>
-          <w:p>
-            <w:r/>
-            <w:r>
-              <w:rPr>
-                <w:rFonts w:ascii="Arial" w:hAnsi="Arial"/>
-                <w:b w:val="0"/>
-                <w:sz w:val="16"/>
-              </w:rPr>
-              <w:t>Administer assessment according to provider instructions.</w:t>
-            </w:r>
-          </w:p>
-        </w:tc>
-        <w:tc>
-          <w:tcPr>
-            <w:tcW w:type="dxa" w:w="2057"/>
-            <w:vAlign w:val="center"/>
-          </w:tcPr>
-          <w:p>
-            <w:r/>
-            <w:r>
-              <w:rPr>
-                <w:rFonts w:ascii="Arial" w:hAnsi="Arial"/>
-                <w:b w:val="0"/>
-                <w:sz w:val="16"/>
-              </w:rPr>
-              <w:t>Complete required assessment tasks and submissions.</w:t>
-            </w:r>
-          </w:p>
-        </w:tc>
-        <w:tc>
-          <w:tcPr>
-            <w:tcW w:type="dxa" w:w="2057"/>
-            <w:vAlign w:val="center"/>
-          </w:tcPr>
-          <w:p>
-            <w:r/>
-            <w:r>
-              <w:rPr>
-                <w:rFonts w:ascii="Arial" w:hAnsi="Arial"/>
-                <w:b w:val="0"/>
-                <w:sz w:val="16"/>
-              </w:rPr>
-              <w:t>LMS / assessment pack</w:t>
-            </w:r>
-          </w:p>
-        </w:tc>
-      </w:tr>
-      <w:tr>
-        <w:tc>
-          <w:tcPr>
-            <w:tcW w:type="dxa" w:w="2057"/>
-            <w:vAlign w:val="center"/>
-          </w:tcPr>
-          <w:p>
-            <w:r/>
-            <w:r>
-              <w:rPr>
-                <w:rFonts w:ascii="Arial" w:hAnsi="Arial"/>
-                <w:b w:val="0"/>
-                <w:sz w:val="16"/>
-              </w:rPr>
-              <w:t>17:30-18:00</w:t>
-            </w:r>
-          </w:p>
-        </w:tc>
-        <w:tc>
-          <w:tcPr>
-            <w:tcW w:type="dxa" w:w="2057"/>
-            <w:vAlign w:val="center"/>
-          </w:tcPr>
-          <w:p>
-            <w:r/>
-            <w:r>
-              <w:rPr>
-                <w:rFonts w:ascii="Arial" w:hAnsi="Arial"/>
-                <w:b w:val="0"/>
-                <w:sz w:val="16"/>
-              </w:rPr>
-              <w:t>30 min</w:t>
-            </w:r>
-          </w:p>
-        </w:tc>
-        <w:tc>
-          <w:tcPr>
-            <w:tcW w:type="dxa" w:w="2057"/>
-            <w:vAlign w:val="center"/>
-          </w:tcPr>
-          <w:p>
-            <w:r/>
-            <w:r>
-              <w:rPr>
-                <w:rFonts w:ascii="Arial" w:hAnsi="Arial"/>
-                <w:b w:val="0"/>
-                <w:sz w:val="16"/>
-              </w:rPr>
-              <w:t>Feedback, TRAQOM, attendance and closing</w:t>
-            </w:r>
-          </w:p>
-        </w:tc>
-        <w:tc>
-          <w:tcPr>
-            <w:tcW w:type="dxa" w:w="2057"/>
-            <w:vAlign w:val="center"/>
-          </w:tcPr>
-          <w:p>
-            <w:r/>
-            <w:r>
-              <w:rPr>
-                <w:rFonts w:ascii="Arial" w:hAnsi="Arial"/>
-                <w:b w:val="0"/>
-                <w:sz w:val="16"/>
-              </w:rPr>
-              <w:t>75</w:t>
-            </w:r>
-          </w:p>
-        </w:tc>
-        <w:tc>
-          <w:tcPr>
-            <w:tcW w:type="dxa" w:w="2057"/>
-            <w:vAlign w:val="center"/>
-          </w:tcPr>
-          <w:p>
-            <w:r/>
-            <w:r>
-              <w:rPr>
-                <w:rFonts w:ascii="Arial" w:hAnsi="Arial"/>
-                <w:b w:val="0"/>
-                <w:sz w:val="16"/>
-              </w:rPr>
-              <w:t>Close course, confirm feedback and attendance.</w:t>
-            </w:r>
-          </w:p>
-        </w:tc>
-        <w:tc>
-          <w:tcPr>
-            <w:tcW w:type="dxa" w:w="2057"/>
-            <w:vAlign w:val="center"/>
-          </w:tcPr>
-          <w:p>
-            <w:r/>
-            <w:r>
-              <w:rPr>
-                <w:rFonts w:ascii="Arial" w:hAnsi="Arial"/>
-                <w:b w:val="0"/>
-                <w:sz w:val="16"/>
-              </w:rPr>
-              <w:t>Complete feedback and confirm next steps.</w:t>
-            </w:r>
-          </w:p>
-        </w:tc>
-        <w:tc>
-          <w:tcPr>
-            <w:tcW w:type="dxa" w:w="2057"/>
-            <w:vAlign w:val="center"/>
-          </w:tcPr>
-          <w:p>
-            <w:r/>
-            <w:r>
-              <w:rPr>
-                <w:rFonts w:ascii="Arial" w:hAnsi="Arial"/>
-                <w:b w:val="0"/>
-                <w:sz w:val="16"/>
-              </w:rPr>
-              <w:t>LMS, TRAQOM</w:t>
+              <w:t>Lab 5</w:t>
             </w:r>
           </w:p>
         </w:tc>
@@ -3411,8 +2278,8 @@
     </w:tbl>
     <w:sectPr>
       <w:footerReference w:type="default" r:id="rId10"/>
-      <w:pgSz w:w="15840" w:h="12240" w:orient="landscape"/>
-      <w:pgMar w:top="1037" w:right="720" w:bottom="1037" w:left="720" w:header="720" w:footer="720" w:gutter="0"/>
+      <w:pgSz w:w="12240" w:h="15840"/>
+      <w:pgMar w:top="1440" w:right="1800" w:bottom="1440" w:left="1800" w:header="720" w:footer="720" w:gutter="0"/>
       <w:cols w:space="720"/>
       <w:docGrid w:linePitch="360"/>
     </w:sectPr>
@@ -3427,13 +2294,52 @@
       <w:pStyle w:val="Footer"/>
       <w:jc w:val="center"/>
     </w:pPr>
+    <w:r/>
     <w:r>
       <w:rPr>
-        <w:rFonts w:ascii="Arial" w:hAnsi="Arial"/>
-        <w:color w:val="5B6372"/>
+        <w:color w:val="555B66"/>
+        <w:sz w:val="18"/>
+      </w:rPr>
+      <w:t xml:space="preserve">Page </w:t>
+    </w:r>
+    <w:r>
+      <w:rPr>
+        <w:sz w:val="18"/>
+      </w:rPr>
+      <w:fldChar w:fldCharType="begin"/>
+      <w:instrText xml:space="preserve">PAGE</w:instrText>
+      <w:fldChar w:fldCharType="separate"/>
+      <w:t>1</w:t>
+      <w:fldChar w:fldCharType="end"/>
+    </w:r>
+    <w:r>
+      <w:rPr>
+        <w:color w:val="555B66"/>
+        <w:sz w:val="18"/>
+      </w:rPr>
+      <w:t xml:space="preserve"> of </w:t>
+    </w:r>
+    <w:r>
+      <w:rPr>
+        <w:sz w:val="18"/>
+      </w:rPr>
+      <w:fldChar w:fldCharType="begin"/>
+      <w:instrText xml:space="preserve">NUMPAGES</w:instrText>
+      <w:fldChar w:fldCharType="separate"/>
+      <w:t>1</w:t>
+      <w:fldChar w:fldCharType="end"/>
+    </w:r>
+  </w:p>
+  <w:p>
+    <w:pPr>
+      <w:jc w:val="center"/>
+    </w:pPr>
+    <w:r>
+      <w:rPr>
+        <w:color w:val="555B66"/>
         <w:sz w:val="15"/>
       </w:rPr>
-      <w:t>Certified Lean Six Sigma White Belt (CLSSWB) Training | TGS-2025053210 | Copyright 2026 Tertiary Infotech Academy Pte Ltd. All rights reserved.</w:t>
+      <w:t>© 2026 Tertiary Infotech Academy Pte Ltd. All rights reserved.  ·  www.tertiarycourses.com.sg</w:t>
     </w:r>
   </w:p>
 </w:ftr>
@@ -3804,7 +2710,7 @@
     <w:rsid w:val="00FC693F"/>
     <w:rPr>
       <w:rFonts w:ascii="Arial" w:hAnsi="Arial"/>
-      <w:sz w:val="21"/>
+      <w:sz w:val="22"/>
     </w:rPr>
   </w:style>
   <w:style w:type="paragraph" w:styleId="Header">
@@ -3893,7 +2799,7 @@
       <w:rFonts w:asciiTheme="majorHAnsi" w:eastAsiaTheme="majorEastAsia" w:hAnsiTheme="majorHAnsi" w:cstheme="majorBidi" w:ascii="Arial" w:hAnsi="Arial"/>
       <w:b/>
       <w:bCs/>
-      <w:color w:val="161B26"/>
+      <w:color w:val="111827"/>
       <w:sz w:val="26"/>
       <w:szCs w:val="26"/>
     </w:rPr>
@@ -4156,11 +3062,12 @@
       <w:contextualSpacing/>
     </w:pPr>
     <w:rPr>
-      <w:rFonts w:asciiTheme="majorHAnsi" w:eastAsiaTheme="majorEastAsia" w:hAnsiTheme="majorHAnsi" w:cstheme="majorBidi"/>
-      <w:color w:val="17365D" w:themeColor="text2" w:themeShade="BF"/>
+      <w:rFonts w:asciiTheme="majorHAnsi" w:eastAsiaTheme="majorEastAsia" w:hAnsiTheme="majorHAnsi" w:cstheme="majorBidi" w:ascii="Arial" w:hAnsi="Arial"/>
+      <w:b/>
+      <w:color w:val="111827"/>
       <w:spacing w:val="5"/>
       <w:kern w:val="28"/>
-      <w:sz w:val="52"/>
+      <w:sz w:val="48"/>
       <w:szCs w:val="52"/>
     </w:rPr>
   </w:style>

--- a/courseware/LP-Certified Lean Six Sigma White Belt (CLSSWB) Training.docx
+++ b/courseware/LP-Certified Lean Six Sigma White Belt (CLSSWB) Training.docx
@@ -179,7 +179,7 @@
           <w:color w:val="1F6FEB"/>
           <w:sz w:val="24"/>
         </w:rPr>
-        <w:t>Version 2</w:t>
+        <w:t>Version 3</w:t>
       </w:r>
     </w:p>
     <w:p>
@@ -366,7 +366,7 @@
               <w:rPr>
                 <w:sz w:val="19"/>
               </w:rPr>
-              <w:t>19 July 2026</w:t>
+              <w:t>23 September 2026</w:t>
             </w:r>
           </w:p>
         </w:tc>
@@ -381,6 +381,64 @@
                 <w:sz w:val="19"/>
               </w:rPr>
               <w:t>Lesson plan rebuilt from the single-source content module. Schedule restructured to follow the DMAIC roadmap end to end within one 8-hour training day, with exactly one hands-on lab per DMAIC phase (5 labs) on a single continuous scenario. Content simplified to White Belt awareness depth: sigma-level and DPMO calculation, MSA, FMEA, value stream mapping, Kano analysis, weighted solution-selection matrices and SPC control limits removed. Assessment aligned to the TMS record: WA (SAQ, 30 min) plus Case Study (30 min); slide references added to the schedule.</w:t>
+            </w:r>
+          </w:p>
+        </w:tc>
+        <w:tc>
+          <w:tcPr>
+            <w:tcW w:type="dxa" w:w="2160"/>
+          </w:tcPr>
+          <w:p>
+            <w:r/>
+            <w:r>
+              <w:rPr>
+                <w:sz w:val="19"/>
+              </w:rPr>
+              <w:t>Dr. Alfred Ang</w:t>
+            </w:r>
+          </w:p>
+        </w:tc>
+      </w:tr>
+      <w:tr>
+        <w:tc>
+          <w:tcPr>
+            <w:tcW w:type="dxa" w:w="2160"/>
+          </w:tcPr>
+          <w:p>
+            <w:r/>
+            <w:r>
+              <w:rPr>
+                <w:sz w:val="19"/>
+              </w:rPr>
+              <w:t>3</w:t>
+            </w:r>
+          </w:p>
+        </w:tc>
+        <w:tc>
+          <w:tcPr>
+            <w:tcW w:type="dxa" w:w="2160"/>
+          </w:tcPr>
+          <w:p>
+            <w:r/>
+            <w:r>
+              <w:rPr>
+                <w:sz w:val="19"/>
+              </w:rPr>
+              <w:t>23 September 2026</w:t>
+            </w:r>
+          </w:p>
+        </w:tc>
+        <w:tc>
+          <w:tcPr>
+            <w:tcW w:type="dxa" w:w="2160"/>
+          </w:tcPr>
+          <w:p>
+            <w:r/>
+            <w:r>
+              <w:rPr>
+                <w:sz w:val="19"/>
+              </w:rPr>
+              <w:t>Lab data pack added: each lab is now a self-contained folder with its mock dataset (CSV + Excel), blank templates, a worked model answer and facilitator notes. The Lab Reference table now shows the data pack issued for each lab, and the lab steps reference the specific data and template files the learner works from.</w:t>
             </w:r>
           </w:p>
         </w:tc>
@@ -941,7 +999,7 @@
         <w:rPr>
           <w:sz w:val="21"/>
         </w:rPr>
-        <w:t>Final assessment is conducted on Day 2 from 4:00 pm.</w:t>
+        <w:t>Final assessment is conducted on Day 1 from 5:30 pm.</w:t>
       </w:r>
     </w:p>
     <w:p>
@@ -1296,7 +1354,7 @@
                 <w:b w:val="0"/>
                 <w:sz w:val="19"/>
               </w:rPr>
-              <w:t>Hands-on: Lab 1: Define — Customer Requirements and the Problem Statement  [slides 40–45]</w:t>
+              <w:t>Hands-on: Lab 1: Define — Customer Requirements and the Problem Statement  [slides 40–46]</w:t>
             </w:r>
           </w:p>
         </w:tc>
@@ -1402,7 +1460,7 @@
                 <w:b/>
                 <w:sz w:val="19"/>
               </w:rPr>
-              <w:t>DMAIC · MEASURE — process mapping; SIPOC; types of data; data collection plans; check sheets; the eight wastes (DOWNTIME); value-added analysis  [slides 46–57]</w:t>
+              <w:t>DMAIC · MEASURE — process mapping; SIPOC; types of data; data collection plans; check sheets; the eight wastes (DOWNTIME); value-added analysis  [slides 47–58]</w:t>
             </w:r>
           </w:p>
         </w:tc>
@@ -1452,7 +1510,7 @@
                 <w:b w:val="0"/>
                 <w:sz w:val="19"/>
               </w:rPr>
-              <w:t>Hands-on: Lab 2: Measure — Map the Process and Spot the Waste  [slides 58–64]</w:t>
+              <w:t>Hands-on: Lab 2: Measure — Map the Process and Spot the Waste  [slides 59–66]</w:t>
             </w:r>
           </w:p>
         </w:tc>
@@ -1505,7 +1563,7 @@
                 <w:b/>
                 <w:sz w:val="19"/>
               </w:rPr>
-              <w:t>DMAIC · ANALYZE — symptom vs root cause; 5 Whys; Fishbone (5M); reading a Pareto chart; common vs special cause variation  [slides 65–76]</w:t>
+              <w:t>DMAIC · ANALYZE — symptom vs root cause; 5 Whys; Fishbone (5M); reading a Pareto chart; common vs special cause variation  [slides 67–78]</w:t>
             </w:r>
           </w:p>
         </w:tc>
@@ -1608,7 +1666,7 @@
                 <w:b w:val="0"/>
                 <w:sz w:val="19"/>
               </w:rPr>
-              <w:t>Hands-on: Lab 3: Analyze — Find the Root Cause using the 5 Whys and Fishbone tools  [slides 77–83]</w:t>
+              <w:t>Hands-on: Lab 3: Analyze — Find the Root Cause using the 5 Whys and Fishbone tools  [slides 79–86]</w:t>
             </w:r>
           </w:p>
         </w:tc>
@@ -1661,7 +1719,7 @@
                 <w:b/>
                 <w:sz w:val="19"/>
               </w:rPr>
-              <w:t>DMAIC · IMPROVE — generating solutions; impact/effort screening; 5S; mistake proofing (Poka-Yoke); standard work; piloting  [slides 84–94]. Hands-on: Lab 4: Improve — Choose and Pilot a Countermeasure  [slides 95–101]</w:t>
+              <w:t>DMAIC · IMPROVE — generating solutions; impact/effort screening; 5S; mistake proofing (Poka-Yoke); standard work; piloting  [slides 87–97]. Hands-on: Lab 4: Improve — Choose and Pilot a Countermeasure  [slides 98–105]</w:t>
             </w:r>
           </w:p>
         </w:tc>
@@ -1714,7 +1772,7 @@
                 <w:b/>
                 <w:sz w:val="19"/>
               </w:rPr>
-              <w:t>DMAIC · CONTROL — the control plan; visual management; SOPs; team huddles; handover  [slides 102–110]. Hands-on: Lab 5: Control — Hold the Gain and Hand Over  [slides 111–117]</w:t>
+              <w:t>DMAIC · CONTROL — the control plan; visual management; SOPs; team huddles; handover  [slides 106–114]. Hands-on: Lab 5: Control — Hold the Gain and Hand Over  [slides 115–122]</w:t>
             </w:r>
           </w:p>
         </w:tc>
@@ -1767,7 +1825,7 @@
                 <w:b/>
                 <w:sz w:val="19"/>
               </w:rPr>
-              <w:t>Course recap, revision and Briefing for Assessment  [slides 118–128]</w:t>
+              <w:t>Course recap, revision and Briefing for Assessment  [slides 123–133]</w:t>
             </w:r>
           </w:p>
         </w:tc>
@@ -1904,14 +1962,15 @@
         <w:tblLook w:firstColumn="1" w:firstRow="1" w:lastColumn="0" w:lastRow="0" w:noHBand="0" w:noVBand="1" w:val="04A0"/>
       </w:tblPr>
       <w:tblGrid>
-        <w:gridCol w:w="2880"/>
-        <w:gridCol w:w="2880"/>
-        <w:gridCol w:w="2880"/>
+        <w:gridCol w:w="2160"/>
+        <w:gridCol w:w="2160"/>
+        <w:gridCol w:w="2160"/>
+        <w:gridCol w:w="2160"/>
       </w:tblGrid>
       <w:tr>
         <w:tc>
           <w:tcPr>
-            <w:tcW w:type="dxa" w:w="2880"/>
+            <w:tcW w:type="dxa" w:w="2232"/>
             <w:shd w:val="clear" w:color="auto" w:fill="1F6FEB"/>
           </w:tcPr>
           <w:p>
@@ -1929,7 +1988,7 @@
         </w:tc>
         <w:tc>
           <w:tcPr>
-            <w:tcW w:type="dxa" w:w="2880"/>
+            <w:tcW w:type="dxa" w:w="1008"/>
             <w:shd w:val="clear" w:color="auto" w:fill="1F6FEB"/>
           </w:tcPr>
           <w:p>
@@ -1947,7 +2006,7 @@
         </w:tc>
         <w:tc>
           <w:tcPr>
-            <w:tcW w:type="dxa" w:w="2880"/>
+            <w:tcW w:type="dxa" w:w="1512"/>
             <w:shd w:val="clear" w:color="auto" w:fill="1F6FEB"/>
           </w:tcPr>
           <w:p>
@@ -1963,11 +2022,29 @@
             </w:r>
           </w:p>
         </w:tc>
+        <w:tc>
+          <w:tcPr>
+            <w:tcW w:type="dxa" w:w="5040"/>
+            <w:shd w:val="clear" w:color="auto" w:fill="1F6FEB"/>
+          </w:tcPr>
+          <w:p>
+            <w:r/>
+            <w:r>
+              <w:rPr>
+                <w:rFonts w:ascii="Arial" w:hAnsi="Arial"/>
+                <w:b/>
+                <w:color w:val="FFFFFF"/>
+                <w:sz w:val="20"/>
+              </w:rPr>
+              <w:t>Data pack issued to learners</w:t>
+            </w:r>
+          </w:p>
+        </w:tc>
       </w:tr>
       <w:tr>
         <w:tc>
           <w:tcPr>
-            <w:tcW w:type="dxa" w:w="2880"/>
+            <w:tcW w:type="dxa" w:w="2232"/>
             <w:shd w:val="clear" w:color="auto" w:fill="E8F0FE"/>
           </w:tcPr>
           <w:p>
@@ -1984,7 +2061,7 @@
         </w:tc>
         <w:tc>
           <w:tcPr>
-            <w:tcW w:type="dxa" w:w="2880"/>
+            <w:tcW w:type="dxa" w:w="1008"/>
             <w:shd w:val="clear" w:color="auto" w:fill="E8F0FE"/>
           </w:tcPr>
           <w:p>
@@ -2001,7 +2078,7 @@
         </w:tc>
         <w:tc>
           <w:tcPr>
-            <w:tcW w:type="dxa" w:w="2880"/>
+            <w:tcW w:type="dxa" w:w="1512"/>
           </w:tcPr>
           <w:p>
             <w:r/>
@@ -2014,11 +2091,27 @@
             </w:r>
           </w:p>
         </w:tc>
+        <w:tc>
+          <w:tcPr>
+            <w:tcW w:type="dxa" w:w="5040"/>
+          </w:tcPr>
+          <w:p>
+            <w:r/>
+            <w:r>
+              <w:rPr>
+                <w:rFonts w:ascii="Arial" w:hAnsi="Arial"/>
+                <w:b w:val="0"/>
+                <w:sz w:val="18"/>
+              </w:rPr>
+              <w:t>-</w:t>
+            </w:r>
+          </w:p>
+        </w:tc>
       </w:tr>
       <w:tr>
         <w:tc>
           <w:tcPr>
-            <w:tcW w:type="dxa" w:w="2880"/>
+            <w:tcW w:type="dxa" w:w="2232"/>
             <w:shd w:val="clear" w:color="auto" w:fill="E8F0FE"/>
           </w:tcPr>
           <w:p>
@@ -2035,7 +2128,7 @@
         </w:tc>
         <w:tc>
           <w:tcPr>
-            <w:tcW w:type="dxa" w:w="2880"/>
+            <w:tcW w:type="dxa" w:w="1008"/>
             <w:shd w:val="clear" w:color="auto" w:fill="E8F0FE"/>
           </w:tcPr>
           <w:p>
@@ -2052,7 +2145,7 @@
         </w:tc>
         <w:tc>
           <w:tcPr>
-            <w:tcW w:type="dxa" w:w="2880"/>
+            <w:tcW w:type="dxa" w:w="1512"/>
           </w:tcPr>
           <w:p>
             <w:r/>
@@ -2066,11 +2159,27 @@
             </w:r>
           </w:p>
         </w:tc>
+        <w:tc>
+          <w:tcPr>
+            <w:tcW w:type="dxa" w:w="5040"/>
+          </w:tcPr>
+          <w:p>
+            <w:r/>
+            <w:r>
+              <w:rPr>
+                <w:rFonts w:ascii="Arial" w:hAnsi="Arial"/>
+                <w:b w:val="0"/>
+                <w:sz w:val="18"/>
+              </w:rPr>
+              <w:t>Raw Voice of the Customer feedback (+2 blank templates)</w:t>
+            </w:r>
+          </w:p>
+        </w:tc>
       </w:tr>
       <w:tr>
         <w:tc>
           <w:tcPr>
-            <w:tcW w:type="dxa" w:w="2880"/>
+            <w:tcW w:type="dxa" w:w="2232"/>
             <w:shd w:val="clear" w:color="auto" w:fill="E8F0FE"/>
           </w:tcPr>
           <w:p>
@@ -2087,7 +2196,7 @@
         </w:tc>
         <w:tc>
           <w:tcPr>
-            <w:tcW w:type="dxa" w:w="2880"/>
+            <w:tcW w:type="dxa" w:w="1008"/>
             <w:shd w:val="clear" w:color="auto" w:fill="E8F0FE"/>
           </w:tcPr>
           <w:p>
@@ -2104,7 +2213,7 @@
         </w:tc>
         <w:tc>
           <w:tcPr>
-            <w:tcW w:type="dxa" w:w="2880"/>
+            <w:tcW w:type="dxa" w:w="1512"/>
           </w:tcPr>
           <w:p>
             <w:r/>
@@ -2118,11 +2227,27 @@
             </w:r>
           </w:p>
         </w:tc>
+        <w:tc>
+          <w:tcPr>
+            <w:tcW w:type="dxa" w:w="5040"/>
+          </w:tcPr>
+          <w:p>
+            <w:r/>
+            <w:r>
+              <w:rPr>
+                <w:rFonts w:ascii="Arial" w:hAnsi="Arial"/>
+                <w:b w:val="0"/>
+                <w:sz w:val="18"/>
+              </w:rPr>
+              <w:t>Morning rush observation log; Process step timings; DOWNTIME waste tally (partially completed) (+3 blank templates)</w:t>
+            </w:r>
+          </w:p>
+        </w:tc>
       </w:tr>
       <w:tr>
         <w:tc>
           <w:tcPr>
-            <w:tcW w:type="dxa" w:w="2880"/>
+            <w:tcW w:type="dxa" w:w="2232"/>
             <w:shd w:val="clear" w:color="auto" w:fill="E8F0FE"/>
           </w:tcPr>
           <w:p>
@@ -2139,7 +2264,7 @@
         </w:tc>
         <w:tc>
           <w:tcPr>
-            <w:tcW w:type="dxa" w:w="2880"/>
+            <w:tcW w:type="dxa" w:w="1008"/>
             <w:shd w:val="clear" w:color="auto" w:fill="E8F0FE"/>
           </w:tcPr>
           <w:p>
@@ -2156,7 +2281,7 @@
         </w:tc>
         <w:tc>
           <w:tcPr>
-            <w:tcW w:type="dxa" w:w="2880"/>
+            <w:tcW w:type="dxa" w:w="1512"/>
           </w:tcPr>
           <w:p>
             <w:r/>
@@ -2170,11 +2295,27 @@
             </w:r>
           </w:p>
         </w:tc>
+        <w:tc>
+          <w:tcPr>
+            <w:tcW w:type="dxa" w:w="5040"/>
+          </w:tcPr>
+          <w:p>
+            <w:r/>
+            <w:r>
+              <w:rPr>
+                <w:rFonts w:ascii="Arial" w:hAnsi="Arial"/>
+                <w:b w:val="0"/>
+                <w:sz w:val="18"/>
+              </w:rPr>
+              <w:t>Delay reason Pareto data; Candidate causes and their evidence (+3 blank templates)</w:t>
+            </w:r>
+          </w:p>
+        </w:tc>
       </w:tr>
       <w:tr>
         <w:tc>
           <w:tcPr>
-            <w:tcW w:type="dxa" w:w="2880"/>
+            <w:tcW w:type="dxa" w:w="2232"/>
             <w:shd w:val="clear" w:color="auto" w:fill="E8F0FE"/>
           </w:tcPr>
           <w:p>
@@ -2191,7 +2332,7 @@
         </w:tc>
         <w:tc>
           <w:tcPr>
-            <w:tcW w:type="dxa" w:w="2880"/>
+            <w:tcW w:type="dxa" w:w="1008"/>
             <w:shd w:val="clear" w:color="auto" w:fill="E8F0FE"/>
           </w:tcPr>
           <w:p>
@@ -2208,7 +2349,7 @@
         </w:tc>
         <w:tc>
           <w:tcPr>
-            <w:tcW w:type="dxa" w:w="2880"/>
+            <w:tcW w:type="dxa" w:w="1512"/>
           </w:tcPr>
           <w:p>
             <w:r/>
@@ -2222,11 +2363,27 @@
             </w:r>
           </w:p>
         </w:tc>
+        <w:tc>
+          <w:tcPr>
+            <w:tcW w:type="dxa" w:w="5040"/>
+          </w:tcPr>
+          <w:p>
+            <w:r/>
+            <w:r>
+              <w:rPr>
+                <w:rFonts w:ascii="Arial" w:hAnsi="Arial"/>
+                <w:b w:val="0"/>
+                <w:sz w:val="18"/>
+              </w:rPr>
+              <w:t>Countermeasure options with impact, effort and cost; Pilot week results (+3 blank templates)</w:t>
+            </w:r>
+          </w:p>
+        </w:tc>
       </w:tr>
       <w:tr>
         <w:tc>
           <w:tcPr>
-            <w:tcW w:type="dxa" w:w="2880"/>
+            <w:tcW w:type="dxa" w:w="2232"/>
             <w:shd w:val="clear" w:color="auto" w:fill="E8F0FE"/>
           </w:tcPr>
           <w:p>
@@ -2243,7 +2400,7 @@
         </w:tc>
         <w:tc>
           <w:tcPr>
-            <w:tcW w:type="dxa" w:w="2880"/>
+            <w:tcW w:type="dxa" w:w="1008"/>
             <w:shd w:val="clear" w:color="auto" w:fill="E8F0FE"/>
           </w:tcPr>
           <w:p>
@@ -2260,7 +2417,7 @@
         </w:tc>
         <w:tc>
           <w:tcPr>
-            <w:tcW w:type="dxa" w:w="2880"/>
+            <w:tcW w:type="dxa" w:w="1512"/>
           </w:tcPr>
           <w:p>
             <w:r/>
@@ -2274,8 +2431,34 @@
             </w:r>
           </w:p>
         </w:tc>
+        <w:tc>
+          <w:tcPr>
+            <w:tcW w:type="dxa" w:w="5040"/>
+          </w:tcPr>
+          <w:p>
+            <w:r/>
+            <w:r>
+              <w:rPr>
+                <w:rFonts w:ascii="Arial" w:hAnsi="Arial"/>
+                <w:b w:val="0"/>
+                <w:sz w:val="18"/>
+              </w:rPr>
+              <w:t>Post-improvement monitoring — four weeks; Control plan — worked example (one row completed) (+3 blank templates)</w:t>
+            </w:r>
+          </w:p>
+        </w:tc>
       </w:tr>
     </w:tbl>
+    <w:p>
+      <w:r>
+        <w:rPr>
+          <w:i/>
+          <w:color w:val="555B66"/>
+          <w:sz w:val="19"/>
+        </w:rPr>
+        <w:t>Every lab is a self-contained folder holding the worksheet, its mock data (CSV and Excel), blank templates, a worked model answer and facilitator notes. The datasets are internally consistent across the five labs, so the BrewBean Cafe story reconciles from Define through to Control.</w:t>
+      </w:r>
+    </w:p>
     <w:sectPr>
       <w:footerReference w:type="default" r:id="rId10"/>
       <w:pgSz w:w="12240" w:h="15840"/>

--- a/courseware/LP-Certified Lean Six Sigma White Belt (CLSSWB) Training.docx
+++ b/courseware/LP-Certified Lean Six Sigma White Belt (CLSSWB) Training.docx
@@ -179,7 +179,7 @@
           <w:color w:val="1F6FEB"/>
           <w:sz w:val="24"/>
         </w:rPr>
-        <w:t>Version 3</w:t>
+        <w:t>Version 4</w:t>
       </w:r>
     </w:p>
     <w:p>
@@ -457,6 +457,64 @@
           </w:p>
         </w:tc>
       </w:tr>
+      <w:tr>
+        <w:tc>
+          <w:tcPr>
+            <w:tcW w:type="dxa" w:w="2160"/>
+          </w:tcPr>
+          <w:p>
+            <w:r/>
+            <w:r>
+              <w:rPr>
+                <w:sz w:val="19"/>
+              </w:rPr>
+              <w:t>4</w:t>
+            </w:r>
+          </w:p>
+        </w:tc>
+        <w:tc>
+          <w:tcPr>
+            <w:tcW w:type="dxa" w:w="2160"/>
+          </w:tcPr>
+          <w:p>
+            <w:r/>
+            <w:r>
+              <w:rPr>
+                <w:sz w:val="19"/>
+              </w:rPr>
+              <w:t>23 September 2026</w:t>
+            </w:r>
+          </w:p>
+        </w:tc>
+        <w:tc>
+          <w:tcPr>
+            <w:tcW w:type="dxa" w:w="2160"/>
+          </w:tcPr>
+          <w:p>
+            <w:r/>
+            <w:r>
+              <w:rPr>
+                <w:sz w:val="19"/>
+              </w:rPr>
+              <w:t>Labs restructured into the house ACTIVITY format: activities/ replaces labs/, one folder per activity named 'NN - Title', each holding the Facilitator Guide, Learner Worksheet and Checklist as DOCX and PDF plus its data pack. Lab Reference table relabelled to Activity Reference.</w:t>
+            </w:r>
+          </w:p>
+        </w:tc>
+        <w:tc>
+          <w:tcPr>
+            <w:tcW w:type="dxa" w:w="2160"/>
+          </w:tcPr>
+          <w:p>
+            <w:r/>
+            <w:r>
+              <w:rPr>
+                <w:sz w:val="19"/>
+              </w:rPr>
+              <w:t>Dr. Alfred Ang</w:t>
+            </w:r>
+          </w:p>
+        </w:tc>
+      </w:tr>
     </w:tbl>
     <w:p>
       <w:r>
@@ -492,7 +550,7 @@
         </w:rPr>
         <w:t>Course Information</w:t>
         <w:tab/>
-        <w:t>4</w:t>
+        <w:t>5</w:t>
       </w:r>
     </w:p>
     <w:p>
@@ -511,7 +569,7 @@
         </w:rPr>
         <w:t>Learning Outcomes</w:t>
         <w:tab/>
-        <w:t>4</w:t>
+        <w:t>5</w:t>
       </w:r>
     </w:p>
     <w:p>
@@ -530,7 +588,7 @@
         </w:rPr>
         <w:t>Assessment</w:t>
         <w:tab/>
-        <w:t>4</w:t>
+        <w:t>5</w:t>
       </w:r>
     </w:p>
     <w:p>
@@ -549,7 +607,7 @@
         </w:rPr>
         <w:t>Course Schedule</w:t>
         <w:tab/>
-        <w:t>4</w:t>
+        <w:t>5</w:t>
       </w:r>
     </w:p>
     <w:p>
@@ -569,7 +627,7 @@
         </w:rPr>
         <w:t>Day 1 — Lean Six Sigma foundations and the full DMAIC roadmap, with assessment</w:t>
         <w:tab/>
-        <w:t>4</w:t>
+        <w:t>5</w:t>
       </w:r>
     </w:p>
     <w:p>
@@ -586,9 +644,9 @@
           <w:color w:val="333333"/>
           <w:sz w:val="22"/>
         </w:rPr>
-        <w:t>Lab Reference (aligned to the DMAIC phases)</w:t>
+        <w:t>Activity Reference (aligned to the DMAIC phases)</w:t>
         <w:tab/>
-        <w:t>6</w:t>
+        <w:t>7</w:t>
       </w:r>
     </w:p>
     <w:p>
@@ -1354,7 +1412,7 @@
                 <w:b w:val="0"/>
                 <w:sz w:val="19"/>
               </w:rPr>
-              <w:t>Hands-on: Lab 1: Define — Customer Requirements and the Problem Statement  [slides 40–46]</w:t>
+              <w:t>Hands-on Activity: Activity 1: Define — Customer Requirements and the Problem Statement  [slides 40–46]</w:t>
             </w:r>
           </w:p>
         </w:tc>
@@ -1510,7 +1568,7 @@
                 <w:b w:val="0"/>
                 <w:sz w:val="19"/>
               </w:rPr>
-              <w:t>Hands-on: Lab 2: Measure — Map the Process and Spot the Waste  [slides 59–66]</w:t>
+              <w:t>Hands-on Activity: Activity 2: Measure — Map the Process and Spot the Waste  [slides 59–66]</w:t>
             </w:r>
           </w:p>
         </w:tc>
@@ -1666,7 +1724,7 @@
                 <w:b w:val="0"/>
                 <w:sz w:val="19"/>
               </w:rPr>
-              <w:t>Hands-on: Lab 3: Analyze — Find the Root Cause using the 5 Whys and Fishbone tools  [slides 79–86]</w:t>
+              <w:t>Hands-on Activity: Activity 3: Analyze — Find the Root Cause using the 5 Whys and Fishbone tools  [slides 79–86]</w:t>
             </w:r>
           </w:p>
         </w:tc>
@@ -1719,7 +1777,7 @@
                 <w:b/>
                 <w:sz w:val="19"/>
               </w:rPr>
-              <w:t>DMAIC · IMPROVE — generating solutions; impact/effort screening; 5S; mistake proofing (Poka-Yoke); standard work; piloting  [slides 87–97]. Hands-on: Lab 4: Improve — Choose and Pilot a Countermeasure  [slides 98–105]</w:t>
+              <w:t>DMAIC · IMPROVE — generating solutions; impact/effort screening; 5S; mistake proofing (Poka-Yoke); standard work; piloting  [slides 87–97]. Hands-on: Activity 4: Improve — Choose and Pilot a Countermeasure  [slides 98–105]</w:t>
             </w:r>
           </w:p>
         </w:tc>
@@ -1772,7 +1830,7 @@
                 <w:b/>
                 <w:sz w:val="19"/>
               </w:rPr>
-              <w:t>DMAIC · CONTROL — the control plan; visual management; SOPs; team huddles; handover  [slides 106–114]. Hands-on: Lab 5: Control — Hold the Gain and Hand Over  [slides 115–122]</w:t>
+              <w:t>DMAIC · CONTROL — the control plan; visual management; SOPs; team huddles; handover  [slides 106–114]. Hands-on: Activity 5: Control — Hold the Gain and Hand Over  [slides 115–122]</w:t>
             </w:r>
           </w:p>
         </w:tc>
@@ -1952,7 +2010,7 @@
         <w:pStyle w:val="Heading1"/>
       </w:pPr>
       <w:r>
-        <w:t>Lab Reference (aligned to the DMAIC phases)</w:t>
+        <w:t>Activity Reference (aligned to the DMAIC phases)</w:t>
       </w:r>
     </w:p>
     <w:tbl>
@@ -2018,7 +2076,7 @@
                 <w:color w:val="FFFFFF"/>
                 <w:sz w:val="20"/>
               </w:rPr>
-              <w:t>Labs</w:t>
+              <w:t>Activities</w:t>
             </w:r>
           </w:p>
         </w:tc>
@@ -2155,7 +2213,7 @@
                 <w:b w:val="0"/>
                 <w:sz w:val="19"/>
               </w:rPr>
-              <w:t>Lab 1</w:t>
+              <w:t>Activity 1</w:t>
             </w:r>
           </w:p>
         </w:tc>
@@ -2223,7 +2281,7 @@
                 <w:b w:val="0"/>
                 <w:sz w:val="19"/>
               </w:rPr>
-              <w:t>Lab 2</w:t>
+              <w:t>Activity 2</w:t>
             </w:r>
           </w:p>
         </w:tc>
@@ -2291,7 +2349,7 @@
                 <w:b w:val="0"/>
                 <w:sz w:val="19"/>
               </w:rPr>
-              <w:t>Lab 3</w:t>
+              <w:t>Activity 3</w:t>
             </w:r>
           </w:p>
         </w:tc>
@@ -2359,7 +2417,7 @@
                 <w:b w:val="0"/>
                 <w:sz w:val="19"/>
               </w:rPr>
-              <w:t>Lab 4</w:t>
+              <w:t>Activity 4</w:t>
             </w:r>
           </w:p>
         </w:tc>
@@ -2427,7 +2485,7 @@
                 <w:b w:val="0"/>
                 <w:sz w:val="19"/>
               </w:rPr>
-              <w:t>Lab 5</w:t>
+              <w:t>Activity 5</w:t>
             </w:r>
           </w:p>
         </w:tc>
@@ -2456,7 +2514,7 @@
           <w:color w:val="555B66"/>
           <w:sz w:val="19"/>
         </w:rPr>
-        <w:t>Every lab is a self-contained folder holding the worksheet, its mock data (CSV and Excel), blank templates, a worked model answer and facilitator notes. The datasets are internally consistent across the five labs, so the BrewBean Cafe story reconciles from Define through to Control.</w:t>
+        <w:t>Every activity is a self-contained folder holding the Facilitator Guide, Learner Worksheet and Checklist (DOCX + PDF), its mock data (CSV and Excel), blank templates and a worked model answer. The datasets are internally consistent across the five activities, so the BrewBean Cafe story reconciles from Define to Control.</w:t>
       </w:r>
     </w:p>
     <w:sectPr>

--- a/courseware/LP-Certified Lean Six Sigma White Belt (CLSSWB) Training.docx
+++ b/courseware/LP-Certified Lean Six Sigma White Belt (CLSSWB) Training.docx
@@ -179,7 +179,7 @@
           <w:color w:val="1F6FEB"/>
           <w:sz w:val="24"/>
         </w:rPr>
-        <w:t>Version 4</w:t>
+        <w:t>Version 5</w:t>
       </w:r>
     </w:p>
     <w:p>
@@ -380,7 +380,7 @@
               <w:rPr>
                 <w:sz w:val="19"/>
               </w:rPr>
-              <w:t>Lesson plan rebuilt from the single-source content module. Schedule restructured to follow the DMAIC roadmap end to end within one 8-hour training day, with exactly one hands-on lab per DMAIC phase (5 labs) on a single continuous scenario. Content simplified to White Belt awareness depth: sigma-level and DPMO calculation, MSA, FMEA, value stream mapping, Kano analysis, weighted solution-selection matrices and SPC control limits removed. Assessment aligned to the TMS record: WA (SAQ, 30 min) plus Case Study (30 min); slide references added to the schedule.</w:t>
+              <w:t>Lesson plan rebuilt from the single-source content module. Schedule restructured to follow the DMAIC roadmap end to end within one 8-hour training day, with exactly one hands-on activity per DMAIC phase (5 labs) on a single continuous scenario. Content simplified to White Belt awareness depth: sigma-level and DPMO calculation, MSA, FMEA, value stream mapping, Kano analysis, weighted solution-selection matrices and SPC control limits removed. Assessment aligned to the TMS record: WA (SAQ, 30 min) plus Case Study (30 min); slide references added to the schedule.</w:t>
             </w:r>
           </w:p>
         </w:tc>
@@ -438,7 +438,7 @@
               <w:rPr>
                 <w:sz w:val="19"/>
               </w:rPr>
-              <w:t>Lab data pack added: each lab is now a self-contained folder with its mock dataset (CSV + Excel), blank templates, a worked model answer and facilitator notes. The Lab Reference table now shows the data pack issued for each lab, and the lab steps reference the specific data and template files the learner works from.</w:t>
+              <w:t>Lab data pack added: each activity is now a self-contained folder with its mock dataset (CSV + Excel), blank templates, a worked model answer and facilitator notes. The Lab Reference table now shows the data pack issued for each activity, and the lab steps reference the specific data and template files the learner works from.</w:t>
             </w:r>
           </w:p>
         </w:tc>
@@ -497,6 +497,64 @@
                 <w:sz w:val="19"/>
               </w:rPr>
               <w:t>Labs restructured into the house ACTIVITY format: activities/ replaces labs/, one folder per activity named 'NN - Title', each holding the Facilitator Guide, Learner Worksheet and Checklist as DOCX and PDF plus its data pack. Lab Reference table relabelled to Activity Reference.</w:t>
+            </w:r>
+          </w:p>
+        </w:tc>
+        <w:tc>
+          <w:tcPr>
+            <w:tcW w:type="dxa" w:w="2160"/>
+          </w:tcPr>
+          <w:p>
+            <w:r/>
+            <w:r>
+              <w:rPr>
+                <w:sz w:val="19"/>
+              </w:rPr>
+              <w:t>Dr. Alfred Ang</w:t>
+            </w:r>
+          </w:p>
+        </w:tc>
+      </w:tr>
+      <w:tr>
+        <w:tc>
+          <w:tcPr>
+            <w:tcW w:type="dxa" w:w="2160"/>
+          </w:tcPr>
+          <w:p>
+            <w:r/>
+            <w:r>
+              <w:rPr>
+                <w:sz w:val="19"/>
+              </w:rPr>
+              <w:t>5</w:t>
+            </w:r>
+          </w:p>
+        </w:tc>
+        <w:tc>
+          <w:tcPr>
+            <w:tcW w:type="dxa" w:w="2160"/>
+          </w:tcPr>
+          <w:p>
+            <w:r/>
+            <w:r>
+              <w:rPr>
+                <w:sz w:val="19"/>
+              </w:rPr>
+              <w:t>23 September 2026</w:t>
+            </w:r>
+          </w:p>
+        </w:tc>
+        <w:tc>
+          <w:tcPr>
+            <w:tcW w:type="dxa" w:w="2160"/>
+          </w:tcPr>
+          <w:p>
+            <w:r/>
+            <w:r>
+              <w:rPr>
+                <w:sz w:val="19"/>
+              </w:rPr>
+              <w:t>Terminology aligned: 'Lab N' now reads 'Activity N' throughout, matching the activities/ folder names and the Case Study citations. Schedule footnote clarified to state that the 480-minute total counts scheduled time excluding the lunch break.</w:t>
             </w:r>
           </w:p>
         </w:tc>
@@ -1362,7 +1420,7 @@
                 <w:b/>
                 <w:sz w:val="19"/>
               </w:rPr>
-              <w:t>DMAIC · DEFINE — Voice of the Customer; VOC to CTQ translation; problem statements; SMART goals; the project charter and scope  [slides 27–39]</w:t>
+              <w:t>DMAIC · DEFINE — Voice of the Customer; VOC to CTQ translation; problem statements; SMART goals; the project charter and scope  [slides 27–46]</w:t>
             </w:r>
           </w:p>
         </w:tc>
@@ -1412,7 +1470,7 @@
                 <w:b w:val="0"/>
                 <w:sz w:val="19"/>
               </w:rPr>
-              <w:t>Hands-on Activity: Activity 1: Define — Customer Requirements and the Problem Statement  [slides 40–46]</w:t>
+              <w:t>Hands-on Activity: Activity 1: Define — Customer Requirements and the Problem Statement</w:t>
             </w:r>
           </w:p>
         </w:tc>
@@ -1518,7 +1576,7 @@
                 <w:b/>
                 <w:sz w:val="19"/>
               </w:rPr>
-              <w:t>DMAIC · MEASURE — process mapping; SIPOC; types of data; data collection plans; check sheets; the eight wastes (DOWNTIME); value-added analysis  [slides 47–58]</w:t>
+              <w:t>DMAIC · MEASURE — process mapping; SIPOC; types of data; data collection plans; check sheets; the eight wastes (DOWNTIME); value-added analysis  [slides 47–66]</w:t>
             </w:r>
           </w:p>
         </w:tc>
@@ -1568,7 +1626,7 @@
                 <w:b w:val="0"/>
                 <w:sz w:val="19"/>
               </w:rPr>
-              <w:t>Hands-on Activity: Activity 2: Measure — Map the Process and Spot the Waste  [slides 59–66]</w:t>
+              <w:t>Hands-on Activity: Activity 2: Measure — Map the Process and Spot the Waste</w:t>
             </w:r>
           </w:p>
         </w:tc>
@@ -1621,7 +1679,7 @@
                 <w:b/>
                 <w:sz w:val="19"/>
               </w:rPr>
-              <w:t>DMAIC · ANALYZE — symptom vs root cause; 5 Whys; Fishbone (5M); reading a Pareto chart; common vs special cause variation  [slides 67–78]</w:t>
+              <w:t>DMAIC · ANALYZE — symptom vs root cause; 5 Whys; Fishbone (5M); reading a Pareto chart; common vs special cause variation  [slides 67–86]</w:t>
             </w:r>
           </w:p>
         </w:tc>
@@ -1724,7 +1782,7 @@
                 <w:b w:val="0"/>
                 <w:sz w:val="19"/>
               </w:rPr>
-              <w:t>Hands-on Activity: Activity 3: Analyze — Find the Root Cause using the 5 Whys and Fishbone tools  [slides 79–86]</w:t>
+              <w:t>Hands-on Activity: Activity 3: Analyze — Find the Root Cause using the 5 Whys and Fishbone tools</w:t>
             </w:r>
           </w:p>
         </w:tc>
@@ -1777,7 +1835,7 @@
                 <w:b/>
                 <w:sz w:val="19"/>
               </w:rPr>
-              <w:t>DMAIC · IMPROVE — generating solutions; impact/effort screening; 5S; mistake proofing (Poka-Yoke); standard work; piloting  [slides 87–97]. Hands-on: Activity 4: Improve — Choose and Pilot a Countermeasure  [slides 98–105]</w:t>
+              <w:t>DMAIC · IMPROVE — generating solutions; impact/effort screening; 5S; mistake proofing (Poka-Yoke); standard work; piloting  [slides 87–105]. Hands-on: Activity 4: Improve — Choose and Pilot a Countermeasure</w:t>
             </w:r>
           </w:p>
         </w:tc>
@@ -1830,7 +1888,7 @@
                 <w:b/>
                 <w:sz w:val="19"/>
               </w:rPr>
-              <w:t>DMAIC · CONTROL — the control plan; visual management; SOPs; team huddles; handover  [slides 106–114]. Hands-on: Activity 5: Control — Hold the Gain and Hand Over  [slides 115–122]</w:t>
+              <w:t>DMAIC · CONTROL — the control plan; visual management; SOPs; team huddles; handover  [slides 106–122]. Hands-on: Activity 5: Control — Hold the Gain and Hand Over</w:t>
             </w:r>
           </w:p>
         </w:tc>
@@ -1839,14 +1897,14 @@
         <w:tc>
           <w:tcPr>
             <w:tcW w:type="dxa" w:w="1656"/>
-            <w:shd w:val="clear" w:color="auto" w:fill="E8F7EE"/>
+            <w:shd w:val="clear" w:color="auto" w:fill="F3F5F8"/>
           </w:tcPr>
           <w:p>
             <w:r/>
             <w:r>
               <w:rPr>
                 <w:rFonts w:ascii="Arial" w:hAnsi="Arial"/>
-                <w:b/>
+                <w:b w:val="0"/>
                 <w:sz w:val="19"/>
               </w:rPr>
               <w:t>16:55–17:30</w:t>
@@ -1856,7 +1914,7 @@
         <w:tc>
           <w:tcPr>
             <w:tcW w:type="dxa" w:w="1296"/>
-            <w:shd w:val="clear" w:color="auto" w:fill="E8F7EE"/>
+            <w:shd w:val="clear" w:color="auto" w:fill="F3F5F8"/>
           </w:tcPr>
           <w:p>
             <w:r/>
@@ -1873,14 +1931,14 @@
         <w:tc>
           <w:tcPr>
             <w:tcW w:type="dxa" w:w="6840"/>
-            <w:shd w:val="clear" w:color="auto" w:fill="E8F7EE"/>
+            <w:shd w:val="clear" w:color="auto" w:fill="F3F5F8"/>
           </w:tcPr>
           <w:p>
             <w:r/>
             <w:r>
               <w:rPr>
                 <w:rFonts w:ascii="Arial" w:hAnsi="Arial"/>
-                <w:b/>
+                <w:b w:val="0"/>
                 <w:sz w:val="19"/>
               </w:rPr>
               <w:t>Course recap, revision and Briefing for Assessment  [slides 123–133]</w:t>
@@ -2002,7 +2060,7 @@
           <w:color w:val="555B66"/>
           <w:sz w:val="19"/>
         </w:rPr>
-        <w:t>Total training time: 480 minutes (8 hours).</w:t>
+        <w:t>Total training time: 480 minutes (8 hours) — scheduled time from 9:30 to 18:30, excluding the 1-hour lunch break.</w:t>
       </w:r>
     </w:p>
     <w:p>

--- a/courseware/LP-Certified Lean Six Sigma White Belt (CLSSWB) Training.docx
+++ b/courseware/LP-Certified Lean Six Sigma White Belt (CLSSWB) Training.docx
@@ -179,7 +179,7 @@
           <w:color w:val="1F6FEB"/>
           <w:sz w:val="24"/>
         </w:rPr>
-        <w:t>Version 5</w:t>
+        <w:t>Version 6</w:t>
       </w:r>
     </w:p>
     <w:p>
@@ -573,6 +573,64 @@
           </w:p>
         </w:tc>
       </w:tr>
+      <w:tr>
+        <w:tc>
+          <w:tcPr>
+            <w:tcW w:type="dxa" w:w="2160"/>
+          </w:tcPr>
+          <w:p>
+            <w:r/>
+            <w:r>
+              <w:rPr>
+                <w:sz w:val="19"/>
+              </w:rPr>
+              <w:t>6</w:t>
+            </w:r>
+          </w:p>
+        </w:tc>
+        <w:tc>
+          <w:tcPr>
+            <w:tcW w:type="dxa" w:w="2160"/>
+          </w:tcPr>
+          <w:p>
+            <w:r/>
+            <w:r>
+              <w:rPr>
+                <w:sz w:val="19"/>
+              </w:rPr>
+              <w:t>23 September 2026</w:t>
+            </w:r>
+          </w:p>
+        </w:tc>
+        <w:tc>
+          <w:tcPr>
+            <w:tcW w:type="dxa" w:w="2160"/>
+          </w:tcPr>
+          <w:p>
+            <w:r/>
+            <w:r>
+              <w:rPr>
+                <w:sz w:val="19"/>
+              </w:rPr>
+              <w:t>Completed the activity rename: the remaining learner-facing 'lab' wordings in the deck, this guide and the Lesson Plan now read 'activity'. Fixed the Lesson Plan's slide-reference lookup, which stopped matching when the deck's activity markers were renamed and had dropped the [slides N-M] references from the activity rows.</w:t>
+            </w:r>
+          </w:p>
+        </w:tc>
+        <w:tc>
+          <w:tcPr>
+            <w:tcW w:type="dxa" w:w="2160"/>
+          </w:tcPr>
+          <w:p>
+            <w:r/>
+            <w:r>
+              <w:rPr>
+                <w:sz w:val="19"/>
+              </w:rPr>
+              <w:t>Dr. Alfred Ang</w:t>
+            </w:r>
+          </w:p>
+        </w:tc>
+      </w:tr>
     </w:tbl>
     <w:p>
       <w:r>
@@ -917,7 +975,7 @@
               <w:rPr>
                 <w:sz w:val="20"/>
               </w:rPr>
-              <w:t>Instructor-led, hands-on Lean Six Sigma labs using the BrewBean Cafe morning rush improvement scenario</w:t>
+              <w:t>Instructor-led, hands-on Lean Six Sigma activities using the BrewBean Cafe morning rush improvement scenario</w:t>
             </w:r>
           </w:p>
         </w:tc>
@@ -1420,7 +1478,7 @@
                 <w:b/>
                 <w:sz w:val="19"/>
               </w:rPr>
-              <w:t>DMAIC · DEFINE — Voice of the Customer; VOC to CTQ translation; problem statements; SMART goals; the project charter and scope  [slides 27–46]</w:t>
+              <w:t>DMAIC · DEFINE — Voice of the Customer; VOC to CTQ translation; problem statements; SMART goals; the project charter and scope  [slides 27–39]</w:t>
             </w:r>
           </w:p>
         </w:tc>
@@ -1470,7 +1528,7 @@
                 <w:b w:val="0"/>
                 <w:sz w:val="19"/>
               </w:rPr>
-              <w:t>Hands-on Activity: Activity 1: Define — Customer Requirements and the Problem Statement</w:t>
+              <w:t>Hands-on Activity: Activity 1: Define — Customer Requirements and the Problem Statement  [slides 40–46]</w:t>
             </w:r>
           </w:p>
         </w:tc>
@@ -1576,7 +1634,7 @@
                 <w:b/>
                 <w:sz w:val="19"/>
               </w:rPr>
-              <w:t>DMAIC · MEASURE — process mapping; SIPOC; types of data; data collection plans; check sheets; the eight wastes (DOWNTIME); value-added analysis  [slides 47–66]</w:t>
+              <w:t>DMAIC · MEASURE — process mapping; SIPOC; types of data; data collection plans; check sheets; the eight wastes (DOWNTIME); value-added analysis  [slides 47–58]</w:t>
             </w:r>
           </w:p>
         </w:tc>
@@ -1626,7 +1684,7 @@
                 <w:b w:val="0"/>
                 <w:sz w:val="19"/>
               </w:rPr>
-              <w:t>Hands-on Activity: Activity 2: Measure — Map the Process and Spot the Waste</w:t>
+              <w:t>Hands-on Activity: Activity 2: Measure — Map the Process and Spot the Waste  [slides 59–66]</w:t>
             </w:r>
           </w:p>
         </w:tc>
@@ -1679,7 +1737,7 @@
                 <w:b/>
                 <w:sz w:val="19"/>
               </w:rPr>
-              <w:t>DMAIC · ANALYZE — symptom vs root cause; 5 Whys; Fishbone (5M); reading a Pareto chart; common vs special cause variation  [slides 67–86]</w:t>
+              <w:t>DMAIC · ANALYZE — symptom vs root cause; 5 Whys; Fishbone (5M); reading a Pareto chart; common vs special cause variation  [slides 67–78]</w:t>
             </w:r>
           </w:p>
         </w:tc>
@@ -1782,7 +1840,7 @@
                 <w:b w:val="0"/>
                 <w:sz w:val="19"/>
               </w:rPr>
-              <w:t>Hands-on Activity: Activity 3: Analyze — Find the Root Cause using the 5 Whys and Fishbone tools</w:t>
+              <w:t>Hands-on Activity: Activity 3: Analyze — Find the Root Cause using the 5 Whys and Fishbone tools  [slides 79–86]</w:t>
             </w:r>
           </w:p>
         </w:tc>
@@ -1835,7 +1893,7 @@
                 <w:b/>
                 <w:sz w:val="19"/>
               </w:rPr>
-              <w:t>DMAIC · IMPROVE — generating solutions; impact/effort screening; 5S; mistake proofing (Poka-Yoke); standard work; piloting  [slides 87–105]. Hands-on: Activity 4: Improve — Choose and Pilot a Countermeasure</w:t>
+              <w:t>DMAIC · IMPROVE — generating solutions; impact/effort screening; 5S; mistake proofing (Poka-Yoke); standard work; piloting  [slides 87–97]. Hands-on: Activity 4: Improve — Choose and Pilot a Countermeasure  [slides 98–105]</w:t>
             </w:r>
           </w:p>
         </w:tc>
@@ -1888,7 +1946,7 @@
                 <w:b/>
                 <w:sz w:val="19"/>
               </w:rPr>
-              <w:t>DMAIC · CONTROL — the control plan; visual management; SOPs; team huddles; handover  [slides 106–122]. Hands-on: Activity 5: Control — Hold the Gain and Hand Over</w:t>
+              <w:t>DMAIC · CONTROL — the control plan; visual management; SOPs; team huddles; handover  [slides 106–114]. Hands-on: Activity 5: Control — Hold the Gain and Hand Over  [slides 115–122]</w:t>
             </w:r>
           </w:p>
         </w:tc>

--- a/courseware/LP-Certified Lean Six Sigma White Belt (CLSSWB) Training.docx
+++ b/courseware/LP-Certified Lean Six Sigma White Belt (CLSSWB) Training.docx
@@ -179,7 +179,7 @@
           <w:color w:val="1F6FEB"/>
           <w:sz w:val="24"/>
         </w:rPr>
-        <w:t>Version 6</w:t>
+        <w:t>Version 7</w:t>
       </w:r>
     </w:p>
     <w:p>
@@ -613,6 +613,64 @@
                 <w:sz w:val="19"/>
               </w:rPr>
               <w:t>Completed the activity rename: the remaining learner-facing 'lab' wordings in the deck, this guide and the Lesson Plan now read 'activity'. Fixed the Lesson Plan's slide-reference lookup, which stopped matching when the deck's activity markers were renamed and had dropped the [slides N-M] references from the activity rows.</w:t>
+            </w:r>
+          </w:p>
+        </w:tc>
+        <w:tc>
+          <w:tcPr>
+            <w:tcW w:type="dxa" w:w="2160"/>
+          </w:tcPr>
+          <w:p>
+            <w:r/>
+            <w:r>
+              <w:rPr>
+                <w:sz w:val="19"/>
+              </w:rPr>
+              <w:t>Dr. Alfred Ang</w:t>
+            </w:r>
+          </w:p>
+        </w:tc>
+      </w:tr>
+      <w:tr>
+        <w:tc>
+          <w:tcPr>
+            <w:tcW w:type="dxa" w:w="2160"/>
+          </w:tcPr>
+          <w:p>
+            <w:r/>
+            <w:r>
+              <w:rPr>
+                <w:sz w:val="19"/>
+              </w:rPr>
+              <w:t>7</w:t>
+            </w:r>
+          </w:p>
+        </w:tc>
+        <w:tc>
+          <w:tcPr>
+            <w:tcW w:type="dxa" w:w="2160"/>
+          </w:tcPr>
+          <w:p>
+            <w:r/>
+            <w:r>
+              <w:rPr>
+                <w:sz w:val="19"/>
+              </w:rPr>
+              <w:t>23 September 2026</w:t>
+            </w:r>
+          </w:p>
+        </w:tc>
+        <w:tc>
+          <w:tcPr>
+            <w:tcW w:type="dxa" w:w="2160"/>
+          </w:tcPr>
+          <w:p>
+            <w:r/>
+            <w:r>
+              <w:rPr>
+                <w:sz w:val="19"/>
+              </w:rPr>
+              <w:t>Activity step slides now carry the DMAIC phase in the eyebrow (ACTIVITY N - PHASE) instead of a character-truncated activity title.</w:t>
             </w:r>
           </w:p>
         </w:tc>
